--- a/Kalendar reja 2025-2026/Kalendar reja SIA 7-semestr IT.docx
+++ b/Kalendar reja 2025-2026/Kalendar reja SIA 7-semestr IT.docx
@@ -1,6 +1,6 @@
 
 <file path=word/document.xml><?xml version="1.0" encoding="utf-8"?>
-<w:document xmlns:wpc="http://schemas.microsoft.com/office/word/2010/wordprocessingCanvas" xmlns:cx="http://schemas.microsoft.com/office/drawing/2014/chartex" xmlns:cx1="http://schemas.microsoft.com/office/drawing/2015/9/8/chartex" xmlns:cx2="http://schemas.microsoft.com/office/drawing/2015/10/21/chartex" xmlns:cx3="http://schemas.microsoft.com/office/drawing/2016/5/9/chartex" xmlns:cx4="http://schemas.microsoft.com/office/drawing/2016/5/10/chartex" xmlns:cx5="http://schemas.microsoft.com/office/drawing/2016/5/11/chartex" xmlns:cx6="http://schemas.microsoft.com/office/drawing/2016/5/12/chartex" xmlns:cx7="http://schemas.microsoft.com/office/drawing/2016/5/13/chartex" xmlns:cx8="http://schemas.microsoft.com/office/drawing/2016/5/14/chartex" xmlns:mc="http://schemas.openxmlformats.org/markup-compatibility/2006" xmlns:aink="http://schemas.microsoft.com/office/drawing/2016/ink" xmlns:am3d="http://schemas.microsoft.com/office/drawing/2017/model3d" xmlns:o="urn:schemas-microsoft-com:office:office" xmlns:r="http://schemas.openxmlformats.org/officeDocument/2006/relationships" xmlns:m="http://schemas.openxmlformats.org/officeDocument/2006/math" xmlns:v="urn:schemas-microsoft-com:vml" xmlns:wp14="http://schemas.microsoft.com/office/word/2010/wordprocessingDrawing" xmlns:wp="http://schemas.openxmlformats.org/drawingml/2006/wordprocessingDrawing" xmlns:w10="urn:schemas-microsoft-com:office:word" xmlns:w="http://schemas.openxmlformats.org/wordprocessingml/2006/main" xmlns:w14="http://schemas.microsoft.com/office/word/2010/wordml" xmlns:w15="http://schemas.microsoft.com/office/word/2012/wordml" xmlns:w16cid="http://schemas.microsoft.com/office/word/2016/wordml/cid" xmlns:w16se="http://schemas.microsoft.com/office/word/2015/wordml/symex" xmlns:wpg="http://schemas.microsoft.com/office/word/2010/wordprocessingGroup" xmlns:wpi="http://schemas.microsoft.com/office/word/2010/wordprocessingInk" xmlns:wne="http://schemas.microsoft.com/office/word/2006/wordml" xmlns:wps="http://schemas.microsoft.com/office/word/2010/wordprocessingShape" mc:Ignorable="w14 w15 w16se w16cid wp14">
+<w:document xmlns:wpc="http://schemas.microsoft.com/office/word/2010/wordprocessingCanvas" xmlns:cx="http://schemas.microsoft.com/office/drawing/2014/chartex" xmlns:cx1="http://schemas.microsoft.com/office/drawing/2015/9/8/chartex" xmlns:cx2="http://schemas.microsoft.com/office/drawing/2015/10/21/chartex" xmlns:cx3="http://schemas.microsoft.com/office/drawing/2016/5/9/chartex" xmlns:cx4="http://schemas.microsoft.com/office/drawing/2016/5/10/chartex" xmlns:cx5="http://schemas.microsoft.com/office/drawing/2016/5/11/chartex" xmlns:cx6="http://schemas.microsoft.com/office/drawing/2016/5/12/chartex" xmlns:cx7="http://schemas.microsoft.com/office/drawing/2016/5/13/chartex" xmlns:cx8="http://schemas.microsoft.com/office/drawing/2016/5/14/chartex" xmlns:mc="http://schemas.openxmlformats.org/markup-compatibility/2006" xmlns:aink="http://schemas.microsoft.com/office/drawing/2016/ink" xmlns:am3d="http://schemas.microsoft.com/office/drawing/2017/model3d" xmlns:o="urn:schemas-microsoft-com:office:office" xmlns:r="http://schemas.openxmlformats.org/officeDocument/2006/relationships" xmlns:m="http://schemas.openxmlformats.org/officeDocument/2006/math" xmlns:v="urn:schemas-microsoft-com:vml" xmlns:wp14="http://schemas.microsoft.com/office/word/2010/wordprocessingDrawing" xmlns:wp="http://schemas.openxmlformats.org/drawingml/2006/wordprocessingDrawing" xmlns:w10="urn:schemas-microsoft-com:office:word" xmlns:w="http://schemas.openxmlformats.org/wordprocessingml/2006/main" xmlns:w14="http://schemas.microsoft.com/office/word/2010/wordml" xmlns:w15="http://schemas.microsoft.com/office/word/2012/wordml" xmlns:w16cex="http://schemas.microsoft.com/office/word/2018/wordml/cex" xmlns:w16cid="http://schemas.microsoft.com/office/word/2016/wordml/cid" xmlns:w16="http://schemas.microsoft.com/office/word/2018/wordml" xmlns:w16se="http://schemas.microsoft.com/office/word/2015/wordml/symex" xmlns:wpg="http://schemas.microsoft.com/office/word/2010/wordprocessingGroup" xmlns:wpi="http://schemas.microsoft.com/office/word/2010/wordprocessingInk" xmlns:wne="http://schemas.microsoft.com/office/word/2006/wordml" xmlns:wps="http://schemas.microsoft.com/office/word/2010/wordprocessingShape" mc:Ignorable="w14 w15 w16se w16cid w16 w16cex wp14">
   <w:body>
     <w:p>
       <w:pPr>
@@ -19,16 +19,8 @@
         <w:rPr>
           <w:lang w:val="en-US"/>
         </w:rPr>
-        <w:t xml:space="preserve"> </w:t>
+        <w:t xml:space="preserve"> HXvaMU</w:t>
       </w:r>
-      <w:proofErr w:type="spellStart"/>
-      <w:r>
-        <w:rPr>
-          <w:lang w:val="en-US"/>
-        </w:rPr>
-        <w:t>HXvaMU</w:t>
-      </w:r>
-      <w:proofErr w:type="spellEnd"/>
       <w:r>
         <w:rPr>
           <w:lang w:val="uz-Cyrl-UZ"/>
@@ -224,7 +216,23 @@
           <w:szCs w:val="28"/>
           <w:lang w:val="uz-Cyrl-UZ"/>
         </w:rPr>
-        <w:t>AT 4/</w:t>
+        <w:t>AT</w:t>
+      </w:r>
+      <w:r>
+        <w:rPr>
+          <w:sz w:val="28"/>
+          <w:szCs w:val="28"/>
+          <w:lang w:val="uz-Cyrl-UZ"/>
+        </w:rPr>
+        <w:t>-</w:t>
+      </w:r>
+      <w:r>
+        <w:rPr>
+          <w:sz w:val="28"/>
+          <w:szCs w:val="28"/>
+          <w:lang w:val="uz-Cyrl-UZ"/>
+        </w:rPr>
+        <w:t>4/</w:t>
       </w:r>
       <w:r>
         <w:rPr>
@@ -256,7 +264,25 @@
           <w:szCs w:val="28"/>
           <w:lang w:val="uz-Cyrl-UZ"/>
         </w:rPr>
-        <w:t>AT 4/</w:t>
+        <w:t>AT</w:t>
+      </w:r>
+      <w:r>
+        <w:rPr>
+          <w:sz w:val="28"/>
+          <w:szCs w:val="28"/>
+          <w:lang w:val="en-US"/>
+        </w:rPr>
+        <w:t>-</w:t>
+      </w:r>
+      <w:bookmarkStart w:id="0" w:name="_GoBack"/>
+      <w:bookmarkEnd w:id="0"/>
+      <w:r>
+        <w:rPr>
+          <w:sz w:val="28"/>
+          <w:szCs w:val="28"/>
+          <w:lang w:val="uz-Cyrl-UZ"/>
+        </w:rPr>
+        <w:t>4/</w:t>
       </w:r>
       <w:r>
         <w:rPr>
@@ -895,7 +921,6 @@
           <w:lang w:val="en-US"/>
         </w:rPr>
       </w:pPr>
-      <w:proofErr w:type="spellStart"/>
       <w:r>
         <w:rPr>
           <w:sz w:val="28"/>
@@ -904,7 +929,6 @@
         </w:rPr>
         <w:t>Ma’ruza</w:t>
       </w:r>
-      <w:proofErr w:type="spellEnd"/>
       <w:r>
         <w:rPr>
           <w:sz w:val="28"/>
@@ -929,7 +953,6 @@
         </w:rPr>
         <w:t xml:space="preserve">: </w:t>
       </w:r>
-      <w:proofErr w:type="spellStart"/>
       <w:r>
         <w:rPr>
           <w:rFonts w:eastAsia="Calibri"/>
@@ -940,7 +963,6 @@
         </w:rPr>
         <w:t>kapitan</w:t>
       </w:r>
-      <w:proofErr w:type="spellEnd"/>
       <w:r>
         <w:rPr>
           <w:rFonts w:eastAsia="Calibri"/>
@@ -1001,7 +1023,6 @@
         </w:rPr>
         <w:t xml:space="preserve">Amaliyot o‘qituvchisi: </w:t>
       </w:r>
-      <w:proofErr w:type="spellStart"/>
       <w:r>
         <w:rPr>
           <w:rFonts w:eastAsia="Calibri"/>
@@ -1010,18 +1031,7 @@
           <w:szCs w:val="28"/>
           <w:lang w:val="en-US"/>
         </w:rPr>
-        <w:t>kapitan</w:t>
-      </w:r>
-      <w:proofErr w:type="spellEnd"/>
-      <w:r>
-        <w:rPr>
-          <w:rFonts w:eastAsia="Calibri"/>
-          <w:color w:val="000000"/>
-          <w:sz w:val="28"/>
-          <w:szCs w:val="28"/>
-          <w:lang w:val="en-US"/>
-        </w:rPr>
-        <w:t xml:space="preserve"> Isakov</w:t>
+        <w:t>kapitan Isakov</w:t>
       </w:r>
       <w:r>
         <w:rPr>
@@ -1054,7 +1064,6 @@
           <w:lang w:val="en-US"/>
         </w:rPr>
       </w:pPr>
-      <w:proofErr w:type="spellStart"/>
       <w:r>
         <w:rPr>
           <w:sz w:val="28"/>
@@ -1063,7 +1072,6 @@
         </w:rPr>
         <w:t>Guruhli</w:t>
       </w:r>
-      <w:proofErr w:type="spellEnd"/>
       <w:r>
         <w:rPr>
           <w:sz w:val="28"/>
@@ -1080,7 +1088,6 @@
         </w:rPr>
         <w:t xml:space="preserve"> </w:t>
       </w:r>
-      <w:proofErr w:type="spellStart"/>
       <w:r>
         <w:rPr>
           <w:rFonts w:eastAsia="Calibri"/>
@@ -1089,18 +1096,7 @@
           <w:szCs w:val="28"/>
           <w:lang w:val="en-US"/>
         </w:rPr>
-        <w:t>kapitan</w:t>
-      </w:r>
-      <w:proofErr w:type="spellEnd"/>
-      <w:r>
-        <w:rPr>
-          <w:rFonts w:eastAsia="Calibri"/>
-          <w:color w:val="000000"/>
-          <w:sz w:val="28"/>
-          <w:szCs w:val="28"/>
-          <w:lang w:val="en-US"/>
-        </w:rPr>
-        <w:t xml:space="preserve"> Isakov</w:t>
+        <w:t>kapitan Isakov</w:t>
       </w:r>
       <w:r>
         <w:rPr>
@@ -1239,7 +1235,6 @@
                 <w:szCs w:val="22"/>
               </w:rPr>
             </w:pPr>
-            <w:proofErr w:type="spellStart"/>
             <w:r>
               <w:rPr>
                 <w:b/>
@@ -1248,7 +1243,6 @@
               </w:rPr>
               <w:t>Mashg‘ulot</w:t>
             </w:r>
-            <w:proofErr w:type="spellEnd"/>
             <w:r>
               <w:rPr>
                 <w:b/>
@@ -1257,7 +1251,6 @@
               </w:rPr>
               <w:t xml:space="preserve"> </w:t>
             </w:r>
-            <w:proofErr w:type="spellStart"/>
             <w:r>
               <w:rPr>
                 <w:b/>
@@ -1266,7 +1259,6 @@
               </w:rPr>
               <w:t>turi</w:t>
             </w:r>
-            <w:proofErr w:type="spellEnd"/>
           </w:p>
         </w:tc>
         <w:tc>
@@ -1286,7 +1278,6 @@
                 <w:lang w:val="en-US"/>
               </w:rPr>
             </w:pPr>
-            <w:proofErr w:type="spellStart"/>
             <w:r>
               <w:rPr>
                 <w:b/>
@@ -1296,7 +1287,6 @@
               </w:rPr>
               <w:t>Mavzu</w:t>
             </w:r>
-            <w:proofErr w:type="spellEnd"/>
             <w:r>
               <w:rPr>
                 <w:b/>
@@ -1306,7 +1296,6 @@
               </w:rPr>
               <w:t xml:space="preserve"> </w:t>
             </w:r>
-            <w:proofErr w:type="spellStart"/>
             <w:r>
               <w:rPr>
                 <w:b/>
@@ -1316,7 +1305,6 @@
               </w:rPr>
               <w:t>nomi</w:t>
             </w:r>
-            <w:proofErr w:type="spellEnd"/>
             <w:r>
               <w:rPr>
                 <w:b/>
@@ -1326,7 +1314,6 @@
               </w:rPr>
               <w:t xml:space="preserve"> </w:t>
             </w:r>
-            <w:proofErr w:type="spellStart"/>
             <w:r>
               <w:rPr>
                 <w:b/>
@@ -1336,7 +1323,6 @@
               </w:rPr>
               <w:t>va</w:t>
             </w:r>
-            <w:proofErr w:type="spellEnd"/>
             <w:r>
               <w:rPr>
                 <w:b/>
@@ -1346,7 +1332,6 @@
               </w:rPr>
               <w:t xml:space="preserve"> </w:t>
             </w:r>
-            <w:proofErr w:type="spellStart"/>
             <w:r>
               <w:rPr>
                 <w:b/>
@@ -1356,7 +1341,6 @@
               </w:rPr>
               <w:t>uning</w:t>
             </w:r>
-            <w:proofErr w:type="spellEnd"/>
             <w:r>
               <w:rPr>
                 <w:b/>
@@ -1366,7 +1350,6 @@
               </w:rPr>
               <w:t xml:space="preserve"> </w:t>
             </w:r>
-            <w:proofErr w:type="spellStart"/>
             <w:r>
               <w:rPr>
                 <w:b/>
@@ -1376,7 +1359,6 @@
               </w:rPr>
               <w:t>qisqacha</w:t>
             </w:r>
-            <w:proofErr w:type="spellEnd"/>
             <w:r>
               <w:rPr>
                 <w:b/>
@@ -1386,7 +1368,6 @@
               </w:rPr>
               <w:t xml:space="preserve"> </w:t>
             </w:r>
-            <w:proofErr w:type="spellStart"/>
             <w:r>
               <w:rPr>
                 <w:b/>
@@ -1396,7 +1377,6 @@
               </w:rPr>
               <w:t>mazmuni</w:t>
             </w:r>
-            <w:proofErr w:type="spellEnd"/>
           </w:p>
         </w:tc>
         <w:tc>
@@ -1416,7 +1396,6 @@
                 <w:szCs w:val="22"/>
               </w:rPr>
             </w:pPr>
-            <w:proofErr w:type="spellStart"/>
             <w:r>
               <w:rPr>
                 <w:b/>
@@ -1425,7 +1404,6 @@
               </w:rPr>
               <w:t>Ajratilgan</w:t>
             </w:r>
-            <w:proofErr w:type="spellEnd"/>
             <w:r>
               <w:rPr>
                 <w:b/>
@@ -1434,7 +1412,6 @@
               </w:rPr>
               <w:t xml:space="preserve"> </w:t>
             </w:r>
-            <w:proofErr w:type="spellStart"/>
             <w:r>
               <w:rPr>
                 <w:b/>
@@ -1443,7 +1420,6 @@
               </w:rPr>
               <w:t>soat</w:t>
             </w:r>
-            <w:proofErr w:type="spellEnd"/>
           </w:p>
         </w:tc>
         <w:tc>
@@ -1462,7 +1438,6 @@
                 <w:szCs w:val="22"/>
               </w:rPr>
             </w:pPr>
-            <w:proofErr w:type="spellStart"/>
             <w:r>
               <w:rPr>
                 <w:b/>
@@ -1471,7 +1446,6 @@
               </w:rPr>
               <w:t>Bajarilganligi</w:t>
             </w:r>
-            <w:proofErr w:type="spellEnd"/>
           </w:p>
         </w:tc>
         <w:tc>
@@ -1490,7 +1464,6 @@
                 <w:b/>
               </w:rPr>
             </w:pPr>
-            <w:proofErr w:type="spellStart"/>
             <w:r>
               <w:rPr>
                 <w:b/>
@@ -1499,7 +1472,6 @@
               </w:rPr>
               <w:t>O‘qituvchi</w:t>
             </w:r>
-            <w:proofErr w:type="spellEnd"/>
             <w:r>
               <w:rPr>
                 <w:b/>
@@ -1508,7 +1480,6 @@
               </w:rPr>
               <w:t xml:space="preserve"> </w:t>
             </w:r>
-            <w:proofErr w:type="spellStart"/>
             <w:r>
               <w:rPr>
                 <w:b/>
@@ -1517,7 +1488,6 @@
               </w:rPr>
               <w:t>imzosi</w:t>
             </w:r>
-            <w:proofErr w:type="spellEnd"/>
           </w:p>
         </w:tc>
       </w:tr>
@@ -1614,7 +1584,6 @@
                 <w:szCs w:val="22"/>
               </w:rPr>
             </w:pPr>
-            <w:proofErr w:type="spellStart"/>
             <w:r>
               <w:rPr>
                 <w:b/>
@@ -1623,9 +1592,6 @@
               </w:rPr>
               <w:t>Sana</w:t>
             </w:r>
-            <w:bookmarkStart w:id="0" w:name="_GoBack"/>
-            <w:bookmarkEnd w:id="0"/>
-            <w:proofErr w:type="spellEnd"/>
           </w:p>
         </w:tc>
         <w:tc>
@@ -1645,7 +1611,6 @@
                 <w:szCs w:val="22"/>
               </w:rPr>
             </w:pPr>
-            <w:proofErr w:type="spellStart"/>
             <w:r>
               <w:rPr>
                 <w:b/>
@@ -1654,7 +1619,6 @@
               </w:rPr>
               <w:t>Soatlar</w:t>
             </w:r>
-            <w:proofErr w:type="spellEnd"/>
             <w:r>
               <w:rPr>
                 <w:b/>
@@ -1663,7 +1627,6 @@
               </w:rPr>
               <w:t xml:space="preserve"> </w:t>
             </w:r>
-            <w:proofErr w:type="spellStart"/>
             <w:r>
               <w:rPr>
                 <w:b/>
@@ -1672,7 +1635,6 @@
               </w:rPr>
               <w:t>soni</w:t>
             </w:r>
-            <w:proofErr w:type="spellEnd"/>
           </w:p>
         </w:tc>
         <w:tc>
@@ -1690,7 +1652,6 @@
                 <w:szCs w:val="22"/>
               </w:rPr>
             </w:pPr>
-            <w:proofErr w:type="spellStart"/>
             <w:r>
               <w:rPr>
                 <w:b/>
@@ -1699,7 +1660,6 @@
               </w:rPr>
               <w:t>Guru</w:t>
             </w:r>
-            <w:proofErr w:type="spellEnd"/>
             <w:r>
               <w:rPr>
                 <w:b/>
@@ -1717,7 +1677,6 @@
               </w:rPr>
               <w:t xml:space="preserve"> </w:t>
             </w:r>
-            <w:proofErr w:type="spellStart"/>
             <w:r>
               <w:rPr>
                 <w:b/>
@@ -1726,7 +1685,6 @@
               </w:rPr>
               <w:t>raqamlari</w:t>
             </w:r>
-            <w:proofErr w:type="spellEnd"/>
           </w:p>
         </w:tc>
         <w:tc>
@@ -1987,7 +1945,6 @@
                 <w:lang w:val="en-US"/>
               </w:rPr>
             </w:pPr>
-            <w:proofErr w:type="spellStart"/>
             <w:r>
               <w:rPr>
                 <w:color w:val="000000"/>
@@ -1995,7 +1952,6 @@
               </w:rPr>
               <w:t>Ma’ruza</w:t>
             </w:r>
-            <w:proofErr w:type="spellEnd"/>
           </w:p>
         </w:tc>
         <w:tc>
@@ -2048,135 +2004,7 @@
                 <w:bCs/>
                 <w:lang w:val="en-US"/>
               </w:rPr>
-              <w:t>“</w:t>
-            </w:r>
-            <w:proofErr w:type="spellStart"/>
-            <w:r>
-              <w:rPr>
-                <w:bCs/>
-                <w:lang w:val="en-US"/>
-              </w:rPr>
-              <w:t>Sun’iy</w:t>
-            </w:r>
-            <w:proofErr w:type="spellEnd"/>
-            <w:r>
-              <w:rPr>
-                <w:bCs/>
-                <w:lang w:val="en-US"/>
-              </w:rPr>
-              <w:t xml:space="preserve"> </w:t>
-            </w:r>
-            <w:proofErr w:type="spellStart"/>
-            <w:r>
-              <w:rPr>
-                <w:bCs/>
-                <w:lang w:val="en-US"/>
-              </w:rPr>
-              <w:t>intellekt</w:t>
-            </w:r>
-            <w:proofErr w:type="spellEnd"/>
-            <w:r>
-              <w:rPr>
-                <w:bCs/>
-                <w:lang w:val="en-US"/>
-              </w:rPr>
-              <w:t xml:space="preserve"> </w:t>
-            </w:r>
-            <w:proofErr w:type="spellStart"/>
-            <w:r>
-              <w:rPr>
-                <w:bCs/>
-                <w:lang w:val="en-US"/>
-              </w:rPr>
-              <w:t>asoslari</w:t>
-            </w:r>
-            <w:proofErr w:type="spellEnd"/>
-            <w:r>
-              <w:rPr>
-                <w:bCs/>
-                <w:lang w:val="en-US"/>
-              </w:rPr>
-              <w:t xml:space="preserve">” </w:t>
-            </w:r>
-            <w:proofErr w:type="spellStart"/>
-            <w:r>
-              <w:rPr>
-                <w:bCs/>
-                <w:lang w:val="en-US"/>
-              </w:rPr>
-              <w:t>faniga</w:t>
-            </w:r>
-            <w:proofErr w:type="spellEnd"/>
-            <w:r>
-              <w:rPr>
-                <w:bCs/>
-                <w:lang w:val="en-US"/>
-              </w:rPr>
-              <w:t xml:space="preserve"> </w:t>
-            </w:r>
-            <w:proofErr w:type="spellStart"/>
-            <w:r>
-              <w:rPr>
-                <w:bCs/>
-                <w:lang w:val="en-US"/>
-              </w:rPr>
-              <w:t>kirish</w:t>
-            </w:r>
-            <w:proofErr w:type="spellEnd"/>
-            <w:r>
-              <w:rPr>
-                <w:bCs/>
-                <w:lang w:val="en-US"/>
-              </w:rPr>
-              <w:t xml:space="preserve"> </w:t>
-            </w:r>
-            <w:proofErr w:type="spellStart"/>
-            <w:r>
-              <w:rPr>
-                <w:bCs/>
-                <w:lang w:val="en-US"/>
-              </w:rPr>
-              <w:t>va</w:t>
-            </w:r>
-            <w:proofErr w:type="spellEnd"/>
-            <w:r>
-              <w:rPr>
-                <w:bCs/>
-                <w:lang w:val="en-US"/>
-              </w:rPr>
-              <w:t xml:space="preserve"> </w:t>
-            </w:r>
-            <w:proofErr w:type="spellStart"/>
-            <w:r>
-              <w:rPr>
-                <w:bCs/>
-                <w:lang w:val="en-US"/>
-              </w:rPr>
-              <w:t>asosiy</w:t>
-            </w:r>
-            <w:proofErr w:type="spellEnd"/>
-            <w:r>
-              <w:rPr>
-                <w:bCs/>
-                <w:lang w:val="en-US"/>
-              </w:rPr>
-              <w:t xml:space="preserve"> </w:t>
-            </w:r>
-            <w:proofErr w:type="spellStart"/>
-            <w:r>
-              <w:rPr>
-                <w:bCs/>
-                <w:lang w:val="en-US"/>
-              </w:rPr>
-              <w:t>tushunchalari</w:t>
-            </w:r>
-            <w:proofErr w:type="spellEnd"/>
-            <w:r>
-              <w:rPr>
-                <w:bCs/>
-                <w:lang w:val="en-US"/>
-              </w:rPr>
-              <w:t xml:space="preserve">. </w:t>
+              <w:t xml:space="preserve">“Sun’iy intellekt asoslari” faniga kirish va asosiy tushunchalari. </w:t>
             </w:r>
           </w:p>
           <w:p>
@@ -2210,167 +2038,7 @@
                 <w:bCs/>
                 <w:lang w:val="en-US"/>
               </w:rPr>
-              <w:t xml:space="preserve">Python </w:t>
-            </w:r>
-            <w:proofErr w:type="spellStart"/>
-            <w:r>
-              <w:rPr>
-                <w:bCs/>
-                <w:lang w:val="en-US"/>
-              </w:rPr>
-              <w:t>dasturlash</w:t>
-            </w:r>
-            <w:proofErr w:type="spellEnd"/>
-            <w:r>
-              <w:rPr>
-                <w:bCs/>
-                <w:lang w:val="en-US"/>
-              </w:rPr>
-              <w:t xml:space="preserve"> </w:t>
-            </w:r>
-            <w:proofErr w:type="spellStart"/>
-            <w:r>
-              <w:rPr>
-                <w:bCs/>
-                <w:lang w:val="en-US"/>
-              </w:rPr>
-              <w:t>tilining</w:t>
-            </w:r>
-            <w:proofErr w:type="spellEnd"/>
-            <w:r>
-              <w:rPr>
-                <w:bCs/>
-                <w:lang w:val="en-US"/>
-              </w:rPr>
-              <w:t xml:space="preserve"> </w:t>
-            </w:r>
-            <w:proofErr w:type="spellStart"/>
-            <w:r>
-              <w:rPr>
-                <w:bCs/>
-                <w:lang w:val="en-US"/>
-              </w:rPr>
-              <w:t>klassifikatsiyasi</w:t>
-            </w:r>
-            <w:proofErr w:type="spellEnd"/>
-            <w:r>
-              <w:rPr>
-                <w:bCs/>
-                <w:lang w:val="en-US"/>
-              </w:rPr>
-              <w:t xml:space="preserve"> </w:t>
-            </w:r>
-            <w:proofErr w:type="spellStart"/>
-            <w:r>
-              <w:rPr>
-                <w:bCs/>
-                <w:lang w:val="en-US"/>
-              </w:rPr>
-              <w:t>va</w:t>
-            </w:r>
-            <w:proofErr w:type="spellEnd"/>
-            <w:r>
-              <w:rPr>
-                <w:bCs/>
-                <w:lang w:val="en-US"/>
-              </w:rPr>
-              <w:t xml:space="preserve"> </w:t>
-            </w:r>
-            <w:proofErr w:type="spellStart"/>
-            <w:r>
-              <w:rPr>
-                <w:bCs/>
-                <w:lang w:val="en-US"/>
-              </w:rPr>
-              <w:t>rivojlanish</w:t>
-            </w:r>
-            <w:proofErr w:type="spellEnd"/>
-            <w:r>
-              <w:rPr>
-                <w:bCs/>
-                <w:lang w:val="en-US"/>
-              </w:rPr>
-              <w:t xml:space="preserve"> </w:t>
-            </w:r>
-            <w:proofErr w:type="spellStart"/>
-            <w:r>
-              <w:rPr>
-                <w:bCs/>
-                <w:lang w:val="en-US"/>
-              </w:rPr>
-              <w:t>tarixi</w:t>
-            </w:r>
-            <w:proofErr w:type="spellEnd"/>
-            <w:r>
-              <w:rPr>
-                <w:bCs/>
-                <w:lang w:val="en-US"/>
-              </w:rPr>
-              <w:t xml:space="preserve">. Python </w:t>
-            </w:r>
-            <w:proofErr w:type="spellStart"/>
-            <w:r>
-              <w:rPr>
-                <w:bCs/>
-                <w:lang w:val="en-US"/>
-              </w:rPr>
-              <w:t>dasturlash</w:t>
-            </w:r>
-            <w:proofErr w:type="spellEnd"/>
-            <w:r>
-              <w:rPr>
-                <w:bCs/>
-                <w:lang w:val="en-US"/>
-              </w:rPr>
-              <w:t xml:space="preserve"> </w:t>
-            </w:r>
-            <w:proofErr w:type="spellStart"/>
-            <w:r>
-              <w:rPr>
-                <w:bCs/>
-                <w:lang w:val="en-US"/>
-              </w:rPr>
-              <w:t>tilining</w:t>
-            </w:r>
-            <w:proofErr w:type="spellEnd"/>
-            <w:r>
-              <w:rPr>
-                <w:bCs/>
-                <w:lang w:val="en-US"/>
-              </w:rPr>
-              <w:t xml:space="preserve"> </w:t>
-            </w:r>
-            <w:proofErr w:type="spellStart"/>
-            <w:r>
-              <w:rPr>
-                <w:bCs/>
-                <w:lang w:val="en-US"/>
-              </w:rPr>
-              <w:t>asosiy</w:t>
-            </w:r>
-            <w:proofErr w:type="spellEnd"/>
-            <w:r>
-              <w:rPr>
-                <w:bCs/>
-                <w:lang w:val="en-US"/>
-              </w:rPr>
-              <w:t xml:space="preserve"> </w:t>
-            </w:r>
-            <w:proofErr w:type="spellStart"/>
-            <w:r>
-              <w:rPr>
-                <w:bCs/>
-                <w:lang w:val="en-US"/>
-              </w:rPr>
-              <w:t>tushunchalari</w:t>
-            </w:r>
-            <w:proofErr w:type="spellEnd"/>
-            <w:r>
-              <w:rPr>
-                <w:bCs/>
-                <w:lang w:val="en-US"/>
-              </w:rPr>
-              <w:t>.</w:t>
+              <w:t>Python dasturlash tilining klassifikatsiyasi va rivojlanish tarixi. Python dasturlash tilining asosiy tushunchalari.</w:t>
             </w:r>
           </w:p>
         </w:tc>
@@ -2573,7 +2241,6 @@
             <w:pPr>
               <w:jc w:val="center"/>
             </w:pPr>
-            <w:proofErr w:type="spellStart"/>
             <w:r>
               <w:rPr>
                 <w:color w:val="000000"/>
@@ -2581,7 +2248,6 @@
               </w:rPr>
               <w:t>Guruhli</w:t>
             </w:r>
-            <w:proofErr w:type="spellEnd"/>
           </w:p>
         </w:tc>
         <w:tc>
@@ -2638,133 +2304,19 @@
               </w:rPr>
               <w:t>“</w:t>
             </w:r>
-            <w:proofErr w:type="spellStart"/>
-            <w:r>
-              <w:rPr>
-                <w:bCs/>
-                <w:lang w:val="en-US"/>
-              </w:rPr>
-              <w:t>Sun’iy</w:t>
-            </w:r>
-            <w:proofErr w:type="spellEnd"/>
-            <w:r>
-              <w:rPr>
-                <w:bCs/>
-                <w:lang w:val="en-US"/>
-              </w:rPr>
-              <w:t xml:space="preserve"> </w:t>
-            </w:r>
-            <w:proofErr w:type="spellStart"/>
-            <w:r>
-              <w:rPr>
-                <w:bCs/>
-                <w:lang w:val="en-US"/>
-              </w:rPr>
-              <w:t>intellekt</w:t>
-            </w:r>
-            <w:proofErr w:type="spellEnd"/>
-            <w:r>
-              <w:rPr>
-                <w:bCs/>
-                <w:lang w:val="en-US"/>
-              </w:rPr>
-              <w:t xml:space="preserve"> </w:t>
-            </w:r>
-            <w:proofErr w:type="spellStart"/>
-            <w:r>
-              <w:rPr>
-                <w:bCs/>
-                <w:lang w:val="en-US"/>
-              </w:rPr>
-              <w:t>asoslari</w:t>
-            </w:r>
-            <w:proofErr w:type="spellEnd"/>
-            <w:r>
-              <w:rPr>
-                <w:bCs/>
-                <w:lang w:val="en-US"/>
-              </w:rPr>
-              <w:t xml:space="preserve">” </w:t>
-            </w:r>
-            <w:proofErr w:type="spellStart"/>
-            <w:r>
-              <w:rPr>
-                <w:bCs/>
-                <w:lang w:val="en-US"/>
-              </w:rPr>
-              <w:t>faniga</w:t>
-            </w:r>
-            <w:proofErr w:type="spellEnd"/>
-            <w:r>
-              <w:rPr>
-                <w:bCs/>
-                <w:lang w:val="en-US"/>
-              </w:rPr>
-              <w:t xml:space="preserve"> </w:t>
-            </w:r>
-            <w:proofErr w:type="spellStart"/>
-            <w:r>
-              <w:rPr>
-                <w:bCs/>
-                <w:lang w:val="en-US"/>
-              </w:rPr>
-              <w:t>kirish</w:t>
-            </w:r>
-            <w:proofErr w:type="spellEnd"/>
-            <w:r>
-              <w:rPr>
-                <w:bCs/>
-                <w:lang w:val="en-US"/>
-              </w:rPr>
-              <w:t xml:space="preserve"> </w:t>
-            </w:r>
-            <w:proofErr w:type="spellStart"/>
-            <w:r>
-              <w:rPr>
-                <w:bCs/>
-                <w:lang w:val="en-US"/>
-              </w:rPr>
-              <w:t>va</w:t>
-            </w:r>
-            <w:proofErr w:type="spellEnd"/>
-            <w:r>
-              <w:rPr>
-                <w:bCs/>
-                <w:lang w:val="en-US"/>
-              </w:rPr>
-              <w:t xml:space="preserve"> </w:t>
-            </w:r>
-            <w:proofErr w:type="spellStart"/>
-            <w:r>
-              <w:rPr>
-                <w:bCs/>
-                <w:lang w:val="en-US"/>
-              </w:rPr>
-              <w:t>asosiy</w:t>
-            </w:r>
-            <w:proofErr w:type="spellEnd"/>
-            <w:r>
-              <w:rPr>
-                <w:bCs/>
-                <w:lang w:val="en-US"/>
-              </w:rPr>
-              <w:t xml:space="preserve"> </w:t>
-            </w:r>
-            <w:proofErr w:type="spellStart"/>
-            <w:r>
-              <w:rPr>
-                <w:bCs/>
-                <w:lang w:val="en-US"/>
-              </w:rPr>
-              <w:t>tushunchalari</w:t>
-            </w:r>
-            <w:proofErr w:type="spellEnd"/>
-            <w:r>
-              <w:rPr>
-                <w:bCs/>
-                <w:lang w:val="en-US"/>
-              </w:rPr>
-              <w:t>.</w:t>
+            <w:r>
+              <w:rPr>
+                <w:bCs/>
+                <w:lang w:val="en-US"/>
+              </w:rPr>
+              <w:t>Sun’iy intellekt asoslari</w:t>
+            </w:r>
+            <w:r>
+              <w:rPr>
+                <w:bCs/>
+                <w:lang w:val="en-US"/>
+              </w:rPr>
+              <w:t>” faniga kirish va asosiy tushunchalari.</w:t>
             </w:r>
           </w:p>
           <w:p>
@@ -2793,16 +2345,7 @@
                 <w:bCs/>
                 <w:lang w:val="en-US"/>
               </w:rPr>
-              <w:t>-</w:t>
-            </w:r>
-            <w:proofErr w:type="spellStart"/>
-            <w:r>
-              <w:rPr>
-                <w:b/>
-                <w:bCs/>
-                <w:lang w:val="en-US"/>
-              </w:rPr>
-              <w:t>mash</w:t>
+              <w:t>-mash</w:t>
             </w:r>
             <w:r>
               <w:rPr>
@@ -2818,16 +2361,7 @@
                 <w:bCs/>
                 <w:lang w:val="en-US"/>
               </w:rPr>
-              <w:t>ulot</w:t>
-            </w:r>
-            <w:proofErr w:type="spellEnd"/>
-            <w:r>
-              <w:rPr>
-                <w:b/>
-                <w:bCs/>
-                <w:lang w:val="en-US"/>
-              </w:rPr>
-              <w:t>.</w:t>
+              <w:t>ulot.</w:t>
             </w:r>
             <w:r>
               <w:rPr>
@@ -3161,7 +2695,6 @@
             <w:pPr>
               <w:jc w:val="center"/>
             </w:pPr>
-            <w:proofErr w:type="spellStart"/>
             <w:r>
               <w:rPr>
                 <w:color w:val="000000"/>
@@ -3169,7 +2702,6 @@
               </w:rPr>
               <w:t>Guruhli</w:t>
             </w:r>
-            <w:proofErr w:type="spellEnd"/>
           </w:p>
         </w:tc>
         <w:tc>
@@ -3226,133 +2758,19 @@
               </w:rPr>
               <w:t>“</w:t>
             </w:r>
-            <w:proofErr w:type="spellStart"/>
-            <w:r>
-              <w:rPr>
-                <w:bCs/>
-                <w:lang w:val="en-US"/>
-              </w:rPr>
-              <w:t>Sun’iy</w:t>
-            </w:r>
-            <w:proofErr w:type="spellEnd"/>
-            <w:r>
-              <w:rPr>
-                <w:bCs/>
-                <w:lang w:val="en-US"/>
-              </w:rPr>
-              <w:t xml:space="preserve"> </w:t>
-            </w:r>
-            <w:proofErr w:type="spellStart"/>
-            <w:r>
-              <w:rPr>
-                <w:bCs/>
-                <w:lang w:val="en-US"/>
-              </w:rPr>
-              <w:t>intellekt</w:t>
-            </w:r>
-            <w:proofErr w:type="spellEnd"/>
-            <w:r>
-              <w:rPr>
-                <w:bCs/>
-                <w:lang w:val="en-US"/>
-              </w:rPr>
-              <w:t xml:space="preserve"> </w:t>
-            </w:r>
-            <w:proofErr w:type="spellStart"/>
-            <w:r>
-              <w:rPr>
-                <w:bCs/>
-                <w:lang w:val="en-US"/>
-              </w:rPr>
-              <w:t>asoslari</w:t>
-            </w:r>
-            <w:proofErr w:type="spellEnd"/>
-            <w:r>
-              <w:rPr>
-                <w:bCs/>
-                <w:lang w:val="en-US"/>
-              </w:rPr>
-              <w:t xml:space="preserve">” </w:t>
-            </w:r>
-            <w:proofErr w:type="spellStart"/>
-            <w:r>
-              <w:rPr>
-                <w:bCs/>
-                <w:lang w:val="en-US"/>
-              </w:rPr>
-              <w:t>faniga</w:t>
-            </w:r>
-            <w:proofErr w:type="spellEnd"/>
-            <w:r>
-              <w:rPr>
-                <w:bCs/>
-                <w:lang w:val="en-US"/>
-              </w:rPr>
-              <w:t xml:space="preserve"> </w:t>
-            </w:r>
-            <w:proofErr w:type="spellStart"/>
-            <w:r>
-              <w:rPr>
-                <w:bCs/>
-                <w:lang w:val="en-US"/>
-              </w:rPr>
-              <w:t>kirish</w:t>
-            </w:r>
-            <w:proofErr w:type="spellEnd"/>
-            <w:r>
-              <w:rPr>
-                <w:bCs/>
-                <w:lang w:val="en-US"/>
-              </w:rPr>
-              <w:t xml:space="preserve"> </w:t>
-            </w:r>
-            <w:proofErr w:type="spellStart"/>
-            <w:r>
-              <w:rPr>
-                <w:bCs/>
-                <w:lang w:val="en-US"/>
-              </w:rPr>
-              <w:t>va</w:t>
-            </w:r>
-            <w:proofErr w:type="spellEnd"/>
-            <w:r>
-              <w:rPr>
-                <w:bCs/>
-                <w:lang w:val="en-US"/>
-              </w:rPr>
-              <w:t xml:space="preserve"> </w:t>
-            </w:r>
-            <w:proofErr w:type="spellStart"/>
-            <w:r>
-              <w:rPr>
-                <w:bCs/>
-                <w:lang w:val="en-US"/>
-              </w:rPr>
-              <w:t>asosiy</w:t>
-            </w:r>
-            <w:proofErr w:type="spellEnd"/>
-            <w:r>
-              <w:rPr>
-                <w:bCs/>
-                <w:lang w:val="en-US"/>
-              </w:rPr>
-              <w:t xml:space="preserve"> </w:t>
-            </w:r>
-            <w:proofErr w:type="spellStart"/>
-            <w:r>
-              <w:rPr>
-                <w:bCs/>
-                <w:lang w:val="en-US"/>
-              </w:rPr>
-              <w:t>tushunchalari</w:t>
-            </w:r>
-            <w:proofErr w:type="spellEnd"/>
-            <w:r>
-              <w:rPr>
-                <w:bCs/>
-                <w:lang w:val="en-US"/>
-              </w:rPr>
-              <w:t>.</w:t>
+            <w:r>
+              <w:rPr>
+                <w:bCs/>
+                <w:lang w:val="en-US"/>
+              </w:rPr>
+              <w:t>Sun’iy intellekt asoslari</w:t>
+            </w:r>
+            <w:r>
+              <w:rPr>
+                <w:bCs/>
+                <w:lang w:val="en-US"/>
+              </w:rPr>
+              <w:t>” faniga kirish va asosiy tushunchalari.</w:t>
             </w:r>
           </w:p>
           <w:p>
@@ -3381,16 +2799,7 @@
                 <w:bCs/>
                 <w:lang w:val="en-US"/>
               </w:rPr>
-              <w:t>-</w:t>
-            </w:r>
-            <w:proofErr w:type="spellStart"/>
-            <w:r>
-              <w:rPr>
-                <w:b/>
-                <w:bCs/>
-                <w:lang w:val="en-US"/>
-              </w:rPr>
-              <w:t>mash</w:t>
+              <w:t>-mash</w:t>
             </w:r>
             <w:r>
               <w:rPr>
@@ -3406,16 +2815,7 @@
                 <w:bCs/>
                 <w:lang w:val="en-US"/>
               </w:rPr>
-              <w:t>ulot</w:t>
-            </w:r>
-            <w:proofErr w:type="spellEnd"/>
-            <w:r>
-              <w:rPr>
-                <w:b/>
-                <w:bCs/>
-                <w:lang w:val="en-US"/>
-              </w:rPr>
-              <w:t>.</w:t>
+              <w:t>ulot.</w:t>
             </w:r>
             <w:r>
               <w:rPr>
@@ -3756,7 +3156,6 @@
             <w:pPr>
               <w:jc w:val="center"/>
             </w:pPr>
-            <w:proofErr w:type="spellStart"/>
             <w:r>
               <w:rPr>
                 <w:color w:val="000000"/>
@@ -3764,7 +3163,6 @@
               </w:rPr>
               <w:t>Guruhli</w:t>
             </w:r>
-            <w:proofErr w:type="spellEnd"/>
           </w:p>
         </w:tc>
         <w:tc>
@@ -3821,133 +3219,19 @@
               </w:rPr>
               <w:t>“</w:t>
             </w:r>
-            <w:proofErr w:type="spellStart"/>
-            <w:r>
-              <w:rPr>
-                <w:bCs/>
-                <w:lang w:val="en-US"/>
-              </w:rPr>
-              <w:t>Sun’iy</w:t>
-            </w:r>
-            <w:proofErr w:type="spellEnd"/>
-            <w:r>
-              <w:rPr>
-                <w:bCs/>
-                <w:lang w:val="en-US"/>
-              </w:rPr>
-              <w:t xml:space="preserve"> </w:t>
-            </w:r>
-            <w:proofErr w:type="spellStart"/>
-            <w:r>
-              <w:rPr>
-                <w:bCs/>
-                <w:lang w:val="en-US"/>
-              </w:rPr>
-              <w:t>intellekt</w:t>
-            </w:r>
-            <w:proofErr w:type="spellEnd"/>
-            <w:r>
-              <w:rPr>
-                <w:bCs/>
-                <w:lang w:val="en-US"/>
-              </w:rPr>
-              <w:t xml:space="preserve"> </w:t>
-            </w:r>
-            <w:proofErr w:type="spellStart"/>
-            <w:r>
-              <w:rPr>
-                <w:bCs/>
-                <w:lang w:val="en-US"/>
-              </w:rPr>
-              <w:t>asoslari</w:t>
-            </w:r>
-            <w:proofErr w:type="spellEnd"/>
-            <w:r>
-              <w:rPr>
-                <w:bCs/>
-                <w:lang w:val="en-US"/>
-              </w:rPr>
-              <w:t xml:space="preserve">” </w:t>
-            </w:r>
-            <w:proofErr w:type="spellStart"/>
-            <w:r>
-              <w:rPr>
-                <w:bCs/>
-                <w:lang w:val="en-US"/>
-              </w:rPr>
-              <w:t>faniga</w:t>
-            </w:r>
-            <w:proofErr w:type="spellEnd"/>
-            <w:r>
-              <w:rPr>
-                <w:bCs/>
-                <w:lang w:val="en-US"/>
-              </w:rPr>
-              <w:t xml:space="preserve"> </w:t>
-            </w:r>
-            <w:proofErr w:type="spellStart"/>
-            <w:r>
-              <w:rPr>
-                <w:bCs/>
-                <w:lang w:val="en-US"/>
-              </w:rPr>
-              <w:t>kirish</w:t>
-            </w:r>
-            <w:proofErr w:type="spellEnd"/>
-            <w:r>
-              <w:rPr>
-                <w:bCs/>
-                <w:lang w:val="en-US"/>
-              </w:rPr>
-              <w:t xml:space="preserve"> </w:t>
-            </w:r>
-            <w:proofErr w:type="spellStart"/>
-            <w:r>
-              <w:rPr>
-                <w:bCs/>
-                <w:lang w:val="en-US"/>
-              </w:rPr>
-              <w:t>va</w:t>
-            </w:r>
-            <w:proofErr w:type="spellEnd"/>
-            <w:r>
-              <w:rPr>
-                <w:bCs/>
-                <w:lang w:val="en-US"/>
-              </w:rPr>
-              <w:t xml:space="preserve"> </w:t>
-            </w:r>
-            <w:proofErr w:type="spellStart"/>
-            <w:r>
-              <w:rPr>
-                <w:bCs/>
-                <w:lang w:val="en-US"/>
-              </w:rPr>
-              <w:t>asosiy</w:t>
-            </w:r>
-            <w:proofErr w:type="spellEnd"/>
-            <w:r>
-              <w:rPr>
-                <w:bCs/>
-                <w:lang w:val="en-US"/>
-              </w:rPr>
-              <w:t xml:space="preserve"> </w:t>
-            </w:r>
-            <w:proofErr w:type="spellStart"/>
-            <w:r>
-              <w:rPr>
-                <w:bCs/>
-                <w:lang w:val="en-US"/>
-              </w:rPr>
-              <w:t>tushunchalari</w:t>
-            </w:r>
-            <w:proofErr w:type="spellEnd"/>
-            <w:r>
-              <w:rPr>
-                <w:bCs/>
-                <w:lang w:val="en-US"/>
-              </w:rPr>
-              <w:t>.</w:t>
+            <w:r>
+              <w:rPr>
+                <w:bCs/>
+                <w:lang w:val="en-US"/>
+              </w:rPr>
+              <w:t>Sun’iy intellekt asoslari</w:t>
+            </w:r>
+            <w:r>
+              <w:rPr>
+                <w:bCs/>
+                <w:lang w:val="en-US"/>
+              </w:rPr>
+              <w:t>” faniga kirish va asosiy tushunchalari.</w:t>
             </w:r>
           </w:p>
           <w:p>
@@ -4356,7 +3640,6 @@
             <w:pPr>
               <w:jc w:val="center"/>
             </w:pPr>
-            <w:proofErr w:type="spellStart"/>
             <w:r>
               <w:rPr>
                 <w:color w:val="000000"/>
@@ -4364,7 +3647,6 @@
               </w:rPr>
               <w:t>Amaliy</w:t>
             </w:r>
-            <w:proofErr w:type="spellEnd"/>
           </w:p>
         </w:tc>
         <w:tc>
@@ -4420,127 +3702,20 @@
               </w:rPr>
               <w:t>“</w:t>
             </w:r>
-            <w:proofErr w:type="spellStart"/>
-            <w:r>
-              <w:rPr>
-                <w:bCs/>
-                <w:lang w:val="en-US"/>
-              </w:rPr>
-              <w:t>Sun’iy</w:t>
-            </w:r>
-            <w:proofErr w:type="spellEnd"/>
-            <w:r>
-              <w:rPr>
-                <w:bCs/>
-                <w:lang w:val="en-US"/>
-              </w:rPr>
-              <w:t xml:space="preserve"> </w:t>
-            </w:r>
-            <w:proofErr w:type="spellStart"/>
-            <w:r>
-              <w:rPr>
-                <w:bCs/>
-                <w:lang w:val="en-US"/>
-              </w:rPr>
-              <w:t>intellekt</w:t>
-            </w:r>
-            <w:proofErr w:type="spellEnd"/>
-            <w:r>
-              <w:rPr>
-                <w:bCs/>
-                <w:lang w:val="en-US"/>
-              </w:rPr>
-              <w:t xml:space="preserve"> </w:t>
-            </w:r>
-            <w:proofErr w:type="spellStart"/>
-            <w:r>
-              <w:rPr>
-                <w:bCs/>
-                <w:lang w:val="en-US"/>
-              </w:rPr>
-              <w:t>asoslari</w:t>
-            </w:r>
-            <w:proofErr w:type="spellEnd"/>
-            <w:r>
-              <w:rPr>
-                <w:bCs/>
-                <w:lang w:val="en-US"/>
-              </w:rPr>
-              <w:t xml:space="preserve">” </w:t>
-            </w:r>
-            <w:proofErr w:type="spellStart"/>
-            <w:r>
-              <w:rPr>
-                <w:bCs/>
-                <w:lang w:val="en-US"/>
-              </w:rPr>
-              <w:t>faniga</w:t>
-            </w:r>
-            <w:proofErr w:type="spellEnd"/>
-            <w:r>
-              <w:rPr>
-                <w:bCs/>
-                <w:lang w:val="en-US"/>
-              </w:rPr>
-              <w:t xml:space="preserve"> </w:t>
-            </w:r>
-            <w:proofErr w:type="spellStart"/>
-            <w:r>
-              <w:rPr>
-                <w:bCs/>
-                <w:lang w:val="en-US"/>
-              </w:rPr>
-              <w:t>kirish</w:t>
-            </w:r>
-            <w:proofErr w:type="spellEnd"/>
-            <w:r>
-              <w:rPr>
-                <w:bCs/>
-                <w:lang w:val="en-US"/>
-              </w:rPr>
-              <w:t xml:space="preserve"> </w:t>
-            </w:r>
-            <w:proofErr w:type="spellStart"/>
-            <w:r>
-              <w:rPr>
-                <w:bCs/>
-                <w:lang w:val="en-US"/>
-              </w:rPr>
-              <w:t>va</w:t>
-            </w:r>
-            <w:proofErr w:type="spellEnd"/>
-            <w:r>
-              <w:rPr>
-                <w:bCs/>
-                <w:lang w:val="en-US"/>
-              </w:rPr>
-              <w:t xml:space="preserve"> </w:t>
-            </w:r>
-            <w:proofErr w:type="spellStart"/>
-            <w:r>
-              <w:rPr>
-                <w:bCs/>
-                <w:lang w:val="en-US"/>
-              </w:rPr>
-              <w:t>asosiy</w:t>
-            </w:r>
-            <w:proofErr w:type="spellEnd"/>
-            <w:r>
-              <w:rPr>
-                <w:bCs/>
-                <w:lang w:val="en-US"/>
-              </w:rPr>
-              <w:t xml:space="preserve"> </w:t>
-            </w:r>
-            <w:proofErr w:type="spellStart"/>
-            <w:r>
-              <w:rPr>
-                <w:bCs/>
-                <w:lang w:val="en-US"/>
-              </w:rPr>
-              <w:t>tushunchalari</w:t>
-            </w:r>
-            <w:proofErr w:type="spellEnd"/>
+            <w:r>
+              <w:rPr>
+                <w:bCs/>
+                <w:lang w:val="en-US"/>
+              </w:rPr>
+              <w:t>Sun’iy intellekt asoslari</w:t>
+            </w:r>
+            <w:r>
+              <w:rPr>
+                <w:bCs/>
+                <w:lang w:val="en-US"/>
+              </w:rPr>
+              <w:t>” faniga kirish va asosiy tushunchalari</w:t>
+            </w:r>
             <w:r>
               <w:rPr>
                 <w:lang w:val="uz-Cyrl-UZ"/>
@@ -4934,7 +4109,6 @@
             <w:pPr>
               <w:jc w:val="center"/>
             </w:pPr>
-            <w:proofErr w:type="spellStart"/>
             <w:r>
               <w:rPr>
                 <w:color w:val="000000"/>
@@ -4942,7 +4116,6 @@
               </w:rPr>
               <w:t>Guruhli</w:t>
             </w:r>
-            <w:proofErr w:type="spellEnd"/>
           </w:p>
         </w:tc>
         <w:tc>
@@ -4999,133 +4172,19 @@
               </w:rPr>
               <w:t>“</w:t>
             </w:r>
-            <w:proofErr w:type="spellStart"/>
-            <w:r>
-              <w:rPr>
-                <w:bCs/>
-                <w:lang w:val="en-US"/>
-              </w:rPr>
-              <w:t>Sun’iy</w:t>
-            </w:r>
-            <w:proofErr w:type="spellEnd"/>
-            <w:r>
-              <w:rPr>
-                <w:bCs/>
-                <w:lang w:val="en-US"/>
-              </w:rPr>
-              <w:t xml:space="preserve"> </w:t>
-            </w:r>
-            <w:proofErr w:type="spellStart"/>
-            <w:r>
-              <w:rPr>
-                <w:bCs/>
-                <w:lang w:val="en-US"/>
-              </w:rPr>
-              <w:t>intellekt</w:t>
-            </w:r>
-            <w:proofErr w:type="spellEnd"/>
-            <w:r>
-              <w:rPr>
-                <w:bCs/>
-                <w:lang w:val="en-US"/>
-              </w:rPr>
-              <w:t xml:space="preserve"> </w:t>
-            </w:r>
-            <w:proofErr w:type="spellStart"/>
-            <w:r>
-              <w:rPr>
-                <w:bCs/>
-                <w:lang w:val="en-US"/>
-              </w:rPr>
-              <w:t>asoslari</w:t>
-            </w:r>
-            <w:proofErr w:type="spellEnd"/>
-            <w:r>
-              <w:rPr>
-                <w:bCs/>
-                <w:lang w:val="en-US"/>
-              </w:rPr>
-              <w:t xml:space="preserve">” </w:t>
-            </w:r>
-            <w:proofErr w:type="spellStart"/>
-            <w:r>
-              <w:rPr>
-                <w:bCs/>
-                <w:lang w:val="en-US"/>
-              </w:rPr>
-              <w:t>faniga</w:t>
-            </w:r>
-            <w:proofErr w:type="spellEnd"/>
-            <w:r>
-              <w:rPr>
-                <w:bCs/>
-                <w:lang w:val="en-US"/>
-              </w:rPr>
-              <w:t xml:space="preserve"> </w:t>
-            </w:r>
-            <w:proofErr w:type="spellStart"/>
-            <w:r>
-              <w:rPr>
-                <w:bCs/>
-                <w:lang w:val="en-US"/>
-              </w:rPr>
-              <w:t>kirish</w:t>
-            </w:r>
-            <w:proofErr w:type="spellEnd"/>
-            <w:r>
-              <w:rPr>
-                <w:bCs/>
-                <w:lang w:val="en-US"/>
-              </w:rPr>
-              <w:t xml:space="preserve"> </w:t>
-            </w:r>
-            <w:proofErr w:type="spellStart"/>
-            <w:r>
-              <w:rPr>
-                <w:bCs/>
-                <w:lang w:val="en-US"/>
-              </w:rPr>
-              <w:t>va</w:t>
-            </w:r>
-            <w:proofErr w:type="spellEnd"/>
-            <w:r>
-              <w:rPr>
-                <w:bCs/>
-                <w:lang w:val="en-US"/>
-              </w:rPr>
-              <w:t xml:space="preserve"> </w:t>
-            </w:r>
-            <w:proofErr w:type="spellStart"/>
-            <w:r>
-              <w:rPr>
-                <w:bCs/>
-                <w:lang w:val="en-US"/>
-              </w:rPr>
-              <w:t>asosiy</w:t>
-            </w:r>
-            <w:proofErr w:type="spellEnd"/>
-            <w:r>
-              <w:rPr>
-                <w:bCs/>
-                <w:lang w:val="en-US"/>
-              </w:rPr>
-              <w:t xml:space="preserve"> </w:t>
-            </w:r>
-            <w:proofErr w:type="spellStart"/>
-            <w:r>
-              <w:rPr>
-                <w:bCs/>
-                <w:lang w:val="en-US"/>
-              </w:rPr>
-              <w:t>tushunchalari</w:t>
-            </w:r>
-            <w:proofErr w:type="spellEnd"/>
-            <w:r>
-              <w:rPr>
-                <w:bCs/>
-                <w:lang w:val="en-US"/>
-              </w:rPr>
-              <w:t>.</w:t>
+            <w:r>
+              <w:rPr>
+                <w:bCs/>
+                <w:lang w:val="en-US"/>
+              </w:rPr>
+              <w:t>Sun’iy intellekt asoslari</w:t>
+            </w:r>
+            <w:r>
+              <w:rPr>
+                <w:bCs/>
+                <w:lang w:val="en-US"/>
+              </w:rPr>
+              <w:t>” faniga kirish va asosiy tushunchalari.</w:t>
             </w:r>
           </w:p>
           <w:p>
@@ -5508,7 +4567,6 @@
             <w:pPr>
               <w:jc w:val="center"/>
             </w:pPr>
-            <w:proofErr w:type="spellStart"/>
             <w:r>
               <w:rPr>
                 <w:color w:val="000000"/>
@@ -5516,7 +4574,6 @@
               </w:rPr>
               <w:t>Guruhli</w:t>
             </w:r>
-            <w:proofErr w:type="spellEnd"/>
           </w:p>
         </w:tc>
         <w:tc>
@@ -5573,133 +4630,19 @@
               </w:rPr>
               <w:t>“</w:t>
             </w:r>
-            <w:proofErr w:type="spellStart"/>
-            <w:r>
-              <w:rPr>
-                <w:bCs/>
-                <w:lang w:val="en-US"/>
-              </w:rPr>
-              <w:t>Sun’iy</w:t>
-            </w:r>
-            <w:proofErr w:type="spellEnd"/>
-            <w:r>
-              <w:rPr>
-                <w:bCs/>
-                <w:lang w:val="en-US"/>
-              </w:rPr>
-              <w:t xml:space="preserve"> </w:t>
-            </w:r>
-            <w:proofErr w:type="spellStart"/>
-            <w:r>
-              <w:rPr>
-                <w:bCs/>
-                <w:lang w:val="en-US"/>
-              </w:rPr>
-              <w:t>intellekt</w:t>
-            </w:r>
-            <w:proofErr w:type="spellEnd"/>
-            <w:r>
-              <w:rPr>
-                <w:bCs/>
-                <w:lang w:val="en-US"/>
-              </w:rPr>
-              <w:t xml:space="preserve"> </w:t>
-            </w:r>
-            <w:proofErr w:type="spellStart"/>
-            <w:r>
-              <w:rPr>
-                <w:bCs/>
-                <w:lang w:val="en-US"/>
-              </w:rPr>
-              <w:t>asoslari</w:t>
-            </w:r>
-            <w:proofErr w:type="spellEnd"/>
-            <w:r>
-              <w:rPr>
-                <w:bCs/>
-                <w:lang w:val="en-US"/>
-              </w:rPr>
-              <w:t xml:space="preserve">” </w:t>
-            </w:r>
-            <w:proofErr w:type="spellStart"/>
-            <w:r>
-              <w:rPr>
-                <w:bCs/>
-                <w:lang w:val="en-US"/>
-              </w:rPr>
-              <w:t>faniga</w:t>
-            </w:r>
-            <w:proofErr w:type="spellEnd"/>
-            <w:r>
-              <w:rPr>
-                <w:bCs/>
-                <w:lang w:val="en-US"/>
-              </w:rPr>
-              <w:t xml:space="preserve"> </w:t>
-            </w:r>
-            <w:proofErr w:type="spellStart"/>
-            <w:r>
-              <w:rPr>
-                <w:bCs/>
-                <w:lang w:val="en-US"/>
-              </w:rPr>
-              <w:t>kirish</w:t>
-            </w:r>
-            <w:proofErr w:type="spellEnd"/>
-            <w:r>
-              <w:rPr>
-                <w:bCs/>
-                <w:lang w:val="en-US"/>
-              </w:rPr>
-              <w:t xml:space="preserve"> </w:t>
-            </w:r>
-            <w:proofErr w:type="spellStart"/>
-            <w:r>
-              <w:rPr>
-                <w:bCs/>
-                <w:lang w:val="en-US"/>
-              </w:rPr>
-              <w:t>va</w:t>
-            </w:r>
-            <w:proofErr w:type="spellEnd"/>
-            <w:r>
-              <w:rPr>
-                <w:bCs/>
-                <w:lang w:val="en-US"/>
-              </w:rPr>
-              <w:t xml:space="preserve"> </w:t>
-            </w:r>
-            <w:proofErr w:type="spellStart"/>
-            <w:r>
-              <w:rPr>
-                <w:bCs/>
-                <w:lang w:val="en-US"/>
-              </w:rPr>
-              <w:t>asosiy</w:t>
-            </w:r>
-            <w:proofErr w:type="spellEnd"/>
-            <w:r>
-              <w:rPr>
-                <w:bCs/>
-                <w:lang w:val="en-US"/>
-              </w:rPr>
-              <w:t xml:space="preserve"> </w:t>
-            </w:r>
-            <w:proofErr w:type="spellStart"/>
-            <w:r>
-              <w:rPr>
-                <w:bCs/>
-                <w:lang w:val="en-US"/>
-              </w:rPr>
-              <w:t>tushunchalari</w:t>
-            </w:r>
-            <w:proofErr w:type="spellEnd"/>
-            <w:r>
-              <w:rPr>
-                <w:bCs/>
-                <w:lang w:val="en-US"/>
-              </w:rPr>
-              <w:t>.</w:t>
+            <w:r>
+              <w:rPr>
+                <w:bCs/>
+                <w:lang w:val="en-US"/>
+              </w:rPr>
+              <w:t>Sun’iy intellekt asoslari</w:t>
+            </w:r>
+            <w:r>
+              <w:rPr>
+                <w:bCs/>
+                <w:lang w:val="en-US"/>
+              </w:rPr>
+              <w:t>” faniga kirish va asosiy tushunchalari.</w:t>
             </w:r>
           </w:p>
           <w:p>
@@ -6102,7 +5045,6 @@
             <w:pPr>
               <w:jc w:val="center"/>
             </w:pPr>
-            <w:proofErr w:type="spellStart"/>
             <w:r>
               <w:rPr>
                 <w:color w:val="000000"/>
@@ -6110,7 +5052,6 @@
               </w:rPr>
               <w:t>Guruhli</w:t>
             </w:r>
-            <w:proofErr w:type="spellEnd"/>
           </w:p>
         </w:tc>
         <w:tc>
@@ -6167,133 +5108,19 @@
               </w:rPr>
               <w:t>“</w:t>
             </w:r>
-            <w:proofErr w:type="spellStart"/>
-            <w:r>
-              <w:rPr>
-                <w:bCs/>
-                <w:lang w:val="en-US"/>
-              </w:rPr>
-              <w:t>Sun’iy</w:t>
-            </w:r>
-            <w:proofErr w:type="spellEnd"/>
-            <w:r>
-              <w:rPr>
-                <w:bCs/>
-                <w:lang w:val="en-US"/>
-              </w:rPr>
-              <w:t xml:space="preserve"> </w:t>
-            </w:r>
-            <w:proofErr w:type="spellStart"/>
-            <w:r>
-              <w:rPr>
-                <w:bCs/>
-                <w:lang w:val="en-US"/>
-              </w:rPr>
-              <w:t>intellekt</w:t>
-            </w:r>
-            <w:proofErr w:type="spellEnd"/>
-            <w:r>
-              <w:rPr>
-                <w:bCs/>
-                <w:lang w:val="en-US"/>
-              </w:rPr>
-              <w:t xml:space="preserve"> </w:t>
-            </w:r>
-            <w:proofErr w:type="spellStart"/>
-            <w:r>
-              <w:rPr>
-                <w:bCs/>
-                <w:lang w:val="en-US"/>
-              </w:rPr>
-              <w:t>asoslari</w:t>
-            </w:r>
-            <w:proofErr w:type="spellEnd"/>
-            <w:r>
-              <w:rPr>
-                <w:bCs/>
-                <w:lang w:val="en-US"/>
-              </w:rPr>
-              <w:t xml:space="preserve">” </w:t>
-            </w:r>
-            <w:proofErr w:type="spellStart"/>
-            <w:r>
-              <w:rPr>
-                <w:bCs/>
-                <w:lang w:val="en-US"/>
-              </w:rPr>
-              <w:t>faniga</w:t>
-            </w:r>
-            <w:proofErr w:type="spellEnd"/>
-            <w:r>
-              <w:rPr>
-                <w:bCs/>
-                <w:lang w:val="en-US"/>
-              </w:rPr>
-              <w:t xml:space="preserve"> </w:t>
-            </w:r>
-            <w:proofErr w:type="spellStart"/>
-            <w:r>
-              <w:rPr>
-                <w:bCs/>
-                <w:lang w:val="en-US"/>
-              </w:rPr>
-              <w:t>kirish</w:t>
-            </w:r>
-            <w:proofErr w:type="spellEnd"/>
-            <w:r>
-              <w:rPr>
-                <w:bCs/>
-                <w:lang w:val="en-US"/>
-              </w:rPr>
-              <w:t xml:space="preserve"> </w:t>
-            </w:r>
-            <w:proofErr w:type="spellStart"/>
-            <w:r>
-              <w:rPr>
-                <w:bCs/>
-                <w:lang w:val="en-US"/>
-              </w:rPr>
-              <w:t>va</w:t>
-            </w:r>
-            <w:proofErr w:type="spellEnd"/>
-            <w:r>
-              <w:rPr>
-                <w:bCs/>
-                <w:lang w:val="en-US"/>
-              </w:rPr>
-              <w:t xml:space="preserve"> </w:t>
-            </w:r>
-            <w:proofErr w:type="spellStart"/>
-            <w:r>
-              <w:rPr>
-                <w:bCs/>
-                <w:lang w:val="en-US"/>
-              </w:rPr>
-              <w:t>asosiy</w:t>
-            </w:r>
-            <w:proofErr w:type="spellEnd"/>
-            <w:r>
-              <w:rPr>
-                <w:bCs/>
-                <w:lang w:val="en-US"/>
-              </w:rPr>
-              <w:t xml:space="preserve"> </w:t>
-            </w:r>
-            <w:proofErr w:type="spellStart"/>
-            <w:r>
-              <w:rPr>
-                <w:bCs/>
-                <w:lang w:val="en-US"/>
-              </w:rPr>
-              <w:t>tushunchalari</w:t>
-            </w:r>
-            <w:proofErr w:type="spellEnd"/>
-            <w:r>
-              <w:rPr>
-                <w:bCs/>
-                <w:lang w:val="en-US"/>
-              </w:rPr>
-              <w:t>.</w:t>
+            <w:r>
+              <w:rPr>
+                <w:bCs/>
+                <w:lang w:val="en-US"/>
+              </w:rPr>
+              <w:t>Sun’iy intellekt asoslari</w:t>
+            </w:r>
+            <w:r>
+              <w:rPr>
+                <w:bCs/>
+                <w:lang w:val="en-US"/>
+              </w:rPr>
+              <w:t>” faniga kirish va asosiy tushunchalari.</w:t>
             </w:r>
           </w:p>
           <w:p>
@@ -6688,7 +5515,6 @@
             <w:pPr>
               <w:jc w:val="center"/>
             </w:pPr>
-            <w:proofErr w:type="spellStart"/>
             <w:r>
               <w:rPr>
                 <w:color w:val="000000"/>
@@ -6696,7 +5522,6 @@
               </w:rPr>
               <w:t>Amaliy</w:t>
             </w:r>
-            <w:proofErr w:type="spellEnd"/>
           </w:p>
         </w:tc>
         <w:tc>
@@ -6753,133 +5578,19 @@
               </w:rPr>
               <w:t>“</w:t>
             </w:r>
-            <w:proofErr w:type="spellStart"/>
-            <w:r>
-              <w:rPr>
-                <w:bCs/>
-                <w:lang w:val="en-US"/>
-              </w:rPr>
-              <w:t>Sun’iy</w:t>
-            </w:r>
-            <w:proofErr w:type="spellEnd"/>
-            <w:r>
-              <w:rPr>
-                <w:bCs/>
-                <w:lang w:val="en-US"/>
-              </w:rPr>
-              <w:t xml:space="preserve"> </w:t>
-            </w:r>
-            <w:proofErr w:type="spellStart"/>
-            <w:r>
-              <w:rPr>
-                <w:bCs/>
-                <w:lang w:val="en-US"/>
-              </w:rPr>
-              <w:t>intellekt</w:t>
-            </w:r>
-            <w:proofErr w:type="spellEnd"/>
-            <w:r>
-              <w:rPr>
-                <w:bCs/>
-                <w:lang w:val="en-US"/>
-              </w:rPr>
-              <w:t xml:space="preserve"> </w:t>
-            </w:r>
-            <w:proofErr w:type="spellStart"/>
-            <w:r>
-              <w:rPr>
-                <w:bCs/>
-                <w:lang w:val="en-US"/>
-              </w:rPr>
-              <w:t>asoslari</w:t>
-            </w:r>
-            <w:proofErr w:type="spellEnd"/>
-            <w:r>
-              <w:rPr>
-                <w:bCs/>
-                <w:lang w:val="en-US"/>
-              </w:rPr>
-              <w:t xml:space="preserve">” </w:t>
-            </w:r>
-            <w:proofErr w:type="spellStart"/>
-            <w:r>
-              <w:rPr>
-                <w:bCs/>
-                <w:lang w:val="en-US"/>
-              </w:rPr>
-              <w:t>faniga</w:t>
-            </w:r>
-            <w:proofErr w:type="spellEnd"/>
-            <w:r>
-              <w:rPr>
-                <w:bCs/>
-                <w:lang w:val="en-US"/>
-              </w:rPr>
-              <w:t xml:space="preserve"> </w:t>
-            </w:r>
-            <w:proofErr w:type="spellStart"/>
-            <w:r>
-              <w:rPr>
-                <w:bCs/>
-                <w:lang w:val="en-US"/>
-              </w:rPr>
-              <w:t>kirish</w:t>
-            </w:r>
-            <w:proofErr w:type="spellEnd"/>
-            <w:r>
-              <w:rPr>
-                <w:bCs/>
-                <w:lang w:val="en-US"/>
-              </w:rPr>
-              <w:t xml:space="preserve"> </w:t>
-            </w:r>
-            <w:proofErr w:type="spellStart"/>
-            <w:r>
-              <w:rPr>
-                <w:bCs/>
-                <w:lang w:val="en-US"/>
-              </w:rPr>
-              <w:t>va</w:t>
-            </w:r>
-            <w:proofErr w:type="spellEnd"/>
-            <w:r>
-              <w:rPr>
-                <w:bCs/>
-                <w:lang w:val="en-US"/>
-              </w:rPr>
-              <w:t xml:space="preserve"> </w:t>
-            </w:r>
-            <w:proofErr w:type="spellStart"/>
-            <w:r>
-              <w:rPr>
-                <w:bCs/>
-                <w:lang w:val="en-US"/>
-              </w:rPr>
-              <w:t>asosiy</w:t>
-            </w:r>
-            <w:proofErr w:type="spellEnd"/>
-            <w:r>
-              <w:rPr>
-                <w:bCs/>
-                <w:lang w:val="en-US"/>
-              </w:rPr>
-              <w:t xml:space="preserve"> </w:t>
-            </w:r>
-            <w:proofErr w:type="spellStart"/>
-            <w:r>
-              <w:rPr>
-                <w:bCs/>
-                <w:lang w:val="en-US"/>
-              </w:rPr>
-              <w:t>tushunchalari</w:t>
-            </w:r>
-            <w:proofErr w:type="spellEnd"/>
-            <w:r>
-              <w:rPr>
-                <w:bCs/>
-                <w:lang w:val="en-US"/>
-              </w:rPr>
-              <w:t>.</w:t>
+            <w:r>
+              <w:rPr>
+                <w:bCs/>
+                <w:lang w:val="en-US"/>
+              </w:rPr>
+              <w:t>Sun’iy intellekt asoslari</w:t>
+            </w:r>
+            <w:r>
+              <w:rPr>
+                <w:bCs/>
+                <w:lang w:val="en-US"/>
+              </w:rPr>
+              <w:t>” faniga kirish va asosiy tushunchalari.</w:t>
             </w:r>
           </w:p>
           <w:p>
@@ -7274,7 +5985,6 @@
             <w:pPr>
               <w:jc w:val="center"/>
             </w:pPr>
-            <w:proofErr w:type="spellStart"/>
             <w:r>
               <w:rPr>
                 <w:color w:val="000000"/>
@@ -7282,7 +5992,6 @@
               </w:rPr>
               <w:t>Guruhli</w:t>
             </w:r>
-            <w:proofErr w:type="spellEnd"/>
           </w:p>
         </w:tc>
         <w:tc>
@@ -7339,133 +6048,19 @@
               </w:rPr>
               <w:t>“</w:t>
             </w:r>
-            <w:proofErr w:type="spellStart"/>
-            <w:r>
-              <w:rPr>
-                <w:bCs/>
-                <w:lang w:val="en-US"/>
-              </w:rPr>
-              <w:t>Sun’iy</w:t>
-            </w:r>
-            <w:proofErr w:type="spellEnd"/>
-            <w:r>
-              <w:rPr>
-                <w:bCs/>
-                <w:lang w:val="en-US"/>
-              </w:rPr>
-              <w:t xml:space="preserve"> </w:t>
-            </w:r>
-            <w:proofErr w:type="spellStart"/>
-            <w:r>
-              <w:rPr>
-                <w:bCs/>
-                <w:lang w:val="en-US"/>
-              </w:rPr>
-              <w:t>intellekt</w:t>
-            </w:r>
-            <w:proofErr w:type="spellEnd"/>
-            <w:r>
-              <w:rPr>
-                <w:bCs/>
-                <w:lang w:val="en-US"/>
-              </w:rPr>
-              <w:t xml:space="preserve"> </w:t>
-            </w:r>
-            <w:proofErr w:type="spellStart"/>
-            <w:r>
-              <w:rPr>
-                <w:bCs/>
-                <w:lang w:val="en-US"/>
-              </w:rPr>
-              <w:t>asoslari</w:t>
-            </w:r>
-            <w:proofErr w:type="spellEnd"/>
-            <w:r>
-              <w:rPr>
-                <w:bCs/>
-                <w:lang w:val="en-US"/>
-              </w:rPr>
-              <w:t xml:space="preserve">” </w:t>
-            </w:r>
-            <w:proofErr w:type="spellStart"/>
-            <w:r>
-              <w:rPr>
-                <w:bCs/>
-                <w:lang w:val="en-US"/>
-              </w:rPr>
-              <w:t>faniga</w:t>
-            </w:r>
-            <w:proofErr w:type="spellEnd"/>
-            <w:r>
-              <w:rPr>
-                <w:bCs/>
-                <w:lang w:val="en-US"/>
-              </w:rPr>
-              <w:t xml:space="preserve"> </w:t>
-            </w:r>
-            <w:proofErr w:type="spellStart"/>
-            <w:r>
-              <w:rPr>
-                <w:bCs/>
-                <w:lang w:val="en-US"/>
-              </w:rPr>
-              <w:t>kirish</w:t>
-            </w:r>
-            <w:proofErr w:type="spellEnd"/>
-            <w:r>
-              <w:rPr>
-                <w:bCs/>
-                <w:lang w:val="en-US"/>
-              </w:rPr>
-              <w:t xml:space="preserve"> </w:t>
-            </w:r>
-            <w:proofErr w:type="spellStart"/>
-            <w:r>
-              <w:rPr>
-                <w:bCs/>
-                <w:lang w:val="en-US"/>
-              </w:rPr>
-              <w:t>va</w:t>
-            </w:r>
-            <w:proofErr w:type="spellEnd"/>
-            <w:r>
-              <w:rPr>
-                <w:bCs/>
-                <w:lang w:val="en-US"/>
-              </w:rPr>
-              <w:t xml:space="preserve"> </w:t>
-            </w:r>
-            <w:proofErr w:type="spellStart"/>
-            <w:r>
-              <w:rPr>
-                <w:bCs/>
-                <w:lang w:val="en-US"/>
-              </w:rPr>
-              <w:t>asosiy</w:t>
-            </w:r>
-            <w:proofErr w:type="spellEnd"/>
-            <w:r>
-              <w:rPr>
-                <w:bCs/>
-                <w:lang w:val="en-US"/>
-              </w:rPr>
-              <w:t xml:space="preserve"> </w:t>
-            </w:r>
-            <w:proofErr w:type="spellStart"/>
-            <w:r>
-              <w:rPr>
-                <w:bCs/>
-                <w:lang w:val="en-US"/>
-              </w:rPr>
-              <w:t>tushunchalari</w:t>
-            </w:r>
-            <w:proofErr w:type="spellEnd"/>
-            <w:r>
-              <w:rPr>
-                <w:bCs/>
-                <w:lang w:val="en-US"/>
-              </w:rPr>
-              <w:t>.</w:t>
+            <w:r>
+              <w:rPr>
+                <w:bCs/>
+                <w:lang w:val="en-US"/>
+              </w:rPr>
+              <w:t>Sun’iy intellekt asoslari</w:t>
+            </w:r>
+            <w:r>
+              <w:rPr>
+                <w:bCs/>
+                <w:lang w:val="en-US"/>
+              </w:rPr>
+              <w:t>” faniga kirish va asosiy tushunchalari.</w:t>
             </w:r>
           </w:p>
           <w:p>
@@ -7847,7 +6442,6 @@
             <w:pPr>
               <w:jc w:val="center"/>
             </w:pPr>
-            <w:proofErr w:type="spellStart"/>
             <w:r>
               <w:rPr>
                 <w:color w:val="000000"/>
@@ -7855,7 +6449,6 @@
               </w:rPr>
               <w:t>Amaliy</w:t>
             </w:r>
-            <w:proofErr w:type="spellEnd"/>
           </w:p>
         </w:tc>
         <w:tc>
@@ -7912,133 +6505,19 @@
               </w:rPr>
               <w:t>“</w:t>
             </w:r>
-            <w:proofErr w:type="spellStart"/>
-            <w:r>
-              <w:rPr>
-                <w:bCs/>
-                <w:lang w:val="en-US"/>
-              </w:rPr>
-              <w:t>Sun’iy</w:t>
-            </w:r>
-            <w:proofErr w:type="spellEnd"/>
-            <w:r>
-              <w:rPr>
-                <w:bCs/>
-                <w:lang w:val="en-US"/>
-              </w:rPr>
-              <w:t xml:space="preserve"> </w:t>
-            </w:r>
-            <w:proofErr w:type="spellStart"/>
-            <w:r>
-              <w:rPr>
-                <w:bCs/>
-                <w:lang w:val="en-US"/>
-              </w:rPr>
-              <w:t>intellekt</w:t>
-            </w:r>
-            <w:proofErr w:type="spellEnd"/>
-            <w:r>
-              <w:rPr>
-                <w:bCs/>
-                <w:lang w:val="en-US"/>
-              </w:rPr>
-              <w:t xml:space="preserve"> </w:t>
-            </w:r>
-            <w:proofErr w:type="spellStart"/>
-            <w:r>
-              <w:rPr>
-                <w:bCs/>
-                <w:lang w:val="en-US"/>
-              </w:rPr>
-              <w:t>asoslari</w:t>
-            </w:r>
-            <w:proofErr w:type="spellEnd"/>
-            <w:r>
-              <w:rPr>
-                <w:bCs/>
-                <w:lang w:val="en-US"/>
-              </w:rPr>
-              <w:t xml:space="preserve">” </w:t>
-            </w:r>
-            <w:proofErr w:type="spellStart"/>
-            <w:r>
-              <w:rPr>
-                <w:bCs/>
-                <w:lang w:val="en-US"/>
-              </w:rPr>
-              <w:t>faniga</w:t>
-            </w:r>
-            <w:proofErr w:type="spellEnd"/>
-            <w:r>
-              <w:rPr>
-                <w:bCs/>
-                <w:lang w:val="en-US"/>
-              </w:rPr>
-              <w:t xml:space="preserve"> </w:t>
-            </w:r>
-            <w:proofErr w:type="spellStart"/>
-            <w:r>
-              <w:rPr>
-                <w:bCs/>
-                <w:lang w:val="en-US"/>
-              </w:rPr>
-              <w:t>kirish</w:t>
-            </w:r>
-            <w:proofErr w:type="spellEnd"/>
-            <w:r>
-              <w:rPr>
-                <w:bCs/>
-                <w:lang w:val="en-US"/>
-              </w:rPr>
-              <w:t xml:space="preserve"> </w:t>
-            </w:r>
-            <w:proofErr w:type="spellStart"/>
-            <w:r>
-              <w:rPr>
-                <w:bCs/>
-                <w:lang w:val="en-US"/>
-              </w:rPr>
-              <w:t>va</w:t>
-            </w:r>
-            <w:proofErr w:type="spellEnd"/>
-            <w:r>
-              <w:rPr>
-                <w:bCs/>
-                <w:lang w:val="en-US"/>
-              </w:rPr>
-              <w:t xml:space="preserve"> </w:t>
-            </w:r>
-            <w:proofErr w:type="spellStart"/>
-            <w:r>
-              <w:rPr>
-                <w:bCs/>
-                <w:lang w:val="en-US"/>
-              </w:rPr>
-              <w:t>asosiy</w:t>
-            </w:r>
-            <w:proofErr w:type="spellEnd"/>
-            <w:r>
-              <w:rPr>
-                <w:bCs/>
-                <w:lang w:val="en-US"/>
-              </w:rPr>
-              <w:t xml:space="preserve"> </w:t>
-            </w:r>
-            <w:proofErr w:type="spellStart"/>
-            <w:r>
-              <w:rPr>
-                <w:bCs/>
-                <w:lang w:val="en-US"/>
-              </w:rPr>
-              <w:t>tushunchalari</w:t>
-            </w:r>
-            <w:proofErr w:type="spellEnd"/>
-            <w:r>
-              <w:rPr>
-                <w:bCs/>
-                <w:lang w:val="en-US"/>
-              </w:rPr>
-              <w:t>.</w:t>
+            <w:r>
+              <w:rPr>
+                <w:bCs/>
+                <w:lang w:val="en-US"/>
+              </w:rPr>
+              <w:t>Sun’iy intellekt asoslari</w:t>
+            </w:r>
+            <w:r>
+              <w:rPr>
+                <w:bCs/>
+                <w:lang w:val="en-US"/>
+              </w:rPr>
+              <w:t>” faniga kirish va asosiy tushunchalari.</w:t>
             </w:r>
           </w:p>
           <w:p>
@@ -8428,7 +6907,6 @@
             <w:pPr>
               <w:jc w:val="center"/>
             </w:pPr>
-            <w:proofErr w:type="spellStart"/>
             <w:r>
               <w:rPr>
                 <w:color w:val="000000"/>
@@ -8436,7 +6914,6 @@
               </w:rPr>
               <w:t>Guruhli</w:t>
             </w:r>
-            <w:proofErr w:type="spellEnd"/>
           </w:p>
         </w:tc>
         <w:tc>
@@ -8493,133 +6970,19 @@
               </w:rPr>
               <w:t>“</w:t>
             </w:r>
-            <w:proofErr w:type="spellStart"/>
-            <w:r>
-              <w:rPr>
-                <w:bCs/>
-                <w:lang w:val="en-US"/>
-              </w:rPr>
-              <w:t>Sun’iy</w:t>
-            </w:r>
-            <w:proofErr w:type="spellEnd"/>
-            <w:r>
-              <w:rPr>
-                <w:bCs/>
-                <w:lang w:val="en-US"/>
-              </w:rPr>
-              <w:t xml:space="preserve"> </w:t>
-            </w:r>
-            <w:proofErr w:type="spellStart"/>
-            <w:r>
-              <w:rPr>
-                <w:bCs/>
-                <w:lang w:val="en-US"/>
-              </w:rPr>
-              <w:t>intellekt</w:t>
-            </w:r>
-            <w:proofErr w:type="spellEnd"/>
-            <w:r>
-              <w:rPr>
-                <w:bCs/>
-                <w:lang w:val="en-US"/>
-              </w:rPr>
-              <w:t xml:space="preserve"> </w:t>
-            </w:r>
-            <w:proofErr w:type="spellStart"/>
-            <w:r>
-              <w:rPr>
-                <w:bCs/>
-                <w:lang w:val="en-US"/>
-              </w:rPr>
-              <w:t>asoslari</w:t>
-            </w:r>
-            <w:proofErr w:type="spellEnd"/>
-            <w:r>
-              <w:rPr>
-                <w:bCs/>
-                <w:lang w:val="en-US"/>
-              </w:rPr>
-              <w:t xml:space="preserve">” </w:t>
-            </w:r>
-            <w:proofErr w:type="spellStart"/>
-            <w:r>
-              <w:rPr>
-                <w:bCs/>
-                <w:lang w:val="en-US"/>
-              </w:rPr>
-              <w:t>faniga</w:t>
-            </w:r>
-            <w:proofErr w:type="spellEnd"/>
-            <w:r>
-              <w:rPr>
-                <w:bCs/>
-                <w:lang w:val="en-US"/>
-              </w:rPr>
-              <w:t xml:space="preserve"> </w:t>
-            </w:r>
-            <w:proofErr w:type="spellStart"/>
-            <w:r>
-              <w:rPr>
-                <w:bCs/>
-                <w:lang w:val="en-US"/>
-              </w:rPr>
-              <w:t>kirish</w:t>
-            </w:r>
-            <w:proofErr w:type="spellEnd"/>
-            <w:r>
-              <w:rPr>
-                <w:bCs/>
-                <w:lang w:val="en-US"/>
-              </w:rPr>
-              <w:t xml:space="preserve"> </w:t>
-            </w:r>
-            <w:proofErr w:type="spellStart"/>
-            <w:r>
-              <w:rPr>
-                <w:bCs/>
-                <w:lang w:val="en-US"/>
-              </w:rPr>
-              <w:t>va</w:t>
-            </w:r>
-            <w:proofErr w:type="spellEnd"/>
-            <w:r>
-              <w:rPr>
-                <w:bCs/>
-                <w:lang w:val="en-US"/>
-              </w:rPr>
-              <w:t xml:space="preserve"> </w:t>
-            </w:r>
-            <w:proofErr w:type="spellStart"/>
-            <w:r>
-              <w:rPr>
-                <w:bCs/>
-                <w:lang w:val="en-US"/>
-              </w:rPr>
-              <w:t>asosiy</w:t>
-            </w:r>
-            <w:proofErr w:type="spellEnd"/>
-            <w:r>
-              <w:rPr>
-                <w:bCs/>
-                <w:lang w:val="en-US"/>
-              </w:rPr>
-              <w:t xml:space="preserve"> </w:t>
-            </w:r>
-            <w:proofErr w:type="spellStart"/>
-            <w:r>
-              <w:rPr>
-                <w:bCs/>
-                <w:lang w:val="en-US"/>
-              </w:rPr>
-              <w:t>tushunchalari</w:t>
-            </w:r>
-            <w:proofErr w:type="spellEnd"/>
-            <w:r>
-              <w:rPr>
-                <w:bCs/>
-                <w:lang w:val="en-US"/>
-              </w:rPr>
-              <w:t>.</w:t>
+            <w:r>
+              <w:rPr>
+                <w:bCs/>
+                <w:lang w:val="en-US"/>
+              </w:rPr>
+              <w:t>Sun’iy intellekt asoslari</w:t>
+            </w:r>
+            <w:r>
+              <w:rPr>
+                <w:bCs/>
+                <w:lang w:val="en-US"/>
+              </w:rPr>
+              <w:t>” faniga kirish va asosiy tushunchalari.</w:t>
             </w:r>
           </w:p>
           <w:p>
@@ -8673,79 +7036,13 @@
               </w:rPr>
               <w:t xml:space="preserve"> </w:t>
             </w:r>
-            <w:proofErr w:type="spellStart"/>
             <w:r>
               <w:rPr>
                 <w:szCs w:val="28"/>
                 <w:lang w:val="en-US"/>
               </w:rPr>
-              <w:t>Fayllar</w:t>
-            </w:r>
-            <w:proofErr w:type="spellEnd"/>
-            <w:r>
-              <w:rPr>
-                <w:szCs w:val="28"/>
-                <w:lang w:val="en-US"/>
-              </w:rPr>
-              <w:t xml:space="preserve"> </w:t>
-            </w:r>
-            <w:proofErr w:type="spellStart"/>
-            <w:r>
-              <w:rPr>
-                <w:szCs w:val="28"/>
-                <w:lang w:val="en-US"/>
-              </w:rPr>
-              <w:t>va</w:t>
-            </w:r>
-            <w:proofErr w:type="spellEnd"/>
-            <w:r>
-              <w:rPr>
-                <w:szCs w:val="28"/>
-                <w:lang w:val="en-US"/>
-              </w:rPr>
-              <w:t xml:space="preserve"> </w:t>
-            </w:r>
-            <w:proofErr w:type="spellStart"/>
-            <w:r>
-              <w:rPr>
-                <w:szCs w:val="28"/>
-                <w:lang w:val="en-US"/>
-              </w:rPr>
-              <w:t>kataloglar</w:t>
-            </w:r>
-            <w:proofErr w:type="spellEnd"/>
-            <w:r>
-              <w:rPr>
-                <w:szCs w:val="28"/>
-                <w:lang w:val="en-US"/>
-              </w:rPr>
-              <w:t xml:space="preserve"> </w:t>
-            </w:r>
-            <w:proofErr w:type="spellStart"/>
-            <w:r>
-              <w:rPr>
-                <w:szCs w:val="28"/>
-                <w:lang w:val="en-US"/>
-              </w:rPr>
-              <w:t>bilan</w:t>
-            </w:r>
-            <w:proofErr w:type="spellEnd"/>
-            <w:r>
-              <w:rPr>
-                <w:szCs w:val="28"/>
-                <w:lang w:val="en-US"/>
-              </w:rPr>
-              <w:t xml:space="preserve"> </w:t>
-            </w:r>
-            <w:proofErr w:type="spellStart"/>
-            <w:r>
-              <w:rPr>
-                <w:szCs w:val="28"/>
-                <w:lang w:val="en-US"/>
-              </w:rPr>
-              <w:t>ishlash</w:t>
-            </w:r>
-            <w:proofErr w:type="spellEnd"/>
+              <w:t>Fayllar va kataloglar bilan ishlash</w:t>
+            </w:r>
             <w:r>
               <w:rPr>
                 <w:lang w:val="en-US"/>
@@ -9078,7 +7375,6 @@
             <w:pPr>
               <w:jc w:val="center"/>
             </w:pPr>
-            <w:proofErr w:type="spellStart"/>
             <w:r>
               <w:rPr>
                 <w:color w:val="000000"/>
@@ -9086,7 +7382,6 @@
               </w:rPr>
               <w:t>Amaliy</w:t>
             </w:r>
-            <w:proofErr w:type="spellEnd"/>
           </w:p>
         </w:tc>
         <w:tc>
@@ -9143,133 +7438,19 @@
               </w:rPr>
               <w:t>“</w:t>
             </w:r>
-            <w:proofErr w:type="spellStart"/>
-            <w:r>
-              <w:rPr>
-                <w:bCs/>
-                <w:lang w:val="en-US"/>
-              </w:rPr>
-              <w:t>Sun’iy</w:t>
-            </w:r>
-            <w:proofErr w:type="spellEnd"/>
-            <w:r>
-              <w:rPr>
-                <w:bCs/>
-                <w:lang w:val="en-US"/>
-              </w:rPr>
-              <w:t xml:space="preserve"> </w:t>
-            </w:r>
-            <w:proofErr w:type="spellStart"/>
-            <w:r>
-              <w:rPr>
-                <w:bCs/>
-                <w:lang w:val="en-US"/>
-              </w:rPr>
-              <w:t>intellekt</w:t>
-            </w:r>
-            <w:proofErr w:type="spellEnd"/>
-            <w:r>
-              <w:rPr>
-                <w:bCs/>
-                <w:lang w:val="en-US"/>
-              </w:rPr>
-              <w:t xml:space="preserve"> </w:t>
-            </w:r>
-            <w:proofErr w:type="spellStart"/>
-            <w:r>
-              <w:rPr>
-                <w:bCs/>
-                <w:lang w:val="en-US"/>
-              </w:rPr>
-              <w:t>asoslari</w:t>
-            </w:r>
-            <w:proofErr w:type="spellEnd"/>
-            <w:r>
-              <w:rPr>
-                <w:bCs/>
-                <w:lang w:val="en-US"/>
-              </w:rPr>
-              <w:t xml:space="preserve">” </w:t>
-            </w:r>
-            <w:proofErr w:type="spellStart"/>
-            <w:r>
-              <w:rPr>
-                <w:bCs/>
-                <w:lang w:val="en-US"/>
-              </w:rPr>
-              <w:t>faniga</w:t>
-            </w:r>
-            <w:proofErr w:type="spellEnd"/>
-            <w:r>
-              <w:rPr>
-                <w:bCs/>
-                <w:lang w:val="en-US"/>
-              </w:rPr>
-              <w:t xml:space="preserve"> </w:t>
-            </w:r>
-            <w:proofErr w:type="spellStart"/>
-            <w:r>
-              <w:rPr>
-                <w:bCs/>
-                <w:lang w:val="en-US"/>
-              </w:rPr>
-              <w:t>kirish</w:t>
-            </w:r>
-            <w:proofErr w:type="spellEnd"/>
-            <w:r>
-              <w:rPr>
-                <w:bCs/>
-                <w:lang w:val="en-US"/>
-              </w:rPr>
-              <w:t xml:space="preserve"> </w:t>
-            </w:r>
-            <w:proofErr w:type="spellStart"/>
-            <w:r>
-              <w:rPr>
-                <w:bCs/>
-                <w:lang w:val="en-US"/>
-              </w:rPr>
-              <w:t>va</w:t>
-            </w:r>
-            <w:proofErr w:type="spellEnd"/>
-            <w:r>
-              <w:rPr>
-                <w:bCs/>
-                <w:lang w:val="en-US"/>
-              </w:rPr>
-              <w:t xml:space="preserve"> </w:t>
-            </w:r>
-            <w:proofErr w:type="spellStart"/>
-            <w:r>
-              <w:rPr>
-                <w:bCs/>
-                <w:lang w:val="en-US"/>
-              </w:rPr>
-              <w:t>asosiy</w:t>
-            </w:r>
-            <w:proofErr w:type="spellEnd"/>
-            <w:r>
-              <w:rPr>
-                <w:bCs/>
-                <w:lang w:val="en-US"/>
-              </w:rPr>
-              <w:t xml:space="preserve"> </w:t>
-            </w:r>
-            <w:proofErr w:type="spellStart"/>
-            <w:r>
-              <w:rPr>
-                <w:bCs/>
-                <w:lang w:val="en-US"/>
-              </w:rPr>
-              <w:t>tushunchalari</w:t>
-            </w:r>
-            <w:proofErr w:type="spellEnd"/>
-            <w:r>
-              <w:rPr>
-                <w:bCs/>
-                <w:lang w:val="en-US"/>
-              </w:rPr>
-              <w:t>.</w:t>
+            <w:r>
+              <w:rPr>
+                <w:bCs/>
+                <w:lang w:val="en-US"/>
+              </w:rPr>
+              <w:t>Sun’iy intellekt asoslari</w:t>
+            </w:r>
+            <w:r>
+              <w:rPr>
+                <w:bCs/>
+                <w:lang w:val="en-US"/>
+              </w:rPr>
+              <w:t>” faniga kirish va asosiy tushunchalari.</w:t>
             </w:r>
           </w:p>
           <w:p>
@@ -9323,127 +7504,13 @@
               </w:rPr>
               <w:t xml:space="preserve"> </w:t>
             </w:r>
-            <w:proofErr w:type="spellStart"/>
             <w:r>
               <w:rPr>
                 <w:szCs w:val="28"/>
                 <w:lang w:val="en-US"/>
               </w:rPr>
-              <w:t>Fayllar</w:t>
-            </w:r>
-            <w:proofErr w:type="spellEnd"/>
-            <w:r>
-              <w:rPr>
-                <w:szCs w:val="28"/>
-                <w:lang w:val="en-US"/>
-              </w:rPr>
-              <w:t xml:space="preserve"> </w:t>
-            </w:r>
-            <w:proofErr w:type="spellStart"/>
-            <w:r>
-              <w:rPr>
-                <w:szCs w:val="28"/>
-                <w:lang w:val="en-US"/>
-              </w:rPr>
-              <w:t>va</w:t>
-            </w:r>
-            <w:proofErr w:type="spellEnd"/>
-            <w:r>
-              <w:rPr>
-                <w:szCs w:val="28"/>
-                <w:lang w:val="en-US"/>
-              </w:rPr>
-              <w:t xml:space="preserve"> </w:t>
-            </w:r>
-            <w:proofErr w:type="spellStart"/>
-            <w:r>
-              <w:rPr>
-                <w:szCs w:val="28"/>
-                <w:lang w:val="en-US"/>
-              </w:rPr>
-              <w:t>kataloglar</w:t>
-            </w:r>
-            <w:proofErr w:type="spellEnd"/>
-            <w:r>
-              <w:rPr>
-                <w:szCs w:val="28"/>
-                <w:lang w:val="en-US"/>
-              </w:rPr>
-              <w:t xml:space="preserve"> </w:t>
-            </w:r>
-            <w:proofErr w:type="spellStart"/>
-            <w:r>
-              <w:rPr>
-                <w:szCs w:val="28"/>
-                <w:lang w:val="en-US"/>
-              </w:rPr>
-              <w:t>bilan</w:t>
-            </w:r>
-            <w:proofErr w:type="spellEnd"/>
-            <w:r>
-              <w:rPr>
-                <w:szCs w:val="28"/>
-                <w:lang w:val="en-US"/>
-              </w:rPr>
-              <w:t xml:space="preserve"> </w:t>
-            </w:r>
-            <w:proofErr w:type="spellStart"/>
-            <w:r>
-              <w:rPr>
-                <w:szCs w:val="28"/>
-                <w:lang w:val="en-US"/>
-              </w:rPr>
-              <w:t>ishlashga</w:t>
-            </w:r>
-            <w:proofErr w:type="spellEnd"/>
-            <w:r>
-              <w:rPr>
-                <w:szCs w:val="28"/>
-                <w:lang w:val="en-US"/>
-              </w:rPr>
-              <w:t xml:space="preserve"> </w:t>
-            </w:r>
-            <w:proofErr w:type="spellStart"/>
-            <w:r>
-              <w:rPr>
-                <w:szCs w:val="28"/>
-                <w:lang w:val="en-US"/>
-              </w:rPr>
-              <w:t>doir</w:t>
-            </w:r>
-            <w:proofErr w:type="spellEnd"/>
-            <w:r>
-              <w:rPr>
-                <w:szCs w:val="28"/>
-                <w:lang w:val="en-US"/>
-              </w:rPr>
-              <w:t xml:space="preserve"> </w:t>
-            </w:r>
-            <w:proofErr w:type="spellStart"/>
-            <w:r>
-              <w:rPr>
-                <w:szCs w:val="28"/>
-                <w:lang w:val="en-US"/>
-              </w:rPr>
-              <w:t>masalalar</w:t>
-            </w:r>
-            <w:proofErr w:type="spellEnd"/>
-            <w:r>
-              <w:rPr>
-                <w:szCs w:val="28"/>
-                <w:lang w:val="en-US"/>
-              </w:rPr>
-              <w:t xml:space="preserve"> </w:t>
-            </w:r>
-            <w:proofErr w:type="spellStart"/>
-            <w:r>
-              <w:rPr>
-                <w:szCs w:val="28"/>
-                <w:lang w:val="en-US"/>
-              </w:rPr>
-              <w:t>yechish</w:t>
-            </w:r>
-            <w:proofErr w:type="spellEnd"/>
+              <w:t>Fayllar va kataloglar bilan ishlashga doir masalalar yechish</w:t>
+            </w:r>
             <w:r>
               <w:rPr>
                 <w:lang w:val="en-US"/>
@@ -9776,7 +7843,6 @@
             <w:pPr>
               <w:jc w:val="center"/>
             </w:pPr>
-            <w:proofErr w:type="spellStart"/>
             <w:r>
               <w:rPr>
                 <w:color w:val="000000"/>
@@ -9784,7 +7850,6 @@
               </w:rPr>
               <w:t>Guruhli</w:t>
             </w:r>
-            <w:proofErr w:type="spellEnd"/>
           </w:p>
         </w:tc>
         <w:tc>
@@ -9841,133 +7906,19 @@
               </w:rPr>
               <w:t>“</w:t>
             </w:r>
-            <w:proofErr w:type="spellStart"/>
-            <w:r>
-              <w:rPr>
-                <w:bCs/>
-                <w:lang w:val="en-US"/>
-              </w:rPr>
-              <w:t>Sun’iy</w:t>
-            </w:r>
-            <w:proofErr w:type="spellEnd"/>
-            <w:r>
-              <w:rPr>
-                <w:bCs/>
-                <w:lang w:val="en-US"/>
-              </w:rPr>
-              <w:t xml:space="preserve"> </w:t>
-            </w:r>
-            <w:proofErr w:type="spellStart"/>
-            <w:r>
-              <w:rPr>
-                <w:bCs/>
-                <w:lang w:val="en-US"/>
-              </w:rPr>
-              <w:t>intellekt</w:t>
-            </w:r>
-            <w:proofErr w:type="spellEnd"/>
-            <w:r>
-              <w:rPr>
-                <w:bCs/>
-                <w:lang w:val="en-US"/>
-              </w:rPr>
-              <w:t xml:space="preserve"> </w:t>
-            </w:r>
-            <w:proofErr w:type="spellStart"/>
-            <w:r>
-              <w:rPr>
-                <w:bCs/>
-                <w:lang w:val="en-US"/>
-              </w:rPr>
-              <w:t>asoslari</w:t>
-            </w:r>
-            <w:proofErr w:type="spellEnd"/>
-            <w:r>
-              <w:rPr>
-                <w:bCs/>
-                <w:lang w:val="en-US"/>
-              </w:rPr>
-              <w:t xml:space="preserve">” </w:t>
-            </w:r>
-            <w:proofErr w:type="spellStart"/>
-            <w:r>
-              <w:rPr>
-                <w:bCs/>
-                <w:lang w:val="en-US"/>
-              </w:rPr>
-              <w:t>faniga</w:t>
-            </w:r>
-            <w:proofErr w:type="spellEnd"/>
-            <w:r>
-              <w:rPr>
-                <w:bCs/>
-                <w:lang w:val="en-US"/>
-              </w:rPr>
-              <w:t xml:space="preserve"> </w:t>
-            </w:r>
-            <w:proofErr w:type="spellStart"/>
-            <w:r>
-              <w:rPr>
-                <w:bCs/>
-                <w:lang w:val="en-US"/>
-              </w:rPr>
-              <w:t>kirish</w:t>
-            </w:r>
-            <w:proofErr w:type="spellEnd"/>
-            <w:r>
-              <w:rPr>
-                <w:bCs/>
-                <w:lang w:val="en-US"/>
-              </w:rPr>
-              <w:t xml:space="preserve"> </w:t>
-            </w:r>
-            <w:proofErr w:type="spellStart"/>
-            <w:r>
-              <w:rPr>
-                <w:bCs/>
-                <w:lang w:val="en-US"/>
-              </w:rPr>
-              <w:t>va</w:t>
-            </w:r>
-            <w:proofErr w:type="spellEnd"/>
-            <w:r>
-              <w:rPr>
-                <w:bCs/>
-                <w:lang w:val="en-US"/>
-              </w:rPr>
-              <w:t xml:space="preserve"> </w:t>
-            </w:r>
-            <w:proofErr w:type="spellStart"/>
-            <w:r>
-              <w:rPr>
-                <w:bCs/>
-                <w:lang w:val="en-US"/>
-              </w:rPr>
-              <w:t>asosiy</w:t>
-            </w:r>
-            <w:proofErr w:type="spellEnd"/>
-            <w:r>
-              <w:rPr>
-                <w:bCs/>
-                <w:lang w:val="en-US"/>
-              </w:rPr>
-              <w:t xml:space="preserve"> </w:t>
-            </w:r>
-            <w:proofErr w:type="spellStart"/>
-            <w:r>
-              <w:rPr>
-                <w:bCs/>
-                <w:lang w:val="en-US"/>
-              </w:rPr>
-              <w:t>tushunchalari</w:t>
-            </w:r>
-            <w:proofErr w:type="spellEnd"/>
-            <w:r>
-              <w:rPr>
-                <w:bCs/>
-                <w:lang w:val="en-US"/>
-              </w:rPr>
-              <w:t>.</w:t>
+            <w:r>
+              <w:rPr>
+                <w:bCs/>
+                <w:lang w:val="en-US"/>
+              </w:rPr>
+              <w:t>Sun’iy intellekt asoslari</w:t>
+            </w:r>
+            <w:r>
+              <w:rPr>
+                <w:bCs/>
+                <w:lang w:val="en-US"/>
+              </w:rPr>
+              <w:t>” faniga kirish va asosiy tushunchalari.</w:t>
             </w:r>
           </w:p>
           <w:p>
@@ -10015,34 +7966,14 @@
               </w:rPr>
               <w:t xml:space="preserve"> </w:t>
             </w:r>
-            <w:proofErr w:type="spellStart"/>
             <w:r>
               <w:rPr>
                 <w:bCs/>
                 <w:szCs w:val="20"/>
                 <w:lang w:val="en-US"/>
               </w:rPr>
-              <w:t>Pythonda</w:t>
-            </w:r>
-            <w:proofErr w:type="spellEnd"/>
-            <w:r>
-              <w:rPr>
-                <w:bCs/>
-                <w:szCs w:val="20"/>
-                <w:lang w:val="en-US"/>
-              </w:rPr>
-              <w:t xml:space="preserve"> OOP </w:t>
-            </w:r>
-            <w:proofErr w:type="spellStart"/>
-            <w:r>
-              <w:rPr>
-                <w:bCs/>
-                <w:szCs w:val="20"/>
-                <w:lang w:val="en-US"/>
-              </w:rPr>
-              <w:t>asoslari</w:t>
-            </w:r>
-            <w:proofErr w:type="spellEnd"/>
+              <w:t>Pythonda OOP asoslari</w:t>
+            </w:r>
             <w:r>
               <w:rPr>
                 <w:bCs/>
@@ -10376,7 +8307,6 @@
             <w:pPr>
               <w:jc w:val="center"/>
             </w:pPr>
-            <w:proofErr w:type="spellStart"/>
             <w:r>
               <w:rPr>
                 <w:color w:val="000000"/>
@@ -10384,7 +8314,6 @@
               </w:rPr>
               <w:t>Amaliy</w:t>
             </w:r>
-            <w:proofErr w:type="spellEnd"/>
           </w:p>
         </w:tc>
         <w:tc>
@@ -10441,133 +8370,19 @@
               </w:rPr>
               <w:t>“</w:t>
             </w:r>
-            <w:proofErr w:type="spellStart"/>
-            <w:r>
-              <w:rPr>
-                <w:bCs/>
-                <w:lang w:val="en-US"/>
-              </w:rPr>
-              <w:t>Sun’iy</w:t>
-            </w:r>
-            <w:proofErr w:type="spellEnd"/>
-            <w:r>
-              <w:rPr>
-                <w:bCs/>
-                <w:lang w:val="en-US"/>
-              </w:rPr>
-              <w:t xml:space="preserve"> </w:t>
-            </w:r>
-            <w:proofErr w:type="spellStart"/>
-            <w:r>
-              <w:rPr>
-                <w:bCs/>
-                <w:lang w:val="en-US"/>
-              </w:rPr>
-              <w:t>intellekt</w:t>
-            </w:r>
-            <w:proofErr w:type="spellEnd"/>
-            <w:r>
-              <w:rPr>
-                <w:bCs/>
-                <w:lang w:val="en-US"/>
-              </w:rPr>
-              <w:t xml:space="preserve"> </w:t>
-            </w:r>
-            <w:proofErr w:type="spellStart"/>
-            <w:r>
-              <w:rPr>
-                <w:bCs/>
-                <w:lang w:val="en-US"/>
-              </w:rPr>
-              <w:t>asoslari</w:t>
-            </w:r>
-            <w:proofErr w:type="spellEnd"/>
-            <w:r>
-              <w:rPr>
-                <w:bCs/>
-                <w:lang w:val="en-US"/>
-              </w:rPr>
-              <w:t xml:space="preserve">” </w:t>
-            </w:r>
-            <w:proofErr w:type="spellStart"/>
-            <w:r>
-              <w:rPr>
-                <w:bCs/>
-                <w:lang w:val="en-US"/>
-              </w:rPr>
-              <w:t>faniga</w:t>
-            </w:r>
-            <w:proofErr w:type="spellEnd"/>
-            <w:r>
-              <w:rPr>
-                <w:bCs/>
-                <w:lang w:val="en-US"/>
-              </w:rPr>
-              <w:t xml:space="preserve"> </w:t>
-            </w:r>
-            <w:proofErr w:type="spellStart"/>
-            <w:r>
-              <w:rPr>
-                <w:bCs/>
-                <w:lang w:val="en-US"/>
-              </w:rPr>
-              <w:t>kirish</w:t>
-            </w:r>
-            <w:proofErr w:type="spellEnd"/>
-            <w:r>
-              <w:rPr>
-                <w:bCs/>
-                <w:lang w:val="en-US"/>
-              </w:rPr>
-              <w:t xml:space="preserve"> </w:t>
-            </w:r>
-            <w:proofErr w:type="spellStart"/>
-            <w:r>
-              <w:rPr>
-                <w:bCs/>
-                <w:lang w:val="en-US"/>
-              </w:rPr>
-              <w:t>va</w:t>
-            </w:r>
-            <w:proofErr w:type="spellEnd"/>
-            <w:r>
-              <w:rPr>
-                <w:bCs/>
-                <w:lang w:val="en-US"/>
-              </w:rPr>
-              <w:t xml:space="preserve"> </w:t>
-            </w:r>
-            <w:proofErr w:type="spellStart"/>
-            <w:r>
-              <w:rPr>
-                <w:bCs/>
-                <w:lang w:val="en-US"/>
-              </w:rPr>
-              <w:t>asosiy</w:t>
-            </w:r>
-            <w:proofErr w:type="spellEnd"/>
-            <w:r>
-              <w:rPr>
-                <w:bCs/>
-                <w:lang w:val="en-US"/>
-              </w:rPr>
-              <w:t xml:space="preserve"> </w:t>
-            </w:r>
-            <w:proofErr w:type="spellStart"/>
-            <w:r>
-              <w:rPr>
-                <w:bCs/>
-                <w:lang w:val="en-US"/>
-              </w:rPr>
-              <w:t>tushunchalari</w:t>
-            </w:r>
-            <w:proofErr w:type="spellEnd"/>
-            <w:r>
-              <w:rPr>
-                <w:bCs/>
-                <w:lang w:val="en-US"/>
-              </w:rPr>
-              <w:t>.</w:t>
+            <w:r>
+              <w:rPr>
+                <w:bCs/>
+                <w:lang w:val="en-US"/>
+              </w:rPr>
+              <w:t>Sun’iy intellekt asoslari</w:t>
+            </w:r>
+            <w:r>
+              <w:rPr>
+                <w:bCs/>
+                <w:lang w:val="en-US"/>
+              </w:rPr>
+              <w:t>” faniga kirish va asosiy tushunchalari.</w:t>
             </w:r>
           </w:p>
           <w:p>
@@ -10621,47 +8436,13 @@
               </w:rPr>
               <w:t xml:space="preserve"> </w:t>
             </w:r>
-            <w:proofErr w:type="spellStart"/>
             <w:r>
               <w:rPr>
                 <w:szCs w:val="20"/>
                 <w:lang w:val="en-US"/>
               </w:rPr>
-              <w:t>Pythonda</w:t>
-            </w:r>
-            <w:proofErr w:type="spellEnd"/>
-            <w:r>
-              <w:rPr>
-                <w:szCs w:val="20"/>
-                <w:lang w:val="en-US"/>
-              </w:rPr>
-              <w:t xml:space="preserve"> </w:t>
-            </w:r>
-            <w:proofErr w:type="spellStart"/>
-            <w:r>
-              <w:rPr>
-                <w:szCs w:val="20"/>
-                <w:lang w:val="en-US"/>
-              </w:rPr>
-              <w:t>Vorislikdan</w:t>
-            </w:r>
-            <w:proofErr w:type="spellEnd"/>
-            <w:r>
-              <w:rPr>
-                <w:szCs w:val="20"/>
-                <w:lang w:val="en-US"/>
-              </w:rPr>
-              <w:t xml:space="preserve"> </w:t>
-            </w:r>
-            <w:proofErr w:type="spellStart"/>
-            <w:r>
-              <w:rPr>
-                <w:szCs w:val="20"/>
-                <w:lang w:val="en-US"/>
-              </w:rPr>
-              <w:t>foydalanish</w:t>
-            </w:r>
-            <w:proofErr w:type="spellEnd"/>
+              <w:t>Pythonda Vorislikdan foydalanish</w:t>
+            </w:r>
             <w:r>
               <w:rPr>
                 <w:lang w:val="en-US"/>
@@ -10992,7 +8773,6 @@
             <w:pPr>
               <w:jc w:val="center"/>
             </w:pPr>
-            <w:proofErr w:type="spellStart"/>
             <w:r>
               <w:rPr>
                 <w:color w:val="000000"/>
@@ -11000,7 +8780,6 @@
               </w:rPr>
               <w:t>Ma’ruza</w:t>
             </w:r>
-            <w:proofErr w:type="spellEnd"/>
           </w:p>
         </w:tc>
         <w:tc>
@@ -11100,103 +8879,7 @@
                 <w:bCs/>
                 <w:lang w:val="en-US"/>
               </w:rPr>
-              <w:t xml:space="preserve">PyQt5 </w:t>
-            </w:r>
-            <w:proofErr w:type="spellStart"/>
-            <w:r>
-              <w:rPr>
-                <w:bCs/>
-                <w:lang w:val="en-US"/>
-              </w:rPr>
-              <w:t>paketi</w:t>
-            </w:r>
-            <w:proofErr w:type="spellEnd"/>
-            <w:r>
-              <w:rPr>
-                <w:bCs/>
-                <w:lang w:val="en-US"/>
-              </w:rPr>
-              <w:t xml:space="preserve"> </w:t>
-            </w:r>
-            <w:proofErr w:type="spellStart"/>
-            <w:r>
-              <w:rPr>
-                <w:bCs/>
-                <w:lang w:val="en-US"/>
-              </w:rPr>
-              <w:t>va</w:t>
-            </w:r>
-            <w:proofErr w:type="spellEnd"/>
-            <w:r>
-              <w:rPr>
-                <w:bCs/>
-                <w:lang w:val="en-US"/>
-              </w:rPr>
-              <w:t xml:space="preserve"> </w:t>
-            </w:r>
-            <w:proofErr w:type="spellStart"/>
-            <w:r>
-              <w:rPr>
-                <w:bCs/>
-                <w:lang w:val="en-US"/>
-              </w:rPr>
-              <w:t>uning</w:t>
-            </w:r>
-            <w:proofErr w:type="spellEnd"/>
-            <w:r>
-              <w:rPr>
-                <w:bCs/>
-                <w:lang w:val="en-US"/>
-              </w:rPr>
-              <w:t xml:space="preserve"> </w:t>
-            </w:r>
-            <w:proofErr w:type="spellStart"/>
-            <w:r>
-              <w:rPr>
-                <w:bCs/>
-                <w:lang w:val="en-US"/>
-              </w:rPr>
-              <w:t>imkoniyatlari</w:t>
-            </w:r>
-            <w:proofErr w:type="spellEnd"/>
-            <w:r>
-              <w:rPr>
-                <w:bCs/>
-                <w:lang w:val="en-US"/>
-              </w:rPr>
-              <w:t xml:space="preserve"> </w:t>
-            </w:r>
-            <w:proofErr w:type="spellStart"/>
-            <w:r>
-              <w:rPr>
-                <w:bCs/>
-                <w:lang w:val="en-US"/>
-              </w:rPr>
-              <w:t>bilan</w:t>
-            </w:r>
-            <w:proofErr w:type="spellEnd"/>
-            <w:r>
-              <w:rPr>
-                <w:bCs/>
-                <w:lang w:val="en-US"/>
-              </w:rPr>
-              <w:t xml:space="preserve"> </w:t>
-            </w:r>
-            <w:proofErr w:type="spellStart"/>
-            <w:r>
-              <w:rPr>
-                <w:bCs/>
-                <w:lang w:val="en-US"/>
-              </w:rPr>
-              <w:t>tanishish</w:t>
-            </w:r>
-            <w:proofErr w:type="spellEnd"/>
-            <w:r>
-              <w:rPr>
-                <w:bCs/>
-                <w:lang w:val="en-US"/>
-              </w:rPr>
-              <w:t>.</w:t>
+              <w:t>PyQt5 paketi va uning imkoniyatlari bilan tanishish.</w:t>
             </w:r>
           </w:p>
         </w:tc>
@@ -11404,7 +9087,6 @@
             <w:pPr>
               <w:jc w:val="center"/>
             </w:pPr>
-            <w:proofErr w:type="spellStart"/>
             <w:r>
               <w:rPr>
                 <w:color w:val="000000"/>
@@ -11412,7 +9094,6 @@
               </w:rPr>
               <w:t>Guruhli</w:t>
             </w:r>
-            <w:proofErr w:type="spellEnd"/>
           </w:p>
         </w:tc>
         <w:tc>
@@ -11841,7 +9522,6 @@
             <w:pPr>
               <w:jc w:val="center"/>
             </w:pPr>
-            <w:proofErr w:type="spellStart"/>
             <w:r>
               <w:rPr>
                 <w:color w:val="000000"/>
@@ -11849,7 +9529,6 @@
               </w:rPr>
               <w:t>Guruhli</w:t>
             </w:r>
-            <w:proofErr w:type="spellEnd"/>
           </w:p>
         </w:tc>
         <w:tc>
@@ -12294,7 +9973,6 @@
             <w:pPr>
               <w:jc w:val="center"/>
             </w:pPr>
-            <w:proofErr w:type="spellStart"/>
             <w:r>
               <w:rPr>
                 <w:color w:val="000000"/>
@@ -12302,7 +9980,6 @@
               </w:rPr>
               <w:t>Guruhli</w:t>
             </w:r>
-            <w:proofErr w:type="spellEnd"/>
           </w:p>
         </w:tc>
         <w:tc>
@@ -12760,7 +10437,6 @@
             <w:pPr>
               <w:jc w:val="center"/>
             </w:pPr>
-            <w:proofErr w:type="spellStart"/>
             <w:r>
               <w:rPr>
                 <w:color w:val="000000"/>
@@ -12768,7 +10444,6 @@
               </w:rPr>
               <w:t>Guruhli</w:t>
             </w:r>
-            <w:proofErr w:type="spellEnd"/>
           </w:p>
         </w:tc>
         <w:tc>
@@ -13197,7 +10872,6 @@
             <w:pPr>
               <w:jc w:val="center"/>
             </w:pPr>
-            <w:proofErr w:type="spellStart"/>
             <w:r>
               <w:rPr>
                 <w:color w:val="000000"/>
@@ -13205,7 +10879,6 @@
               </w:rPr>
               <w:t>Guruhli</w:t>
             </w:r>
-            <w:proofErr w:type="spellEnd"/>
           </w:p>
         </w:tc>
         <w:tc>
@@ -13301,56 +10974,12 @@
               </w:rPr>
               <w:t xml:space="preserve"> </w:t>
             </w:r>
-            <w:proofErr w:type="spellStart"/>
-            <w:r>
-              <w:rPr>
-                <w:lang w:val="en-US"/>
-              </w:rPr>
-              <w:t>PyQt</w:t>
-            </w:r>
-            <w:proofErr w:type="spellEnd"/>
-            <w:r>
-              <w:rPr>
-                <w:lang w:val="en-US"/>
-              </w:rPr>
-              <w:t xml:space="preserve"> da </w:t>
-            </w:r>
-            <w:proofErr w:type="spellStart"/>
-            <w:r>
-              <w:rPr>
-                <w:lang w:val="en-US"/>
-              </w:rPr>
-              <w:t>rasmlar</w:t>
-            </w:r>
-            <w:proofErr w:type="spellEnd"/>
-            <w:r>
-              <w:rPr>
-                <w:lang w:val="en-US"/>
-              </w:rPr>
-              <w:t xml:space="preserve"> </w:t>
-            </w:r>
-            <w:proofErr w:type="spellStart"/>
-            <w:r>
-              <w:rPr>
-                <w:lang w:val="en-US"/>
-              </w:rPr>
-              <w:t>va</w:t>
-            </w:r>
-            <w:proofErr w:type="spellEnd"/>
-            <w:r>
-              <w:rPr>
-                <w:lang w:val="en-US"/>
-              </w:rPr>
-              <w:t xml:space="preserve"> </w:t>
-            </w:r>
-            <w:proofErr w:type="spellStart"/>
-            <w:r>
-              <w:rPr>
-                <w:lang w:val="en-US"/>
-              </w:rPr>
-              <w:t>menyular</w:t>
-            </w:r>
-            <w:proofErr w:type="spellEnd"/>
+            <w:r>
+              <w:rPr>
+                <w:lang w:val="en-US"/>
+              </w:rPr>
+              <w:t>PyQt da rasmlar va menyular</w:t>
+            </w:r>
             <w:r>
               <w:rPr>
                 <w:lang w:val="uz-Cyrl-UZ"/>
@@ -13683,7 +11312,6 @@
             <w:pPr>
               <w:jc w:val="center"/>
             </w:pPr>
-            <w:proofErr w:type="spellStart"/>
             <w:r>
               <w:rPr>
                 <w:color w:val="000000"/>
@@ -13691,7 +11319,6 @@
               </w:rPr>
               <w:t>Guruhli</w:t>
             </w:r>
-            <w:proofErr w:type="spellEnd"/>
           </w:p>
         </w:tc>
         <w:tc>
@@ -13787,61 +11414,11 @@
               </w:rPr>
               <w:t xml:space="preserve"> </w:t>
             </w:r>
-            <w:proofErr w:type="spellStart"/>
-            <w:r>
-              <w:rPr>
-                <w:lang w:val="en-US"/>
-              </w:rPr>
-              <w:t>Matn</w:t>
-            </w:r>
-            <w:proofErr w:type="spellEnd"/>
-            <w:r>
-              <w:rPr>
-                <w:lang w:val="en-US"/>
-              </w:rPr>
-              <w:t xml:space="preserve"> </w:t>
-            </w:r>
-            <w:proofErr w:type="spellStart"/>
-            <w:r>
-              <w:rPr>
-                <w:lang w:val="en-US"/>
-              </w:rPr>
-              <w:t>muharriri</w:t>
-            </w:r>
-            <w:proofErr w:type="spellEnd"/>
-            <w:r>
-              <w:rPr>
-                <w:lang w:val="en-US"/>
-              </w:rPr>
-              <w:t xml:space="preserve"> </w:t>
-            </w:r>
-            <w:proofErr w:type="spellStart"/>
-            <w:r>
-              <w:rPr>
-                <w:lang w:val="en-US"/>
-              </w:rPr>
-              <w:t>dizaynini</w:t>
-            </w:r>
-            <w:proofErr w:type="spellEnd"/>
-            <w:r>
-              <w:rPr>
-                <w:lang w:val="en-US"/>
-              </w:rPr>
-              <w:t xml:space="preserve"> </w:t>
-            </w:r>
-            <w:proofErr w:type="spellStart"/>
-            <w:r>
-              <w:rPr>
-                <w:lang w:val="en-US"/>
-              </w:rPr>
-              <w:t>yaratish</w:t>
-            </w:r>
-            <w:proofErr w:type="spellEnd"/>
-            <w:r>
-              <w:rPr>
-                <w:lang w:val="en-US"/>
-              </w:rPr>
-              <w:t>.</w:t>
+            <w:r>
+              <w:rPr>
+                <w:lang w:val="en-US"/>
+              </w:rPr>
+              <w:t>Matn muharriri dizaynini yaratish.</w:t>
             </w:r>
           </w:p>
         </w:tc>
@@ -14169,7 +11746,6 @@
             <w:pPr>
               <w:jc w:val="center"/>
             </w:pPr>
-            <w:proofErr w:type="spellStart"/>
             <w:r>
               <w:rPr>
                 <w:color w:val="000000"/>
@@ -14177,7 +11753,6 @@
               </w:rPr>
               <w:t>Amaliy</w:t>
             </w:r>
-            <w:proofErr w:type="spellEnd"/>
           </w:p>
         </w:tc>
         <w:tc>
@@ -14273,63 +11848,13 @@
               </w:rPr>
               <w:t xml:space="preserve"> </w:t>
             </w:r>
-            <w:proofErr w:type="spellStart"/>
-            <w:r>
-              <w:rPr>
-                <w:bCs/>
-                <w:lang w:val="en-US"/>
-              </w:rPr>
-              <w:t>Matn</w:t>
-            </w:r>
-            <w:proofErr w:type="spellEnd"/>
-            <w:r>
-              <w:rPr>
-                <w:bCs/>
-                <w:lang w:val="en-US"/>
-              </w:rPr>
-              <w:t xml:space="preserve"> </w:t>
-            </w:r>
-            <w:proofErr w:type="spellStart"/>
-            <w:r>
-              <w:rPr>
-                <w:bCs/>
-                <w:lang w:val="en-US"/>
-              </w:rPr>
-              <w:t>muharriri</w:t>
-            </w:r>
-            <w:proofErr w:type="spellEnd"/>
-            <w:r>
-              <w:rPr>
-                <w:bCs/>
-                <w:lang w:val="en-US"/>
-              </w:rPr>
-              <w:t xml:space="preserve"> </w:t>
-            </w:r>
-            <w:proofErr w:type="spellStart"/>
-            <w:r>
-              <w:rPr>
-                <w:bCs/>
-                <w:lang w:val="en-US"/>
-              </w:rPr>
-              <w:t>dasturini</w:t>
-            </w:r>
-            <w:proofErr w:type="spellEnd"/>
-            <w:r>
-              <w:rPr>
-                <w:bCs/>
-                <w:lang w:val="en-US"/>
-              </w:rPr>
-              <w:t xml:space="preserve"> </w:t>
-            </w:r>
-            <w:proofErr w:type="spellStart"/>
-            <w:r>
-              <w:rPr>
-                <w:bCs/>
-                <w:lang w:val="en-US"/>
-              </w:rPr>
-              <w:t>yozish</w:t>
-            </w:r>
-            <w:proofErr w:type="spellEnd"/>
+            <w:r>
+              <w:rPr>
+                <w:bCs/>
+                <w:lang w:val="en-US"/>
+              </w:rPr>
+              <w:t>Matn muharriri dasturini yozish</w:t>
+            </w:r>
             <w:r>
               <w:rPr>
                 <w:bCs/>
@@ -14661,7 +12186,6 @@
             <w:pPr>
               <w:jc w:val="center"/>
             </w:pPr>
-            <w:proofErr w:type="spellStart"/>
             <w:r>
               <w:rPr>
                 <w:color w:val="000000"/>
@@ -14669,7 +12193,6 @@
               </w:rPr>
               <w:t>Ma’ruza</w:t>
             </w:r>
-            <w:proofErr w:type="spellEnd"/>
           </w:p>
         </w:tc>
         <w:tc>
@@ -14757,106 +12280,14 @@
               </w:rPr>
               <w:t xml:space="preserve"> </w:t>
             </w:r>
-            <w:proofErr w:type="spellStart"/>
             <w:r>
               <w:rPr>
                 <w:bCs/>
                 <w:szCs w:val="20"/>
                 <w:lang w:val="en-US"/>
               </w:rPr>
-              <w:t>Tarmoqda</w:t>
-            </w:r>
-            <w:proofErr w:type="spellEnd"/>
-            <w:r>
-              <w:rPr>
-                <w:bCs/>
-                <w:szCs w:val="20"/>
-                <w:lang w:val="en-US"/>
-              </w:rPr>
-              <w:t xml:space="preserve"> </w:t>
-            </w:r>
-            <w:proofErr w:type="spellStart"/>
-            <w:r>
-              <w:rPr>
-                <w:bCs/>
-                <w:szCs w:val="20"/>
-                <w:lang w:val="en-US"/>
-              </w:rPr>
-              <w:t>ma’lumot</w:t>
-            </w:r>
-            <w:proofErr w:type="spellEnd"/>
-            <w:r>
-              <w:rPr>
-                <w:bCs/>
-                <w:szCs w:val="20"/>
-                <w:lang w:val="en-US"/>
-              </w:rPr>
-              <w:t xml:space="preserve"> </w:t>
-            </w:r>
-            <w:proofErr w:type="spellStart"/>
-            <w:r>
-              <w:rPr>
-                <w:bCs/>
-                <w:szCs w:val="20"/>
-                <w:lang w:val="en-US"/>
-              </w:rPr>
-              <w:t>almashuvchi</w:t>
-            </w:r>
-            <w:proofErr w:type="spellEnd"/>
-            <w:r>
-              <w:rPr>
-                <w:bCs/>
-                <w:szCs w:val="20"/>
-                <w:lang w:val="en-US"/>
-              </w:rPr>
-              <w:t xml:space="preserve"> </w:t>
-            </w:r>
-            <w:proofErr w:type="spellStart"/>
-            <w:r>
-              <w:rPr>
-                <w:bCs/>
-                <w:szCs w:val="20"/>
-                <w:lang w:val="en-US"/>
-              </w:rPr>
-              <w:t>klient</w:t>
-            </w:r>
-            <w:proofErr w:type="spellEnd"/>
-            <w:r>
-              <w:rPr>
-                <w:bCs/>
-                <w:szCs w:val="20"/>
-                <w:lang w:val="en-US"/>
-              </w:rPr>
-              <w:t xml:space="preserve">-server </w:t>
-            </w:r>
-            <w:proofErr w:type="spellStart"/>
-            <w:r>
-              <w:rPr>
-                <w:bCs/>
-                <w:szCs w:val="20"/>
-                <w:lang w:val="en-US"/>
-              </w:rPr>
-              <w:t>dasturini</w:t>
-            </w:r>
-            <w:proofErr w:type="spellEnd"/>
-            <w:r>
-              <w:rPr>
-                <w:bCs/>
-                <w:szCs w:val="20"/>
-                <w:lang w:val="en-US"/>
-              </w:rPr>
-              <w:t xml:space="preserve"> </w:t>
-            </w:r>
-            <w:proofErr w:type="spellStart"/>
-            <w:r>
-              <w:rPr>
-                <w:bCs/>
-                <w:szCs w:val="20"/>
-                <w:lang w:val="en-US"/>
-              </w:rPr>
-              <w:t>tuzish</w:t>
-            </w:r>
-            <w:proofErr w:type="spellEnd"/>
+              <w:t>Tarmoqda ma’lumot almashuvchi klient-server dasturini tuzish</w:t>
+            </w:r>
             <w:r>
               <w:rPr>
                 <w:bCs/>
@@ -15070,7 +12501,6 @@
             <w:pPr>
               <w:jc w:val="center"/>
             </w:pPr>
-            <w:proofErr w:type="spellStart"/>
             <w:r>
               <w:rPr>
                 <w:color w:val="000000"/>
@@ -15078,7 +12508,6 @@
               </w:rPr>
               <w:t>Guruhli</w:t>
             </w:r>
-            <w:proofErr w:type="spellEnd"/>
           </w:p>
         </w:tc>
         <w:tc>
@@ -15173,36 +12602,8 @@
                 <w:szCs w:val="20"/>
                 <w:lang w:val="en-US"/>
               </w:rPr>
-              <w:t xml:space="preserve">Socket moduli </w:t>
-            </w:r>
-            <w:proofErr w:type="spellStart"/>
-            <w:r>
-              <w:rPr>
-                <w:bCs/>
-                <w:szCs w:val="20"/>
-                <w:lang w:val="en-US"/>
-              </w:rPr>
-              <w:t>bilan</w:t>
-            </w:r>
-            <w:proofErr w:type="spellEnd"/>
-            <w:r>
-              <w:rPr>
-                <w:bCs/>
-                <w:szCs w:val="20"/>
-                <w:lang w:val="en-US"/>
-              </w:rPr>
-              <w:t xml:space="preserve"> </w:t>
-            </w:r>
-            <w:proofErr w:type="spellStart"/>
-            <w:r>
-              <w:rPr>
-                <w:bCs/>
-                <w:szCs w:val="20"/>
-                <w:lang w:val="en-US"/>
-              </w:rPr>
-              <w:t>ishlash</w:t>
-            </w:r>
-            <w:proofErr w:type="spellEnd"/>
+              <w:t>Socket moduli bilan ishlash</w:t>
+            </w:r>
             <w:r>
               <w:rPr>
                 <w:bCs/>
@@ -15536,7 +12937,6 @@
             <w:pPr>
               <w:jc w:val="center"/>
             </w:pPr>
-            <w:proofErr w:type="spellStart"/>
             <w:r>
               <w:rPr>
                 <w:color w:val="000000"/>
@@ -15544,7 +12944,6 @@
               </w:rPr>
               <w:t>Guruhli</w:t>
             </w:r>
-            <w:proofErr w:type="spellEnd"/>
           </w:p>
         </w:tc>
         <w:tc>
@@ -15633,70 +13032,14 @@
               </w:rPr>
               <w:t xml:space="preserve"> </w:t>
             </w:r>
-            <w:proofErr w:type="spellStart"/>
             <w:r>
               <w:rPr>
                 <w:bCs/>
                 <w:szCs w:val="20"/>
                 <w:lang w:val="en-US"/>
               </w:rPr>
-              <w:t>Pythonda</w:t>
-            </w:r>
-            <w:proofErr w:type="spellEnd"/>
-            <w:r>
-              <w:rPr>
-                <w:bCs/>
-                <w:szCs w:val="20"/>
-                <w:lang w:val="en-US"/>
-              </w:rPr>
-              <w:t xml:space="preserve"> TCP </w:t>
-            </w:r>
-            <w:proofErr w:type="spellStart"/>
-            <w:r>
-              <w:rPr>
-                <w:bCs/>
-                <w:szCs w:val="20"/>
-                <w:lang w:val="en-US"/>
-              </w:rPr>
-              <w:t>klient</w:t>
-            </w:r>
-            <w:proofErr w:type="spellEnd"/>
-            <w:r>
-              <w:rPr>
-                <w:bCs/>
-                <w:szCs w:val="20"/>
-                <w:lang w:val="en-US"/>
-              </w:rPr>
-              <w:t xml:space="preserve">-server </w:t>
-            </w:r>
-            <w:proofErr w:type="spellStart"/>
-            <w:r>
-              <w:rPr>
-                <w:bCs/>
-                <w:szCs w:val="20"/>
-                <w:lang w:val="en-US"/>
-              </w:rPr>
-              <w:t>dasturini</w:t>
-            </w:r>
-            <w:proofErr w:type="spellEnd"/>
-            <w:r>
-              <w:rPr>
-                <w:bCs/>
-                <w:szCs w:val="20"/>
-                <w:lang w:val="en-US"/>
-              </w:rPr>
-              <w:t xml:space="preserve"> </w:t>
-            </w:r>
-            <w:proofErr w:type="spellStart"/>
-            <w:r>
-              <w:rPr>
-                <w:bCs/>
-                <w:szCs w:val="20"/>
-                <w:lang w:val="en-US"/>
-              </w:rPr>
-              <w:t>tuzish</w:t>
-            </w:r>
-            <w:proofErr w:type="spellEnd"/>
+              <w:t>Pythonda TCP klient-server dasturini tuzish</w:t>
+            </w:r>
             <w:r>
               <w:rPr>
                 <w:bCs/>
@@ -16030,7 +13373,6 @@
             <w:pPr>
               <w:jc w:val="center"/>
             </w:pPr>
-            <w:proofErr w:type="spellStart"/>
             <w:r>
               <w:rPr>
                 <w:color w:val="000000"/>
@@ -16038,7 +13380,6 @@
               </w:rPr>
               <w:t>Guruhli</w:t>
             </w:r>
-            <w:proofErr w:type="spellEnd"/>
           </w:p>
         </w:tc>
         <w:tc>
@@ -16133,54 +13474,8 @@
                 <w:szCs w:val="20"/>
                 <w:lang w:val="en-US"/>
               </w:rPr>
-              <w:t xml:space="preserve">TCP </w:t>
-            </w:r>
-            <w:proofErr w:type="spellStart"/>
-            <w:r>
-              <w:rPr>
-                <w:bCs/>
-                <w:szCs w:val="20"/>
-                <w:lang w:val="en-US"/>
-              </w:rPr>
-              <w:t>klient</w:t>
-            </w:r>
-            <w:proofErr w:type="spellEnd"/>
-            <w:r>
-              <w:rPr>
-                <w:bCs/>
-                <w:szCs w:val="20"/>
-                <w:lang w:val="en-US"/>
-              </w:rPr>
-              <w:t xml:space="preserve">-server </w:t>
-            </w:r>
-            <w:proofErr w:type="spellStart"/>
-            <w:r>
-              <w:rPr>
-                <w:bCs/>
-                <w:szCs w:val="20"/>
-                <w:lang w:val="en-US"/>
-              </w:rPr>
-              <w:t>dasturini</w:t>
-            </w:r>
-            <w:proofErr w:type="spellEnd"/>
-            <w:r>
-              <w:rPr>
-                <w:bCs/>
-                <w:szCs w:val="20"/>
-                <w:lang w:val="en-US"/>
-              </w:rPr>
-              <w:t xml:space="preserve"> </w:t>
-            </w:r>
-            <w:proofErr w:type="spellStart"/>
-            <w:r>
-              <w:rPr>
-                <w:bCs/>
-                <w:szCs w:val="20"/>
-                <w:lang w:val="en-US"/>
-              </w:rPr>
-              <w:t>testlash</w:t>
-            </w:r>
-            <w:proofErr w:type="spellEnd"/>
+              <w:t>TCP klient-server dasturini testlash</w:t>
+            </w:r>
             <w:r>
               <w:rPr>
                 <w:bCs/>
@@ -16514,7 +13809,6 @@
             <w:pPr>
               <w:jc w:val="center"/>
             </w:pPr>
-            <w:proofErr w:type="spellStart"/>
             <w:r>
               <w:rPr>
                 <w:color w:val="000000"/>
@@ -16522,7 +13816,6 @@
               </w:rPr>
               <w:t>Guruhli</w:t>
             </w:r>
-            <w:proofErr w:type="spellEnd"/>
           </w:p>
         </w:tc>
         <w:tc>
@@ -16617,91 +13910,17 @@
                 <w:szCs w:val="20"/>
                 <w:lang w:val="en-US"/>
               </w:rPr>
-              <w:t xml:space="preserve">PyQt5 </w:t>
-            </w:r>
-            <w:proofErr w:type="spellStart"/>
+              <w:t xml:space="preserve">PyQt5 paketidan </w:t>
+            </w:r>
             <w:r>
               <w:rPr>
                 <w:bCs/>
                 <w:szCs w:val="20"/>
                 <w:lang w:val="en-US"/>
               </w:rPr>
-              <w:t>paketidan</w:t>
-            </w:r>
-            <w:proofErr w:type="spellEnd"/>
-            <w:r>
-              <w:rPr>
-                <w:bCs/>
-                <w:szCs w:val="20"/>
-                <w:lang w:val="en-US"/>
-              </w:rPr>
-              <w:t xml:space="preserve"> </w:t>
-            </w:r>
-            <w:proofErr w:type="spellStart"/>
-            <w:r>
-              <w:rPr>
-                <w:bCs/>
-                <w:szCs w:val="20"/>
-                <w:lang w:val="en-US"/>
-              </w:rPr>
               <w:lastRenderedPageBreak/>
-              <w:t>foydalanib</w:t>
-            </w:r>
-            <w:proofErr w:type="spellEnd"/>
-            <w:r>
-              <w:rPr>
-                <w:bCs/>
-                <w:szCs w:val="20"/>
-                <w:lang w:val="en-US"/>
-              </w:rPr>
-              <w:t xml:space="preserve"> </w:t>
-            </w:r>
-            <w:proofErr w:type="spellStart"/>
-            <w:r>
-              <w:rPr>
-                <w:bCs/>
-                <w:szCs w:val="20"/>
-                <w:lang w:val="en-US"/>
-              </w:rPr>
-              <w:t>zamonaviy</w:t>
-            </w:r>
-            <w:proofErr w:type="spellEnd"/>
-            <w:r>
-              <w:rPr>
-                <w:bCs/>
-                <w:szCs w:val="20"/>
-                <w:lang w:val="en-US"/>
-              </w:rPr>
-              <w:t xml:space="preserve"> chat </w:t>
-            </w:r>
-            <w:proofErr w:type="spellStart"/>
-            <w:r>
-              <w:rPr>
-                <w:bCs/>
-                <w:szCs w:val="20"/>
-                <w:lang w:val="en-US"/>
-              </w:rPr>
-              <w:t>dasturini</w:t>
-            </w:r>
-            <w:proofErr w:type="spellEnd"/>
-            <w:r>
-              <w:rPr>
-                <w:bCs/>
-                <w:szCs w:val="20"/>
-                <w:lang w:val="en-US"/>
-              </w:rPr>
-              <w:t xml:space="preserve"> </w:t>
-            </w:r>
-            <w:proofErr w:type="spellStart"/>
-            <w:r>
-              <w:rPr>
-                <w:bCs/>
-                <w:szCs w:val="20"/>
-                <w:lang w:val="en-US"/>
-              </w:rPr>
-              <w:t>tuzish</w:t>
-            </w:r>
-            <w:proofErr w:type="spellEnd"/>
+              <w:t>foydalanib zamonaviy chat dasturini tuzish</w:t>
+            </w:r>
             <w:r>
               <w:rPr>
                 <w:bCs/>
@@ -17036,7 +14255,6 @@
             <w:pPr>
               <w:jc w:val="center"/>
             </w:pPr>
-            <w:proofErr w:type="spellStart"/>
             <w:r>
               <w:rPr>
                 <w:color w:val="000000"/>
@@ -17044,7 +14262,6 @@
               </w:rPr>
               <w:t>Guruhli</w:t>
             </w:r>
-            <w:proofErr w:type="spellEnd"/>
           </w:p>
         </w:tc>
         <w:tc>
@@ -17133,106 +14350,14 @@
               </w:rPr>
               <w:t xml:space="preserve"> </w:t>
             </w:r>
-            <w:proofErr w:type="spellStart"/>
             <w:r>
               <w:rPr>
                 <w:bCs/>
                 <w:szCs w:val="20"/>
                 <w:lang w:val="en-US"/>
               </w:rPr>
-              <w:t>Pythonda</w:t>
-            </w:r>
-            <w:proofErr w:type="spellEnd"/>
-            <w:r>
-              <w:rPr>
-                <w:bCs/>
-                <w:szCs w:val="20"/>
-                <w:lang w:val="en-US"/>
-              </w:rPr>
-              <w:t xml:space="preserve"> GUI </w:t>
-            </w:r>
-            <w:proofErr w:type="spellStart"/>
-            <w:r>
-              <w:rPr>
-                <w:bCs/>
-                <w:szCs w:val="20"/>
-                <w:lang w:val="en-US"/>
-              </w:rPr>
-              <w:t>paketidan</w:t>
-            </w:r>
-            <w:proofErr w:type="spellEnd"/>
-            <w:r>
-              <w:rPr>
-                <w:bCs/>
-                <w:szCs w:val="20"/>
-                <w:lang w:val="en-US"/>
-              </w:rPr>
-              <w:t xml:space="preserve"> </w:t>
-            </w:r>
-            <w:proofErr w:type="spellStart"/>
-            <w:r>
-              <w:rPr>
-                <w:bCs/>
-                <w:szCs w:val="20"/>
-                <w:lang w:val="en-US"/>
-              </w:rPr>
-              <w:t>foydalanib</w:t>
-            </w:r>
-            <w:proofErr w:type="spellEnd"/>
-            <w:r>
-              <w:rPr>
-                <w:bCs/>
-                <w:szCs w:val="20"/>
-                <w:lang w:val="en-US"/>
-              </w:rPr>
-              <w:t xml:space="preserve"> chat </w:t>
-            </w:r>
-            <w:proofErr w:type="spellStart"/>
-            <w:r>
-              <w:rPr>
-                <w:bCs/>
-                <w:szCs w:val="20"/>
-                <w:lang w:val="en-US"/>
-              </w:rPr>
-              <w:t>dasturini</w:t>
-            </w:r>
-            <w:proofErr w:type="spellEnd"/>
-            <w:r>
-              <w:rPr>
-                <w:bCs/>
-                <w:szCs w:val="20"/>
-                <w:lang w:val="en-US"/>
-              </w:rPr>
-              <w:t xml:space="preserve"> </w:t>
-            </w:r>
-            <w:proofErr w:type="spellStart"/>
-            <w:r>
-              <w:rPr>
-                <w:bCs/>
-                <w:szCs w:val="20"/>
-                <w:lang w:val="en-US"/>
-              </w:rPr>
-              <w:t>tuzishni</w:t>
-            </w:r>
-            <w:proofErr w:type="spellEnd"/>
-            <w:r>
-              <w:rPr>
-                <w:bCs/>
-                <w:szCs w:val="20"/>
-                <w:lang w:val="en-US"/>
-              </w:rPr>
-              <w:t xml:space="preserve"> </w:t>
-            </w:r>
-            <w:proofErr w:type="spellStart"/>
-            <w:r>
-              <w:rPr>
-                <w:bCs/>
-                <w:szCs w:val="20"/>
-                <w:lang w:val="en-US"/>
-              </w:rPr>
-              <w:t>yakunlash</w:t>
-            </w:r>
-            <w:proofErr w:type="spellEnd"/>
+              <w:t>Pythonda GUI paketidan foydalanib chat dasturini tuzishni yakunlash</w:t>
+            </w:r>
           </w:p>
         </w:tc>
         <w:tc>
@@ -17559,7 +14684,6 @@
             <w:pPr>
               <w:jc w:val="center"/>
             </w:pPr>
-            <w:proofErr w:type="spellStart"/>
             <w:r>
               <w:rPr>
                 <w:color w:val="000000"/>
@@ -17567,7 +14691,6 @@
               </w:rPr>
               <w:t>Amaliy</w:t>
             </w:r>
-            <w:proofErr w:type="spellEnd"/>
           </w:p>
         </w:tc>
         <w:tc>
@@ -17662,162 +14785,8 @@
                 <w:szCs w:val="20"/>
                 <w:lang w:val="en-US"/>
               </w:rPr>
-              <w:t xml:space="preserve">Python </w:t>
-            </w:r>
-            <w:proofErr w:type="spellStart"/>
-            <w:r>
-              <w:rPr>
-                <w:bCs/>
-                <w:szCs w:val="20"/>
-                <w:lang w:val="en-US"/>
-              </w:rPr>
-              <w:t>ilovasini</w:t>
-            </w:r>
-            <w:proofErr w:type="spellEnd"/>
-            <w:r>
-              <w:rPr>
-                <w:bCs/>
-                <w:szCs w:val="20"/>
-                <w:lang w:val="en-US"/>
-              </w:rPr>
-              <w:t xml:space="preserve"> </w:t>
-            </w:r>
-            <w:proofErr w:type="spellStart"/>
-            <w:r>
-              <w:rPr>
-                <w:bCs/>
-                <w:szCs w:val="20"/>
-                <w:lang w:val="en-US"/>
-              </w:rPr>
-              <w:t>maxsus</w:t>
-            </w:r>
-            <w:proofErr w:type="spellEnd"/>
-            <w:r>
-              <w:rPr>
-                <w:bCs/>
-                <w:szCs w:val="20"/>
-                <w:lang w:val="en-US"/>
-              </w:rPr>
-              <w:t xml:space="preserve"> </w:t>
-            </w:r>
-            <w:proofErr w:type="spellStart"/>
-            <w:r>
-              <w:rPr>
-                <w:bCs/>
-                <w:szCs w:val="20"/>
-                <w:lang w:val="en-US"/>
-              </w:rPr>
-              <w:t>paket</w:t>
-            </w:r>
-            <w:proofErr w:type="spellEnd"/>
-            <w:r>
-              <w:rPr>
-                <w:bCs/>
-                <w:szCs w:val="20"/>
-                <w:lang w:val="en-US"/>
-              </w:rPr>
-              <w:t xml:space="preserve"> </w:t>
-            </w:r>
-            <w:proofErr w:type="spellStart"/>
-            <w:r>
-              <w:rPr>
-                <w:bCs/>
-                <w:szCs w:val="20"/>
-                <w:lang w:val="en-US"/>
-              </w:rPr>
-              <w:t>yordamida</w:t>
-            </w:r>
-            <w:proofErr w:type="spellEnd"/>
-            <w:r>
-              <w:rPr>
-                <w:bCs/>
-                <w:szCs w:val="20"/>
-                <w:lang w:val="en-US"/>
-              </w:rPr>
-              <w:t xml:space="preserve"> </w:t>
-            </w:r>
-            <w:proofErr w:type="spellStart"/>
-            <w:r>
-              <w:rPr>
-                <w:bCs/>
-                <w:szCs w:val="20"/>
-                <w:lang w:val="en-US"/>
-              </w:rPr>
-              <w:t>mustaqil</w:t>
-            </w:r>
-            <w:proofErr w:type="spellEnd"/>
-            <w:r>
-              <w:rPr>
-                <w:bCs/>
-                <w:szCs w:val="20"/>
-                <w:lang w:val="en-US"/>
-              </w:rPr>
-              <w:t xml:space="preserve"> </w:t>
-            </w:r>
-            <w:proofErr w:type="spellStart"/>
-            <w:r>
-              <w:rPr>
-                <w:bCs/>
-                <w:szCs w:val="20"/>
-                <w:lang w:val="en-US"/>
-              </w:rPr>
-              <w:t>yuklanuvchi</w:t>
-            </w:r>
-            <w:proofErr w:type="spellEnd"/>
-            <w:r>
-              <w:rPr>
-                <w:bCs/>
-                <w:szCs w:val="20"/>
-                <w:lang w:val="en-US"/>
-              </w:rPr>
-              <w:t xml:space="preserve"> </w:t>
-            </w:r>
-            <w:proofErr w:type="spellStart"/>
-            <w:r>
-              <w:rPr>
-                <w:bCs/>
-                <w:szCs w:val="20"/>
-                <w:lang w:val="en-US"/>
-              </w:rPr>
-              <w:t>fayl</w:t>
-            </w:r>
-            <w:proofErr w:type="spellEnd"/>
-            <w:r>
-              <w:rPr>
-                <w:bCs/>
-                <w:szCs w:val="20"/>
-                <w:lang w:val="en-US"/>
-              </w:rPr>
-              <w:t xml:space="preserve"> </w:t>
-            </w:r>
-            <w:proofErr w:type="spellStart"/>
-            <w:r>
-              <w:rPr>
-                <w:bCs/>
-                <w:szCs w:val="20"/>
-                <w:lang w:val="en-US"/>
-              </w:rPr>
-              <w:t>ko‘rinishiga</w:t>
-            </w:r>
-            <w:proofErr w:type="spellEnd"/>
-            <w:r>
-              <w:rPr>
-                <w:bCs/>
-                <w:szCs w:val="20"/>
-                <w:lang w:val="en-US"/>
-              </w:rPr>
-              <w:t xml:space="preserve"> </w:t>
-            </w:r>
-            <w:proofErr w:type="spellStart"/>
-            <w:r>
-              <w:rPr>
-                <w:bCs/>
-                <w:szCs w:val="20"/>
-                <w:lang w:val="en-US"/>
-              </w:rPr>
-              <w:t>keltirish</w:t>
-            </w:r>
-            <w:proofErr w:type="spellEnd"/>
+              <w:t>Python ilovasini maxsus paket yordamida mustaqil yuklanuvchi fayl ko‘rinishiga keltirish</w:t>
+            </w:r>
           </w:p>
         </w:tc>
         <w:tc>
@@ -18142,7 +15111,6 @@
             <w:pPr>
               <w:jc w:val="center"/>
             </w:pPr>
-            <w:proofErr w:type="spellStart"/>
             <w:r>
               <w:rPr>
                 <w:color w:val="000000"/>
@@ -18150,7 +15118,6 @@
               </w:rPr>
               <w:t>Ma’ruza</w:t>
             </w:r>
-            <w:proofErr w:type="spellEnd"/>
           </w:p>
         </w:tc>
         <w:tc>
@@ -18197,72 +15164,22 @@
                 <w:szCs w:val="20"/>
                 <w:lang w:val="en-US"/>
               </w:rPr>
-              <w:t xml:space="preserve">Python </w:t>
-            </w:r>
-            <w:proofErr w:type="spellStart"/>
+              <w:t xml:space="preserve">Python yordamida mashinali </w:t>
+            </w:r>
             <w:r>
               <w:rPr>
                 <w:szCs w:val="20"/>
                 <w:lang w:val="en-US"/>
               </w:rPr>
-              <w:t>yordamida</w:t>
-            </w:r>
-            <w:proofErr w:type="spellEnd"/>
+              <w:t>o‘</w:t>
+            </w:r>
             <w:r>
               <w:rPr>
                 <w:szCs w:val="20"/>
                 <w:lang w:val="en-US"/>
               </w:rPr>
-              <w:t xml:space="preserve"> </w:t>
-            </w:r>
-            <w:proofErr w:type="spellStart"/>
-            <w:r>
-              <w:rPr>
-                <w:szCs w:val="20"/>
-                <w:lang w:val="en-US"/>
-              </w:rPr>
-              <w:t>mashinali</w:t>
-            </w:r>
-            <w:proofErr w:type="spellEnd"/>
-            <w:r>
-              <w:rPr>
-                <w:szCs w:val="20"/>
-                <w:lang w:val="en-US"/>
-              </w:rPr>
-              <w:t xml:space="preserve"> </w:t>
-            </w:r>
-            <w:proofErr w:type="spellStart"/>
-            <w:r>
-              <w:rPr>
-                <w:szCs w:val="20"/>
-                <w:lang w:val="en-US"/>
-              </w:rPr>
-              <w:t>o‘</w:t>
-            </w:r>
-            <w:r>
-              <w:rPr>
-                <w:szCs w:val="20"/>
-                <w:lang w:val="en-US"/>
-              </w:rPr>
-              <w:t>qitish</w:t>
-            </w:r>
-            <w:proofErr w:type="spellEnd"/>
-            <w:r>
-              <w:rPr>
-                <w:szCs w:val="20"/>
-                <w:lang w:val="en-US"/>
-              </w:rPr>
-              <w:t xml:space="preserve"> </w:t>
-            </w:r>
-            <w:proofErr w:type="spellStart"/>
-            <w:r>
-              <w:rPr>
-                <w:szCs w:val="20"/>
-                <w:lang w:val="en-US"/>
-              </w:rPr>
-              <w:t>asoslari</w:t>
-            </w:r>
-            <w:proofErr w:type="spellEnd"/>
+              <w:t>qitish asoslari</w:t>
+            </w:r>
           </w:p>
           <w:p>
             <w:pPr>
@@ -18534,7 +15451,6 @@
             <w:pPr>
               <w:jc w:val="center"/>
             </w:pPr>
-            <w:proofErr w:type="spellStart"/>
             <w:r>
               <w:rPr>
                 <w:color w:val="000000"/>
@@ -18542,7 +15458,6 @@
               </w:rPr>
               <w:t>Ma’ruza</w:t>
             </w:r>
-            <w:proofErr w:type="spellEnd"/>
           </w:p>
         </w:tc>
         <w:tc>
@@ -18618,63 +15533,22 @@
                 <w:szCs w:val="20"/>
                 <w:lang w:val="en-US"/>
               </w:rPr>
-              <w:t xml:space="preserve">NumPy </w:t>
-            </w:r>
-            <w:proofErr w:type="spellStart"/>
+              <w:t>NumPy va Pandas paketlarining q</w:t>
+            </w:r>
             <w:r>
               <w:rPr>
                 <w:szCs w:val="20"/>
                 <w:lang w:val="en-US"/>
               </w:rPr>
-              <w:t>va</w:t>
-            </w:r>
-            <w:proofErr w:type="spellEnd"/>
+              <w:t>o‘</w:t>
+            </w:r>
             <w:r>
               <w:rPr>
                 <w:szCs w:val="20"/>
                 <w:lang w:val="en-US"/>
               </w:rPr>
-              <w:t xml:space="preserve"> Pandas </w:t>
-            </w:r>
-            <w:proofErr w:type="spellStart"/>
-            <w:r>
-              <w:rPr>
-                <w:szCs w:val="20"/>
-                <w:lang w:val="en-US"/>
-              </w:rPr>
-              <w:t>paketlarining</w:t>
-            </w:r>
-            <w:proofErr w:type="spellEnd"/>
-            <w:r>
-              <w:rPr>
-                <w:szCs w:val="20"/>
-                <w:lang w:val="en-US"/>
-              </w:rPr>
-              <w:t xml:space="preserve"> </w:t>
-            </w:r>
-            <w:proofErr w:type="spellStart"/>
-            <w:r>
-              <w:rPr>
-                <w:szCs w:val="20"/>
-                <w:lang w:val="en-US"/>
-              </w:rPr>
-              <w:t>q</w:t>
-            </w:r>
-            <w:r>
-              <w:rPr>
-                <w:szCs w:val="20"/>
-                <w:lang w:val="en-US"/>
-              </w:rPr>
-              <w:t>o‘</w:t>
-            </w:r>
-            <w:r>
-              <w:rPr>
-                <w:szCs w:val="20"/>
-                <w:lang w:val="en-US"/>
-              </w:rPr>
               <w:t>llanilishi</w:t>
             </w:r>
-            <w:proofErr w:type="spellEnd"/>
             <w:r>
               <w:rPr>
                 <w:bCs/>
@@ -18733,90 +15607,8 @@
                 <w:szCs w:val="20"/>
                 <w:lang w:val="en-US"/>
               </w:rPr>
-              <w:t xml:space="preserve">NumPy </w:t>
-            </w:r>
-            <w:proofErr w:type="spellStart"/>
-            <w:r>
-              <w:rPr>
-                <w:bCs/>
-                <w:szCs w:val="20"/>
-                <w:lang w:val="en-US"/>
-              </w:rPr>
-              <w:t>va</w:t>
-            </w:r>
-            <w:proofErr w:type="spellEnd"/>
-            <w:r>
-              <w:rPr>
-                <w:bCs/>
-                <w:szCs w:val="20"/>
-                <w:lang w:val="en-US"/>
-              </w:rPr>
-              <w:t xml:space="preserve"> Pandas </w:t>
-            </w:r>
-            <w:proofErr w:type="spellStart"/>
-            <w:r>
-              <w:rPr>
-                <w:bCs/>
-                <w:szCs w:val="20"/>
-                <w:lang w:val="en-US"/>
-              </w:rPr>
-              <w:t>bilan</w:t>
-            </w:r>
-            <w:proofErr w:type="spellEnd"/>
-            <w:r>
-              <w:rPr>
-                <w:bCs/>
-                <w:szCs w:val="20"/>
-                <w:lang w:val="en-US"/>
-              </w:rPr>
-              <w:t xml:space="preserve"> </w:t>
-            </w:r>
-            <w:proofErr w:type="spellStart"/>
-            <w:r>
-              <w:rPr>
-                <w:bCs/>
-                <w:szCs w:val="20"/>
-                <w:lang w:val="en-US"/>
-              </w:rPr>
-              <w:t>ma’lumotlarni</w:t>
-            </w:r>
-            <w:proofErr w:type="spellEnd"/>
-            <w:r>
-              <w:rPr>
-                <w:bCs/>
-                <w:szCs w:val="20"/>
-                <w:lang w:val="en-US"/>
-              </w:rPr>
-              <w:t xml:space="preserve"> </w:t>
-            </w:r>
-            <w:proofErr w:type="spellStart"/>
-            <w:r>
-              <w:rPr>
-                <w:bCs/>
-                <w:szCs w:val="20"/>
-                <w:lang w:val="en-US"/>
-              </w:rPr>
-              <w:t>qayta</w:t>
-            </w:r>
-            <w:proofErr w:type="spellEnd"/>
-            <w:r>
-              <w:rPr>
-                <w:bCs/>
-                <w:szCs w:val="20"/>
-                <w:lang w:val="en-US"/>
-              </w:rPr>
-              <w:t xml:space="preserve"> </w:t>
-            </w:r>
-            <w:proofErr w:type="spellStart"/>
-            <w:r>
-              <w:rPr>
-                <w:bCs/>
-                <w:szCs w:val="20"/>
-                <w:lang w:val="en-US"/>
-              </w:rPr>
-              <w:t>ishlash</w:t>
-            </w:r>
-            <w:proofErr w:type="spellEnd"/>
+              <w:t>NumPy va Pandas bilan ma’lumotlarni qayta ishlash</w:t>
+            </w:r>
             <w:r>
               <w:rPr>
                 <w:bCs/>
@@ -19030,7 +15822,6 @@
             <w:pPr>
               <w:jc w:val="center"/>
             </w:pPr>
-            <w:proofErr w:type="spellStart"/>
             <w:r>
               <w:rPr>
                 <w:color w:val="000000"/>
@@ -19038,7 +15829,6 @@
               </w:rPr>
               <w:t>Amaliy</w:t>
             </w:r>
-            <w:proofErr w:type="spellEnd"/>
           </w:p>
         </w:tc>
         <w:tc>
@@ -19115,63 +15905,22 @@
                 <w:szCs w:val="20"/>
                 <w:lang w:val="en-US"/>
               </w:rPr>
-              <w:t xml:space="preserve">NumPy </w:t>
-            </w:r>
-            <w:proofErr w:type="spellStart"/>
+              <w:t>NumPy va Pandas paketlarining q</w:t>
+            </w:r>
             <w:r>
               <w:rPr>
                 <w:szCs w:val="20"/>
                 <w:lang w:val="en-US"/>
               </w:rPr>
-              <w:t>va</w:t>
-            </w:r>
-            <w:proofErr w:type="spellEnd"/>
+              <w:t>o‘</w:t>
+            </w:r>
             <w:r>
               <w:rPr>
                 <w:szCs w:val="20"/>
                 <w:lang w:val="en-US"/>
               </w:rPr>
-              <w:t xml:space="preserve"> Pandas </w:t>
-            </w:r>
-            <w:proofErr w:type="spellStart"/>
-            <w:r>
-              <w:rPr>
-                <w:szCs w:val="20"/>
-                <w:lang w:val="en-US"/>
-              </w:rPr>
-              <w:t>paketlarining</w:t>
-            </w:r>
-            <w:proofErr w:type="spellEnd"/>
-            <w:r>
-              <w:rPr>
-                <w:szCs w:val="20"/>
-                <w:lang w:val="en-US"/>
-              </w:rPr>
-              <w:t xml:space="preserve"> </w:t>
-            </w:r>
-            <w:proofErr w:type="spellStart"/>
-            <w:r>
-              <w:rPr>
-                <w:szCs w:val="20"/>
-                <w:lang w:val="en-US"/>
-              </w:rPr>
-              <w:t>q</w:t>
-            </w:r>
-            <w:r>
-              <w:rPr>
-                <w:szCs w:val="20"/>
-                <w:lang w:val="en-US"/>
-              </w:rPr>
-              <w:t>o‘</w:t>
-            </w:r>
-            <w:r>
-              <w:rPr>
-                <w:szCs w:val="20"/>
-                <w:lang w:val="en-US"/>
-              </w:rPr>
               <w:t>llanilishi</w:t>
             </w:r>
-            <w:proofErr w:type="spellEnd"/>
             <w:r>
               <w:rPr>
                 <w:bCs/>
@@ -19230,90 +15979,8 @@
                 <w:szCs w:val="20"/>
                 <w:lang w:val="en-US"/>
               </w:rPr>
-              <w:t xml:space="preserve">NumPy </w:t>
-            </w:r>
-            <w:proofErr w:type="spellStart"/>
-            <w:r>
-              <w:rPr>
-                <w:bCs/>
-                <w:szCs w:val="20"/>
-                <w:lang w:val="en-US"/>
-              </w:rPr>
-              <w:t>va</w:t>
-            </w:r>
-            <w:proofErr w:type="spellEnd"/>
-            <w:r>
-              <w:rPr>
-                <w:bCs/>
-                <w:szCs w:val="20"/>
-                <w:lang w:val="en-US"/>
-              </w:rPr>
-              <w:t xml:space="preserve"> Pandas </w:t>
-            </w:r>
-            <w:proofErr w:type="spellStart"/>
-            <w:r>
-              <w:rPr>
-                <w:bCs/>
-                <w:szCs w:val="20"/>
-                <w:lang w:val="en-US"/>
-              </w:rPr>
-              <w:t>bilan</w:t>
-            </w:r>
-            <w:proofErr w:type="spellEnd"/>
-            <w:r>
-              <w:rPr>
-                <w:bCs/>
-                <w:szCs w:val="20"/>
-                <w:lang w:val="en-US"/>
-              </w:rPr>
-              <w:t xml:space="preserve"> </w:t>
-            </w:r>
-            <w:proofErr w:type="spellStart"/>
-            <w:r>
-              <w:rPr>
-                <w:bCs/>
-                <w:szCs w:val="20"/>
-                <w:lang w:val="en-US"/>
-              </w:rPr>
-              <w:t>ma’lumotlarni</w:t>
-            </w:r>
-            <w:proofErr w:type="spellEnd"/>
-            <w:r>
-              <w:rPr>
-                <w:bCs/>
-                <w:szCs w:val="20"/>
-                <w:lang w:val="en-US"/>
-              </w:rPr>
-              <w:t xml:space="preserve"> </w:t>
-            </w:r>
-            <w:proofErr w:type="spellStart"/>
-            <w:r>
-              <w:rPr>
-                <w:bCs/>
-                <w:szCs w:val="20"/>
-                <w:lang w:val="en-US"/>
-              </w:rPr>
-              <w:t>qayta</w:t>
-            </w:r>
-            <w:proofErr w:type="spellEnd"/>
-            <w:r>
-              <w:rPr>
-                <w:bCs/>
-                <w:szCs w:val="20"/>
-                <w:lang w:val="en-US"/>
-              </w:rPr>
-              <w:t xml:space="preserve"> </w:t>
-            </w:r>
-            <w:proofErr w:type="spellStart"/>
-            <w:r>
-              <w:rPr>
-                <w:bCs/>
-                <w:szCs w:val="20"/>
-                <w:lang w:val="en-US"/>
-              </w:rPr>
-              <w:t>ishlash</w:t>
-            </w:r>
-            <w:proofErr w:type="spellEnd"/>
+              <w:t>NumPy va Pandas bilan ma’lumotlarni qayta ishlash</w:t>
+            </w:r>
             <w:r>
               <w:rPr>
                 <w:bCs/>
@@ -19647,14 +16314,12 @@
             <w:pPr>
               <w:jc w:val="center"/>
             </w:pPr>
-            <w:proofErr w:type="spellStart"/>
             <w:r>
               <w:rPr>
                 <w:bCs/>
               </w:rPr>
               <w:t>Guruhli</w:t>
             </w:r>
-            <w:proofErr w:type="spellEnd"/>
           </w:p>
         </w:tc>
         <w:tc>
@@ -19723,63 +16388,22 @@
                 <w:szCs w:val="20"/>
                 <w:lang w:val="en-US"/>
               </w:rPr>
-              <w:t xml:space="preserve"> NumPy </w:t>
-            </w:r>
-            <w:proofErr w:type="spellStart"/>
+              <w:t xml:space="preserve"> NumPy va Pandas paketlarining q</w:t>
+            </w:r>
             <w:r>
               <w:rPr>
                 <w:szCs w:val="20"/>
                 <w:lang w:val="en-US"/>
               </w:rPr>
-              <w:t>va</w:t>
-            </w:r>
-            <w:proofErr w:type="spellEnd"/>
+              <w:t>o‘</w:t>
+            </w:r>
             <w:r>
               <w:rPr>
                 <w:szCs w:val="20"/>
                 <w:lang w:val="en-US"/>
               </w:rPr>
-              <w:t xml:space="preserve"> Pandas </w:t>
-            </w:r>
-            <w:proofErr w:type="spellStart"/>
-            <w:r>
-              <w:rPr>
-                <w:szCs w:val="20"/>
-                <w:lang w:val="en-US"/>
-              </w:rPr>
-              <w:t>paketlarining</w:t>
-            </w:r>
-            <w:proofErr w:type="spellEnd"/>
-            <w:r>
-              <w:rPr>
-                <w:szCs w:val="20"/>
-                <w:lang w:val="en-US"/>
-              </w:rPr>
-              <w:t xml:space="preserve"> </w:t>
-            </w:r>
-            <w:proofErr w:type="spellStart"/>
-            <w:r>
-              <w:rPr>
-                <w:szCs w:val="20"/>
-                <w:lang w:val="en-US"/>
-              </w:rPr>
-              <w:t>q</w:t>
-            </w:r>
-            <w:r>
-              <w:rPr>
-                <w:szCs w:val="20"/>
-                <w:lang w:val="en-US"/>
-              </w:rPr>
-              <w:t>o‘</w:t>
-            </w:r>
-            <w:r>
-              <w:rPr>
-                <w:szCs w:val="20"/>
-                <w:lang w:val="en-US"/>
-              </w:rPr>
               <w:t>llanilishi</w:t>
             </w:r>
-            <w:proofErr w:type="spellEnd"/>
             <w:r>
               <w:rPr>
                 <w:bCs/>
@@ -19839,90 +16463,8 @@
                 <w:szCs w:val="20"/>
                 <w:lang w:val="en-US"/>
               </w:rPr>
-              <w:t xml:space="preserve">NumPy </w:t>
-            </w:r>
-            <w:proofErr w:type="spellStart"/>
-            <w:r>
-              <w:rPr>
-                <w:bCs/>
-                <w:szCs w:val="20"/>
-                <w:lang w:val="en-US"/>
-              </w:rPr>
-              <w:t>va</w:t>
-            </w:r>
-            <w:proofErr w:type="spellEnd"/>
-            <w:r>
-              <w:rPr>
-                <w:bCs/>
-                <w:szCs w:val="20"/>
-                <w:lang w:val="en-US"/>
-              </w:rPr>
-              <w:t xml:space="preserve"> Pandas </w:t>
-            </w:r>
-            <w:proofErr w:type="spellStart"/>
-            <w:r>
-              <w:rPr>
-                <w:bCs/>
-                <w:szCs w:val="20"/>
-                <w:lang w:val="en-US"/>
-              </w:rPr>
-              <w:t>bilan</w:t>
-            </w:r>
-            <w:proofErr w:type="spellEnd"/>
-            <w:r>
-              <w:rPr>
-                <w:bCs/>
-                <w:szCs w:val="20"/>
-                <w:lang w:val="en-US"/>
-              </w:rPr>
-              <w:t xml:space="preserve"> </w:t>
-            </w:r>
-            <w:proofErr w:type="spellStart"/>
-            <w:r>
-              <w:rPr>
-                <w:bCs/>
-                <w:szCs w:val="20"/>
-                <w:lang w:val="en-US"/>
-              </w:rPr>
-              <w:t>ma’lumotlarni</w:t>
-            </w:r>
-            <w:proofErr w:type="spellEnd"/>
-            <w:r>
-              <w:rPr>
-                <w:bCs/>
-                <w:szCs w:val="20"/>
-                <w:lang w:val="en-US"/>
-              </w:rPr>
-              <w:t xml:space="preserve"> </w:t>
-            </w:r>
-            <w:proofErr w:type="spellStart"/>
-            <w:r>
-              <w:rPr>
-                <w:bCs/>
-                <w:szCs w:val="20"/>
-                <w:lang w:val="en-US"/>
-              </w:rPr>
-              <w:t>qayta</w:t>
-            </w:r>
-            <w:proofErr w:type="spellEnd"/>
-            <w:r>
-              <w:rPr>
-                <w:bCs/>
-                <w:szCs w:val="20"/>
-                <w:lang w:val="en-US"/>
-              </w:rPr>
-              <w:t xml:space="preserve"> </w:t>
-            </w:r>
-            <w:proofErr w:type="spellStart"/>
-            <w:r>
-              <w:rPr>
-                <w:bCs/>
-                <w:szCs w:val="20"/>
-                <w:lang w:val="en-US"/>
-              </w:rPr>
-              <w:t>ishlash</w:t>
-            </w:r>
-            <w:proofErr w:type="spellEnd"/>
+              <w:t>NumPy va Pandas bilan ma’lumotlarni qayta ishlash</w:t>
+            </w:r>
             <w:r>
               <w:rPr>
                 <w:bCs/>
@@ -20254,7 +16796,6 @@
             <w:pPr>
               <w:jc w:val="center"/>
             </w:pPr>
-            <w:proofErr w:type="spellStart"/>
             <w:r>
               <w:rPr>
                 <w:color w:val="000000"/>
@@ -20262,7 +16803,6 @@
               </w:rPr>
               <w:t>Ma’ruza</w:t>
             </w:r>
-            <w:proofErr w:type="spellEnd"/>
           </w:p>
         </w:tc>
         <w:tc>
@@ -20344,72 +16884,8 @@
                 <w:szCs w:val="20"/>
                 <w:lang w:val="en-US"/>
               </w:rPr>
-              <w:t xml:space="preserve">Matplotlib </w:t>
-            </w:r>
-            <w:proofErr w:type="spellStart"/>
-            <w:r>
-              <w:rPr>
-                <w:bCs/>
-                <w:szCs w:val="20"/>
-                <w:lang w:val="en-US"/>
-              </w:rPr>
-              <w:t>va</w:t>
-            </w:r>
-            <w:proofErr w:type="spellEnd"/>
-            <w:r>
-              <w:rPr>
-                <w:bCs/>
-                <w:szCs w:val="20"/>
-                <w:lang w:val="en-US"/>
-              </w:rPr>
-              <w:t xml:space="preserve"> Seaborn </w:t>
-            </w:r>
-            <w:proofErr w:type="spellStart"/>
-            <w:r>
-              <w:rPr>
-                <w:bCs/>
-                <w:szCs w:val="20"/>
-                <w:lang w:val="en-US"/>
-              </w:rPr>
-              <w:t>kutubxonalari</w:t>
-            </w:r>
-            <w:proofErr w:type="spellEnd"/>
-            <w:r>
-              <w:rPr>
-                <w:bCs/>
-                <w:szCs w:val="20"/>
-                <w:lang w:val="en-US"/>
-              </w:rPr>
-              <w:t xml:space="preserve"> </w:t>
-            </w:r>
-            <w:proofErr w:type="spellStart"/>
-            <w:r>
-              <w:rPr>
-                <w:bCs/>
-                <w:szCs w:val="20"/>
-                <w:lang w:val="en-US"/>
-              </w:rPr>
-              <w:t>bilan</w:t>
-            </w:r>
-            <w:proofErr w:type="spellEnd"/>
-            <w:r>
-              <w:rPr>
-                <w:bCs/>
-                <w:szCs w:val="20"/>
-                <w:lang w:val="en-US"/>
-              </w:rPr>
-              <w:t xml:space="preserve"> </w:t>
-            </w:r>
-            <w:proofErr w:type="spellStart"/>
-            <w:r>
-              <w:rPr>
-                <w:bCs/>
-                <w:szCs w:val="20"/>
-                <w:lang w:val="en-US"/>
-              </w:rPr>
-              <w:t>ishlash</w:t>
-            </w:r>
-            <w:proofErr w:type="spellEnd"/>
+              <w:t>Matplotlib va Seaborn kutubxonalari bilan ishlash</w:t>
+            </w:r>
             <w:r>
               <w:rPr>
                 <w:bCs/>
@@ -20623,7 +17099,6 @@
             <w:pPr>
               <w:jc w:val="center"/>
             </w:pPr>
-            <w:proofErr w:type="spellStart"/>
             <w:r>
               <w:rPr>
                 <w:color w:val="000000"/>
@@ -20631,7 +17106,6 @@
               </w:rPr>
               <w:t>Amaliy</w:t>
             </w:r>
-            <w:proofErr w:type="spellEnd"/>
           </w:p>
         </w:tc>
         <w:tc>
@@ -20714,108 +17188,8 @@
                 <w:szCs w:val="20"/>
                 <w:lang w:val="en-US"/>
               </w:rPr>
-              <w:t xml:space="preserve">Matplotlib </w:t>
-            </w:r>
-            <w:proofErr w:type="spellStart"/>
-            <w:r>
-              <w:rPr>
-                <w:bCs/>
-                <w:szCs w:val="20"/>
-                <w:lang w:val="en-US"/>
-              </w:rPr>
-              <w:t>va</w:t>
-            </w:r>
-            <w:proofErr w:type="spellEnd"/>
-            <w:r>
-              <w:rPr>
-                <w:bCs/>
-                <w:szCs w:val="20"/>
-                <w:lang w:val="en-US"/>
-              </w:rPr>
-              <w:t xml:space="preserve"> Seaborn </w:t>
-            </w:r>
-            <w:proofErr w:type="spellStart"/>
-            <w:r>
-              <w:rPr>
-                <w:bCs/>
-                <w:szCs w:val="20"/>
-                <w:lang w:val="en-US"/>
-              </w:rPr>
-              <w:t>kutubxonalari</w:t>
-            </w:r>
-            <w:proofErr w:type="spellEnd"/>
-            <w:r>
-              <w:rPr>
-                <w:bCs/>
-                <w:szCs w:val="20"/>
-                <w:lang w:val="en-US"/>
-              </w:rPr>
-              <w:t xml:space="preserve"> </w:t>
-            </w:r>
-            <w:proofErr w:type="spellStart"/>
-            <w:r>
-              <w:rPr>
-                <w:bCs/>
-                <w:szCs w:val="20"/>
-                <w:lang w:val="en-US"/>
-              </w:rPr>
-              <w:t>yordamida</w:t>
-            </w:r>
-            <w:proofErr w:type="spellEnd"/>
-            <w:r>
-              <w:rPr>
-                <w:bCs/>
-                <w:szCs w:val="20"/>
-                <w:lang w:val="en-US"/>
-              </w:rPr>
-              <w:t xml:space="preserve"> </w:t>
-            </w:r>
-            <w:proofErr w:type="spellStart"/>
-            <w:r>
-              <w:rPr>
-                <w:bCs/>
-                <w:szCs w:val="20"/>
-                <w:lang w:val="en-US"/>
-              </w:rPr>
-              <w:t>ma’lumotlarni</w:t>
-            </w:r>
-            <w:proofErr w:type="spellEnd"/>
-            <w:r>
-              <w:rPr>
-                <w:bCs/>
-                <w:szCs w:val="20"/>
-                <w:lang w:val="en-US"/>
-              </w:rPr>
-              <w:t xml:space="preserve"> </w:t>
-            </w:r>
-            <w:proofErr w:type="spellStart"/>
-            <w:r>
-              <w:rPr>
-                <w:bCs/>
-                <w:szCs w:val="20"/>
-                <w:lang w:val="en-US"/>
-              </w:rPr>
-              <w:t>visualizatsiya</w:t>
-            </w:r>
-            <w:proofErr w:type="spellEnd"/>
-            <w:r>
-              <w:rPr>
-                <w:bCs/>
-                <w:szCs w:val="20"/>
-                <w:lang w:val="en-US"/>
-              </w:rPr>
-              <w:t xml:space="preserve"> </w:t>
-            </w:r>
-            <w:proofErr w:type="spellStart"/>
-            <w:r>
-              <w:rPr>
-                <w:bCs/>
-                <w:szCs w:val="20"/>
-                <w:lang w:val="en-US"/>
-              </w:rPr>
-              <w:t>qilish</w:t>
-            </w:r>
-            <w:proofErr w:type="spellEnd"/>
+              <w:t>Matplotlib va Seaborn kutubxonalari yordamida ma’lumotlarni visualizatsiya qilish</w:t>
+            </w:r>
             <w:r>
               <w:rPr>
                 <w:bCs/>
@@ -21149,14 +17523,12 @@
             <w:pPr>
               <w:jc w:val="center"/>
             </w:pPr>
-            <w:proofErr w:type="spellStart"/>
             <w:r>
               <w:rPr>
                 <w:bCs/>
               </w:rPr>
               <w:t>Guruhli</w:t>
             </w:r>
-            <w:proofErr w:type="spellEnd"/>
           </w:p>
         </w:tc>
         <w:tc>
@@ -21239,72 +17611,8 @@
                 <w:szCs w:val="20"/>
                 <w:lang w:val="en-US"/>
               </w:rPr>
-              <w:t xml:space="preserve">Matplotlib </w:t>
-            </w:r>
-            <w:proofErr w:type="spellStart"/>
-            <w:r>
-              <w:rPr>
-                <w:bCs/>
-                <w:szCs w:val="20"/>
-                <w:lang w:val="en-US"/>
-              </w:rPr>
-              <w:t>va</w:t>
-            </w:r>
-            <w:proofErr w:type="spellEnd"/>
-            <w:r>
-              <w:rPr>
-                <w:bCs/>
-                <w:szCs w:val="20"/>
-                <w:lang w:val="en-US"/>
-              </w:rPr>
-              <w:t xml:space="preserve"> Seaborn </w:t>
-            </w:r>
-            <w:proofErr w:type="spellStart"/>
-            <w:r>
-              <w:rPr>
-                <w:bCs/>
-                <w:szCs w:val="20"/>
-                <w:lang w:val="en-US"/>
-              </w:rPr>
-              <w:t>kutubxonalari</w:t>
-            </w:r>
-            <w:proofErr w:type="spellEnd"/>
-            <w:r>
-              <w:rPr>
-                <w:bCs/>
-                <w:szCs w:val="20"/>
-                <w:lang w:val="en-US"/>
-              </w:rPr>
-              <w:t xml:space="preserve"> </w:t>
-            </w:r>
-            <w:proofErr w:type="spellStart"/>
-            <w:r>
-              <w:rPr>
-                <w:bCs/>
-                <w:szCs w:val="20"/>
-                <w:lang w:val="en-US"/>
-              </w:rPr>
-              <w:t>bilan</w:t>
-            </w:r>
-            <w:proofErr w:type="spellEnd"/>
-            <w:r>
-              <w:rPr>
-                <w:bCs/>
-                <w:szCs w:val="20"/>
-                <w:lang w:val="en-US"/>
-              </w:rPr>
-              <w:t xml:space="preserve"> </w:t>
-            </w:r>
-            <w:proofErr w:type="spellStart"/>
-            <w:r>
-              <w:rPr>
-                <w:bCs/>
-                <w:szCs w:val="20"/>
-                <w:lang w:val="en-US"/>
-              </w:rPr>
-              <w:t>ishlash</w:t>
-            </w:r>
-            <w:proofErr w:type="spellEnd"/>
+              <w:t>Matplotlib va Seaborn kutubxonalari bilan ishlash</w:t>
+            </w:r>
             <w:r>
               <w:rPr>
                 <w:bCs/>
@@ -21636,7 +17944,6 @@
             <w:pPr>
               <w:jc w:val="center"/>
             </w:pPr>
-            <w:proofErr w:type="spellStart"/>
             <w:r>
               <w:rPr>
                 <w:color w:val="000000"/>
@@ -21644,7 +17951,6 @@
               </w:rPr>
               <w:t>Ma’ruza</w:t>
             </w:r>
-            <w:proofErr w:type="spellEnd"/>
           </w:p>
         </w:tc>
         <w:tc>
@@ -21738,106 +18044,14 @@
               </w:rPr>
               <w:t xml:space="preserve">ulot. </w:t>
             </w:r>
-            <w:proofErr w:type="spellStart"/>
             <w:r>
               <w:rPr>
                 <w:bCs/>
                 <w:szCs w:val="20"/>
                 <w:lang w:val="en-US"/>
               </w:rPr>
-              <w:t>Mashinali</w:t>
-            </w:r>
-            <w:proofErr w:type="spellEnd"/>
-            <w:r>
-              <w:rPr>
-                <w:bCs/>
-                <w:szCs w:val="20"/>
-                <w:lang w:val="en-US"/>
-              </w:rPr>
-              <w:t xml:space="preserve"> </w:t>
-            </w:r>
-            <w:proofErr w:type="spellStart"/>
-            <w:r>
-              <w:rPr>
-                <w:bCs/>
-                <w:szCs w:val="20"/>
-                <w:lang w:val="en-US"/>
-              </w:rPr>
-              <w:t>o‘qitish</w:t>
-            </w:r>
-            <w:proofErr w:type="spellEnd"/>
-            <w:r>
-              <w:rPr>
-                <w:bCs/>
-                <w:szCs w:val="20"/>
-                <w:lang w:val="en-US"/>
-              </w:rPr>
-              <w:t xml:space="preserve"> </w:t>
-            </w:r>
-            <w:proofErr w:type="spellStart"/>
-            <w:r>
-              <w:rPr>
-                <w:bCs/>
-                <w:szCs w:val="20"/>
-                <w:lang w:val="en-US"/>
-              </w:rPr>
-              <w:t>algoritmlari</w:t>
-            </w:r>
-            <w:proofErr w:type="spellEnd"/>
-            <w:r>
-              <w:rPr>
-                <w:bCs/>
-                <w:szCs w:val="20"/>
-                <w:lang w:val="en-US"/>
-              </w:rPr>
-              <w:t xml:space="preserve"> </w:t>
-            </w:r>
-            <w:proofErr w:type="spellStart"/>
-            <w:r>
-              <w:rPr>
-                <w:bCs/>
-                <w:szCs w:val="20"/>
-                <w:lang w:val="en-US"/>
-              </w:rPr>
-              <w:t>haqida</w:t>
-            </w:r>
-            <w:proofErr w:type="spellEnd"/>
-            <w:r>
-              <w:rPr>
-                <w:bCs/>
-                <w:szCs w:val="20"/>
-                <w:lang w:val="en-US"/>
-              </w:rPr>
-              <w:t xml:space="preserve"> </w:t>
-            </w:r>
-            <w:proofErr w:type="spellStart"/>
-            <w:r>
-              <w:rPr>
-                <w:bCs/>
-                <w:szCs w:val="20"/>
-                <w:lang w:val="en-US"/>
-              </w:rPr>
-              <w:t>umumiy</w:t>
-            </w:r>
-            <w:proofErr w:type="spellEnd"/>
-            <w:r>
-              <w:rPr>
-                <w:bCs/>
-                <w:szCs w:val="20"/>
-                <w:lang w:val="en-US"/>
-              </w:rPr>
-              <w:t xml:space="preserve"> </w:t>
-            </w:r>
-            <w:proofErr w:type="spellStart"/>
-            <w:r>
-              <w:rPr>
-                <w:bCs/>
-                <w:szCs w:val="20"/>
-                <w:lang w:val="en-US"/>
-              </w:rPr>
-              <w:t>tushuncha</w:t>
-            </w:r>
-            <w:proofErr w:type="spellEnd"/>
+              <w:t>Mashinali o‘qitish algoritmlari haqida umumiy tushuncha</w:t>
+            </w:r>
             <w:r>
               <w:rPr>
                 <w:bCs/>
@@ -22043,7 +18257,6 @@
             <w:pPr>
               <w:jc w:val="center"/>
             </w:pPr>
-            <w:proofErr w:type="spellStart"/>
             <w:r>
               <w:rPr>
                 <w:color w:val="000000"/>
@@ -22051,7 +18264,6 @@
               </w:rPr>
               <w:t>Amaliy</w:t>
             </w:r>
-            <w:proofErr w:type="spellEnd"/>
           </w:p>
         </w:tc>
         <w:tc>
@@ -22143,106 +18355,14 @@
               </w:rPr>
               <w:t xml:space="preserve">ulot. </w:t>
             </w:r>
-            <w:proofErr w:type="spellStart"/>
             <w:r>
               <w:rPr>
                 <w:bCs/>
                 <w:szCs w:val="20"/>
                 <w:lang w:val="en-US"/>
               </w:rPr>
-              <w:t>Mashinali</w:t>
-            </w:r>
-            <w:proofErr w:type="spellEnd"/>
-            <w:r>
-              <w:rPr>
-                <w:bCs/>
-                <w:szCs w:val="20"/>
-                <w:lang w:val="en-US"/>
-              </w:rPr>
-              <w:t xml:space="preserve"> </w:t>
-            </w:r>
-            <w:proofErr w:type="spellStart"/>
-            <w:r>
-              <w:rPr>
-                <w:bCs/>
-                <w:szCs w:val="20"/>
-                <w:lang w:val="en-US"/>
-              </w:rPr>
-              <w:t>o‘qitish</w:t>
-            </w:r>
-            <w:proofErr w:type="spellEnd"/>
-            <w:r>
-              <w:rPr>
-                <w:bCs/>
-                <w:szCs w:val="20"/>
-                <w:lang w:val="en-US"/>
-              </w:rPr>
-              <w:t xml:space="preserve"> </w:t>
-            </w:r>
-            <w:proofErr w:type="spellStart"/>
-            <w:r>
-              <w:rPr>
-                <w:bCs/>
-                <w:szCs w:val="20"/>
-                <w:lang w:val="en-US"/>
-              </w:rPr>
-              <w:t>algoritmlarini</w:t>
-            </w:r>
-            <w:proofErr w:type="spellEnd"/>
-            <w:r>
-              <w:rPr>
-                <w:bCs/>
-                <w:szCs w:val="20"/>
-                <w:lang w:val="en-US"/>
-              </w:rPr>
-              <w:t xml:space="preserve"> </w:t>
-            </w:r>
-            <w:proofErr w:type="spellStart"/>
-            <w:r>
-              <w:rPr>
-                <w:bCs/>
-                <w:szCs w:val="20"/>
-                <w:lang w:val="en-US"/>
-              </w:rPr>
-              <w:t>amaliyotga</w:t>
-            </w:r>
-            <w:proofErr w:type="spellEnd"/>
-            <w:r>
-              <w:rPr>
-                <w:bCs/>
-                <w:szCs w:val="20"/>
-                <w:lang w:val="en-US"/>
-              </w:rPr>
-              <w:t xml:space="preserve"> </w:t>
-            </w:r>
-            <w:proofErr w:type="spellStart"/>
-            <w:r>
-              <w:rPr>
-                <w:bCs/>
-                <w:szCs w:val="20"/>
-                <w:lang w:val="en-US"/>
-              </w:rPr>
-              <w:t>tatbiq</w:t>
-            </w:r>
-            <w:proofErr w:type="spellEnd"/>
-            <w:r>
-              <w:rPr>
-                <w:bCs/>
-                <w:szCs w:val="20"/>
-                <w:lang w:val="en-US"/>
-              </w:rPr>
-              <w:t xml:space="preserve"> </w:t>
-            </w:r>
-            <w:proofErr w:type="spellStart"/>
-            <w:r>
-              <w:rPr>
-                <w:bCs/>
-                <w:szCs w:val="20"/>
-                <w:lang w:val="en-US"/>
-              </w:rPr>
-              <w:t>qilish</w:t>
-            </w:r>
-            <w:proofErr w:type="spellEnd"/>
+              <w:t>Mashinali o‘qitish algoritmlarini amaliyotga tatbiq qilish</w:t>
+            </w:r>
             <w:r>
               <w:rPr>
                 <w:bCs/>
@@ -22577,14 +18697,12 @@
             <w:pPr>
               <w:jc w:val="center"/>
             </w:pPr>
-            <w:proofErr w:type="spellStart"/>
             <w:r>
               <w:rPr>
                 <w:bCs/>
               </w:rPr>
               <w:t>Guruhli</w:t>
             </w:r>
-            <w:proofErr w:type="spellEnd"/>
           </w:p>
         </w:tc>
         <w:tc>
@@ -22675,92 +18793,21 @@
               </w:rPr>
               <w:t xml:space="preserve">ulot. </w:t>
             </w:r>
-            <w:proofErr w:type="spellStart"/>
             <w:r>
               <w:rPr>
                 <w:bCs/>
                 <w:szCs w:val="20"/>
                 <w:lang w:val="en-US"/>
               </w:rPr>
-              <w:t>Mashinali</w:t>
-            </w:r>
-            <w:proofErr w:type="spellEnd"/>
-            <w:r>
-              <w:rPr>
-                <w:bCs/>
-                <w:szCs w:val="20"/>
-                <w:lang w:val="en-US"/>
-              </w:rPr>
-              <w:t xml:space="preserve"> </w:t>
-            </w:r>
-            <w:proofErr w:type="spellStart"/>
-            <w:r>
-              <w:rPr>
-                <w:bCs/>
-                <w:szCs w:val="20"/>
-                <w:lang w:val="en-US"/>
-              </w:rPr>
-              <w:t>o‘qitish</w:t>
-            </w:r>
-            <w:proofErr w:type="spellEnd"/>
-            <w:r>
-              <w:rPr>
-                <w:bCs/>
-                <w:szCs w:val="20"/>
-                <w:lang w:val="en-US"/>
-              </w:rPr>
-              <w:t xml:space="preserve"> </w:t>
-            </w:r>
-            <w:proofErr w:type="spellStart"/>
-            <w:r>
-              <w:rPr>
-                <w:bCs/>
-                <w:szCs w:val="20"/>
-                <w:lang w:val="en-US"/>
-              </w:rPr>
-              <w:t>algoritmlarini</w:t>
-            </w:r>
-            <w:proofErr w:type="spellEnd"/>
-            <w:r>
-              <w:rPr>
-                <w:bCs/>
-                <w:szCs w:val="20"/>
-                <w:lang w:val="en-US"/>
-              </w:rPr>
-              <w:t xml:space="preserve"> </w:t>
-            </w:r>
-            <w:r>
-              <w:rPr>
-                <w:bCs/>
-                <w:lang w:val="en-US"/>
-              </w:rPr>
-              <w:t xml:space="preserve">real </w:t>
-            </w:r>
-            <w:proofErr w:type="spellStart"/>
-            <w:r>
-              <w:rPr>
-                <w:bCs/>
-                <w:lang w:val="en-US"/>
-              </w:rPr>
-              <w:t>datasetlarda</w:t>
-            </w:r>
-            <w:proofErr w:type="spellEnd"/>
-            <w:r>
-              <w:rPr>
-                <w:bCs/>
-                <w:lang w:val="en-US"/>
-              </w:rPr>
-              <w:t xml:space="preserve"> </w:t>
-            </w:r>
-            <w:proofErr w:type="spellStart"/>
-            <w:r>
-              <w:rPr>
-                <w:bCs/>
-                <w:lang w:val="en-US"/>
-              </w:rPr>
-              <w:t>qo‘llash</w:t>
-            </w:r>
-            <w:proofErr w:type="spellEnd"/>
+              <w:t xml:space="preserve">Mashinali o‘qitish algoritmlarini </w:t>
+            </w:r>
+            <w:r>
+              <w:rPr>
+                <w:bCs/>
+                <w:lang w:val="en-US"/>
+              </w:rPr>
+              <w:t>real datasetlarda qo‘llash</w:t>
+            </w:r>
             <w:r>
               <w:rPr>
                 <w:bCs/>
@@ -23092,7 +19139,6 @@
             <w:pPr>
               <w:jc w:val="center"/>
             </w:pPr>
-            <w:proofErr w:type="spellStart"/>
             <w:r>
               <w:rPr>
                 <w:color w:val="000000"/>
@@ -23100,7 +19146,6 @@
               </w:rPr>
               <w:t>Ma’ruza</w:t>
             </w:r>
-            <w:proofErr w:type="spellEnd"/>
           </w:p>
         </w:tc>
         <w:tc>
@@ -23204,106 +19249,14 @@
               </w:rPr>
               <w:t xml:space="preserve">ulot. </w:t>
             </w:r>
-            <w:proofErr w:type="spellStart"/>
             <w:r>
               <w:rPr>
                 <w:bCs/>
                 <w:szCs w:val="20"/>
                 <w:lang w:val="en-US"/>
               </w:rPr>
-              <w:t>Mashinali</w:t>
-            </w:r>
-            <w:proofErr w:type="spellEnd"/>
-            <w:r>
-              <w:rPr>
-                <w:bCs/>
-                <w:szCs w:val="20"/>
-                <w:lang w:val="en-US"/>
-              </w:rPr>
-              <w:t xml:space="preserve"> </w:t>
-            </w:r>
-            <w:proofErr w:type="spellStart"/>
-            <w:r>
-              <w:rPr>
-                <w:bCs/>
-                <w:szCs w:val="20"/>
-                <w:lang w:val="en-US"/>
-              </w:rPr>
-              <w:t>o‘qitishda</w:t>
-            </w:r>
-            <w:proofErr w:type="spellEnd"/>
-            <w:r>
-              <w:rPr>
-                <w:bCs/>
-                <w:szCs w:val="20"/>
-                <w:lang w:val="en-US"/>
-              </w:rPr>
-              <w:t xml:space="preserve"> </w:t>
-            </w:r>
-            <w:proofErr w:type="spellStart"/>
-            <w:r>
-              <w:rPr>
-                <w:bCs/>
-                <w:szCs w:val="20"/>
-                <w:lang w:val="en-US"/>
-              </w:rPr>
-              <w:t>Klassifikatsiya</w:t>
-            </w:r>
-            <w:proofErr w:type="spellEnd"/>
-            <w:r>
-              <w:rPr>
-                <w:bCs/>
-                <w:szCs w:val="20"/>
-                <w:lang w:val="en-US"/>
-              </w:rPr>
-              <w:t xml:space="preserve"> </w:t>
-            </w:r>
-            <w:proofErr w:type="spellStart"/>
-            <w:r>
-              <w:rPr>
-                <w:bCs/>
-                <w:szCs w:val="20"/>
-                <w:lang w:val="en-US"/>
-              </w:rPr>
-              <w:t>va</w:t>
-            </w:r>
-            <w:proofErr w:type="spellEnd"/>
-            <w:r>
-              <w:rPr>
-                <w:bCs/>
-                <w:szCs w:val="20"/>
-                <w:lang w:val="en-US"/>
-              </w:rPr>
-              <w:t xml:space="preserve"> </w:t>
-            </w:r>
-            <w:proofErr w:type="spellStart"/>
-            <w:r>
-              <w:rPr>
-                <w:bCs/>
-                <w:szCs w:val="20"/>
-                <w:lang w:val="en-US"/>
-              </w:rPr>
-              <w:t>regressiya</w:t>
-            </w:r>
-            <w:proofErr w:type="spellEnd"/>
-            <w:r>
-              <w:rPr>
-                <w:bCs/>
-                <w:szCs w:val="20"/>
-                <w:lang w:val="en-US"/>
-              </w:rPr>
-              <w:t xml:space="preserve"> </w:t>
-            </w:r>
-            <w:proofErr w:type="spellStart"/>
-            <w:r>
-              <w:rPr>
-                <w:bCs/>
-                <w:szCs w:val="20"/>
-                <w:lang w:val="en-US"/>
-              </w:rPr>
-              <w:t>tushunchalari</w:t>
-            </w:r>
-            <w:proofErr w:type="spellEnd"/>
+              <w:t>Mashinali o‘qitishda Klassifikatsiya va regressiya tushunchalari</w:t>
+            </w:r>
             <w:r>
               <w:rPr>
                 <w:bCs/>
@@ -23517,7 +19470,6 @@
             <w:pPr>
               <w:jc w:val="center"/>
             </w:pPr>
-            <w:proofErr w:type="spellStart"/>
             <w:r>
               <w:rPr>
                 <w:color w:val="000000"/>
@@ -23525,7 +19477,6 @@
               </w:rPr>
               <w:t>Amaliy</w:t>
             </w:r>
-            <w:proofErr w:type="spellEnd"/>
           </w:p>
         </w:tc>
         <w:tc>
@@ -23634,106 +19585,14 @@
               </w:rPr>
               <w:t xml:space="preserve">ulot. </w:t>
             </w:r>
-            <w:proofErr w:type="spellStart"/>
             <w:r>
               <w:rPr>
                 <w:bCs/>
                 <w:szCs w:val="20"/>
                 <w:lang w:val="en-US"/>
               </w:rPr>
-              <w:t>Mashinali</w:t>
-            </w:r>
-            <w:proofErr w:type="spellEnd"/>
-            <w:r>
-              <w:rPr>
-                <w:bCs/>
-                <w:szCs w:val="20"/>
-                <w:lang w:val="en-US"/>
-              </w:rPr>
-              <w:t xml:space="preserve"> </w:t>
-            </w:r>
-            <w:proofErr w:type="spellStart"/>
-            <w:r>
-              <w:rPr>
-                <w:bCs/>
-                <w:szCs w:val="20"/>
-                <w:lang w:val="en-US"/>
-              </w:rPr>
-              <w:t>o‘qitishda</w:t>
-            </w:r>
-            <w:proofErr w:type="spellEnd"/>
-            <w:r>
-              <w:rPr>
-                <w:bCs/>
-                <w:szCs w:val="20"/>
-                <w:lang w:val="en-US"/>
-              </w:rPr>
-              <w:t xml:space="preserve"> </w:t>
-            </w:r>
-            <w:proofErr w:type="spellStart"/>
-            <w:r>
-              <w:rPr>
-                <w:bCs/>
-                <w:szCs w:val="20"/>
-                <w:lang w:val="en-US"/>
-              </w:rPr>
-              <w:t>Klassifikatsiya</w:t>
-            </w:r>
-            <w:proofErr w:type="spellEnd"/>
-            <w:r>
-              <w:rPr>
-                <w:bCs/>
-                <w:szCs w:val="20"/>
-                <w:lang w:val="en-US"/>
-              </w:rPr>
-              <w:t xml:space="preserve"> </w:t>
-            </w:r>
-            <w:proofErr w:type="spellStart"/>
-            <w:r>
-              <w:rPr>
-                <w:bCs/>
-                <w:szCs w:val="20"/>
-                <w:lang w:val="en-US"/>
-              </w:rPr>
-              <w:t>va</w:t>
-            </w:r>
-            <w:proofErr w:type="spellEnd"/>
-            <w:r>
-              <w:rPr>
-                <w:bCs/>
-                <w:szCs w:val="20"/>
-                <w:lang w:val="en-US"/>
-              </w:rPr>
-              <w:t xml:space="preserve"> </w:t>
-            </w:r>
-            <w:proofErr w:type="spellStart"/>
-            <w:r>
-              <w:rPr>
-                <w:bCs/>
-                <w:szCs w:val="20"/>
-                <w:lang w:val="en-US"/>
-              </w:rPr>
-              <w:t>regressiyani</w:t>
-            </w:r>
-            <w:proofErr w:type="spellEnd"/>
-            <w:r>
-              <w:rPr>
-                <w:bCs/>
-                <w:szCs w:val="20"/>
-                <w:lang w:val="en-US"/>
-              </w:rPr>
-              <w:t xml:space="preserve"> </w:t>
-            </w:r>
-            <w:proofErr w:type="spellStart"/>
-            <w:r>
-              <w:rPr>
-                <w:bCs/>
-                <w:szCs w:val="20"/>
-                <w:lang w:val="en-US"/>
-              </w:rPr>
-              <w:t>qo‘llanilishi</w:t>
-            </w:r>
-            <w:proofErr w:type="spellEnd"/>
+              <w:t>Mashinali o‘qitishda Klassifikatsiya va regressiyani qo‘llanilishi</w:t>
+            </w:r>
             <w:r>
               <w:rPr>
                 <w:bCs/>
@@ -24067,14 +19926,12 @@
             <w:pPr>
               <w:jc w:val="center"/>
             </w:pPr>
-            <w:proofErr w:type="spellStart"/>
             <w:r>
               <w:rPr>
                 <w:bCs/>
               </w:rPr>
               <w:t>Guruhli</w:t>
             </w:r>
-            <w:proofErr w:type="spellEnd"/>
           </w:p>
         </w:tc>
         <w:tc>
@@ -24179,124 +20036,14 @@
               </w:rPr>
               <w:t xml:space="preserve">ulot. </w:t>
             </w:r>
-            <w:proofErr w:type="spellStart"/>
             <w:r>
               <w:rPr>
                 <w:bCs/>
                 <w:szCs w:val="20"/>
                 <w:lang w:val="en-US"/>
               </w:rPr>
-              <w:t>Mashinali</w:t>
-            </w:r>
-            <w:proofErr w:type="spellEnd"/>
-            <w:r>
-              <w:rPr>
-                <w:bCs/>
-                <w:szCs w:val="20"/>
-                <w:lang w:val="en-US"/>
-              </w:rPr>
-              <w:t xml:space="preserve"> </w:t>
-            </w:r>
-            <w:proofErr w:type="spellStart"/>
-            <w:r>
-              <w:rPr>
-                <w:bCs/>
-                <w:szCs w:val="20"/>
-                <w:lang w:val="en-US"/>
-              </w:rPr>
-              <w:t>o‘qitish</w:t>
-            </w:r>
-            <w:proofErr w:type="spellEnd"/>
-            <w:r>
-              <w:rPr>
-                <w:bCs/>
-                <w:szCs w:val="20"/>
-                <w:lang w:val="en-US"/>
-              </w:rPr>
-              <w:t xml:space="preserve"> </w:t>
-            </w:r>
-            <w:proofErr w:type="spellStart"/>
-            <w:r>
-              <w:rPr>
-                <w:bCs/>
-                <w:szCs w:val="20"/>
-                <w:lang w:val="en-US"/>
-              </w:rPr>
-              <w:t>modellarini</w:t>
-            </w:r>
-            <w:proofErr w:type="spellEnd"/>
-            <w:r>
-              <w:rPr>
-                <w:bCs/>
-                <w:szCs w:val="20"/>
-                <w:lang w:val="en-US"/>
-              </w:rPr>
-              <w:t xml:space="preserve"> </w:t>
-            </w:r>
-            <w:proofErr w:type="spellStart"/>
-            <w:r>
-              <w:rPr>
-                <w:bCs/>
-                <w:szCs w:val="20"/>
-                <w:lang w:val="en-US"/>
-              </w:rPr>
-              <w:t>baholash</w:t>
-            </w:r>
-            <w:proofErr w:type="spellEnd"/>
-            <w:r>
-              <w:rPr>
-                <w:bCs/>
-                <w:szCs w:val="20"/>
-                <w:lang w:val="en-US"/>
-              </w:rPr>
-              <w:t xml:space="preserve"> </w:t>
-            </w:r>
-            <w:proofErr w:type="spellStart"/>
-            <w:r>
-              <w:rPr>
-                <w:bCs/>
-                <w:szCs w:val="20"/>
-                <w:lang w:val="en-US"/>
-              </w:rPr>
-              <w:t>va</w:t>
-            </w:r>
-            <w:proofErr w:type="spellEnd"/>
-            <w:r>
-              <w:rPr>
-                <w:bCs/>
-                <w:szCs w:val="20"/>
-                <w:lang w:val="en-US"/>
-              </w:rPr>
-              <w:t xml:space="preserve"> </w:t>
-            </w:r>
-            <w:proofErr w:type="spellStart"/>
-            <w:r>
-              <w:rPr>
-                <w:bCs/>
-                <w:szCs w:val="20"/>
-                <w:lang w:val="en-US"/>
-              </w:rPr>
-              <w:t>natijalarni</w:t>
-            </w:r>
-            <w:proofErr w:type="spellEnd"/>
-            <w:r>
-              <w:rPr>
-                <w:bCs/>
-                <w:szCs w:val="20"/>
-                <w:lang w:val="en-US"/>
-              </w:rPr>
-              <w:t xml:space="preserve"> </w:t>
-            </w:r>
-            <w:proofErr w:type="spellStart"/>
-            <w:r>
-              <w:rPr>
-                <w:bCs/>
-                <w:szCs w:val="20"/>
-                <w:lang w:val="en-US"/>
-              </w:rPr>
-              <w:t>taqqoslash</w:t>
-            </w:r>
-            <w:proofErr w:type="spellEnd"/>
+              <w:t>Mashinali o‘qitish modellarini baholash va natijalarni taqqoslash</w:t>
+            </w:r>
           </w:p>
         </w:tc>
         <w:tc>
@@ -24623,7 +20370,6 @@
             <w:pPr>
               <w:jc w:val="center"/>
             </w:pPr>
-            <w:proofErr w:type="spellStart"/>
             <w:r>
               <w:rPr>
                 <w:color w:val="000000"/>
@@ -24631,7 +20377,6 @@
               </w:rPr>
               <w:t>Amaliy</w:t>
             </w:r>
-            <w:proofErr w:type="spellEnd"/>
           </w:p>
         </w:tc>
         <w:tc>
@@ -24740,106 +20485,14 @@
               </w:rPr>
               <w:t xml:space="preserve">ulot. </w:t>
             </w:r>
-            <w:proofErr w:type="spellStart"/>
             <w:r>
               <w:rPr>
                 <w:bCs/>
                 <w:szCs w:val="20"/>
                 <w:lang w:val="en-US"/>
               </w:rPr>
-              <w:t>Sun’iy</w:t>
-            </w:r>
-            <w:proofErr w:type="spellEnd"/>
-            <w:r>
-              <w:rPr>
-                <w:bCs/>
-                <w:szCs w:val="20"/>
-                <w:lang w:val="en-US"/>
-              </w:rPr>
-              <w:t xml:space="preserve"> </w:t>
-            </w:r>
-            <w:proofErr w:type="spellStart"/>
-            <w:r>
-              <w:rPr>
-                <w:bCs/>
-                <w:szCs w:val="20"/>
-                <w:lang w:val="en-US"/>
-              </w:rPr>
-              <w:t>neyron</w:t>
-            </w:r>
-            <w:proofErr w:type="spellEnd"/>
-            <w:r>
-              <w:rPr>
-                <w:bCs/>
-                <w:szCs w:val="20"/>
-                <w:lang w:val="en-US"/>
-              </w:rPr>
-              <w:t xml:space="preserve"> </w:t>
-            </w:r>
-            <w:proofErr w:type="spellStart"/>
-            <w:r>
-              <w:rPr>
-                <w:bCs/>
-                <w:szCs w:val="20"/>
-                <w:lang w:val="en-US"/>
-              </w:rPr>
-              <w:t>tarmoqlar</w:t>
-            </w:r>
-            <w:proofErr w:type="spellEnd"/>
-            <w:r>
-              <w:rPr>
-                <w:bCs/>
-                <w:szCs w:val="20"/>
-                <w:lang w:val="en-US"/>
-              </w:rPr>
-              <w:t xml:space="preserve"> </w:t>
-            </w:r>
-            <w:proofErr w:type="spellStart"/>
-            <w:r>
-              <w:rPr>
-                <w:bCs/>
-                <w:szCs w:val="20"/>
-                <w:lang w:val="en-US"/>
-              </w:rPr>
-              <w:t>haqida</w:t>
-            </w:r>
-            <w:proofErr w:type="spellEnd"/>
-            <w:r>
-              <w:rPr>
-                <w:bCs/>
-                <w:szCs w:val="20"/>
-                <w:lang w:val="en-US"/>
-              </w:rPr>
-              <w:t xml:space="preserve"> </w:t>
-            </w:r>
-            <w:proofErr w:type="spellStart"/>
-            <w:r>
-              <w:rPr>
-                <w:bCs/>
-                <w:szCs w:val="20"/>
-                <w:lang w:val="en-US"/>
-              </w:rPr>
-              <w:t>umumiy</w:t>
-            </w:r>
-            <w:proofErr w:type="spellEnd"/>
-            <w:r>
-              <w:rPr>
-                <w:bCs/>
-                <w:szCs w:val="20"/>
-                <w:lang w:val="en-US"/>
-              </w:rPr>
-              <w:t xml:space="preserve"> </w:t>
-            </w:r>
-            <w:proofErr w:type="spellStart"/>
-            <w:r>
-              <w:rPr>
-                <w:bCs/>
-                <w:szCs w:val="20"/>
-                <w:lang w:val="en-US"/>
-              </w:rPr>
-              <w:t>tushuncha</w:t>
-            </w:r>
-            <w:proofErr w:type="spellEnd"/>
+              <w:t>Sun’iy neyron tarmoqlar haqida umumiy tushuncha</w:t>
+            </w:r>
             <w:r>
               <w:rPr>
                 <w:bCs/>
@@ -25173,7 +20826,6 @@
             <w:pPr>
               <w:jc w:val="center"/>
             </w:pPr>
-            <w:proofErr w:type="spellStart"/>
             <w:r>
               <w:rPr>
                 <w:color w:val="000000"/>
@@ -25181,7 +20833,6 @@
               </w:rPr>
               <w:t>Guruhli</w:t>
             </w:r>
-            <w:proofErr w:type="spellEnd"/>
           </w:p>
         </w:tc>
         <w:tc>
@@ -25286,52 +20937,14 @@
               </w:rPr>
               <w:t xml:space="preserve">ulot. </w:t>
             </w:r>
-            <w:proofErr w:type="spellStart"/>
             <w:r>
               <w:rPr>
                 <w:bCs/>
                 <w:szCs w:val="20"/>
                 <w:lang w:val="en-US"/>
               </w:rPr>
-              <w:t>Scikit</w:t>
-            </w:r>
-            <w:proofErr w:type="spellEnd"/>
-            <w:r>
-              <w:rPr>
-                <w:bCs/>
-                <w:szCs w:val="20"/>
-                <w:lang w:val="en-US"/>
-              </w:rPr>
-              <w:t xml:space="preserve">-learn </w:t>
-            </w:r>
-            <w:proofErr w:type="spellStart"/>
-            <w:r>
-              <w:rPr>
-                <w:bCs/>
-                <w:szCs w:val="20"/>
-                <w:lang w:val="en-US"/>
-              </w:rPr>
-              <w:t>paketidan</w:t>
-            </w:r>
-            <w:proofErr w:type="spellEnd"/>
-            <w:r>
-              <w:rPr>
-                <w:bCs/>
-                <w:szCs w:val="20"/>
-                <w:lang w:val="en-US"/>
-              </w:rPr>
-              <w:t xml:space="preserve"> </w:t>
-            </w:r>
-            <w:proofErr w:type="spellStart"/>
-            <w:r>
-              <w:rPr>
-                <w:bCs/>
-                <w:szCs w:val="20"/>
-                <w:lang w:val="en-US"/>
-              </w:rPr>
-              <w:t>foydalanish</w:t>
-            </w:r>
-            <w:proofErr w:type="spellEnd"/>
+              <w:t>Scikit-learn paketidan foydalanish</w:t>
+            </w:r>
             <w:r>
               <w:rPr>
                 <w:bCs/>
@@ -25887,57 +21500,28 @@
               </w:rPr>
               <w:t xml:space="preserve">Axborot texnologiyalari va </w:t>
             </w:r>
-            <w:proofErr w:type="spellStart"/>
             <w:r>
               <w:rPr>
                 <w:bCs/>
                 <w:sz w:val="28"/>
                 <w:lang w:val="en-US"/>
               </w:rPr>
-              <w:t>sun’iy</w:t>
-            </w:r>
-            <w:proofErr w:type="spellEnd"/>
-            <w:r>
-              <w:rPr>
-                <w:bCs/>
+              <w:t>sun’iy intellekt</w:t>
+            </w:r>
+            <w:r>
+              <w:rPr>
                 <w:sz w:val="28"/>
-                <w:lang w:val="en-US"/>
-              </w:rPr>
-              <w:t xml:space="preserve"> </w:t>
-            </w:r>
-            <w:proofErr w:type="spellStart"/>
-            <w:r>
-              <w:rPr>
-                <w:bCs/>
+                <w:lang w:val="uz-Cyrl-UZ"/>
+              </w:rPr>
+              <w:t xml:space="preserve">” kafedrasi boshlig‘i, </w:t>
+            </w:r>
+            <w:r>
+              <w:rPr>
                 <w:sz w:val="28"/>
                 <w:lang w:val="en-US"/>
               </w:rPr>
-              <w:t>intellekt</w:t>
-            </w:r>
-            <w:proofErr w:type="spellEnd"/>
-            <w:r>
-              <w:rPr>
-                <w:sz w:val="28"/>
-                <w:lang w:val="uz-Cyrl-UZ"/>
-              </w:rPr>
-              <w:t xml:space="preserve">” kafedrasi boshlig‘i, </w:t>
-            </w:r>
-            <w:r>
-              <w:rPr>
-                <w:sz w:val="28"/>
-                <w:lang w:val="en-US"/>
-              </w:rPr>
-              <w:t xml:space="preserve">PhD, professor, </w:t>
-            </w:r>
-            <w:proofErr w:type="spellStart"/>
-            <w:r>
-              <w:rPr>
-                <w:sz w:val="28"/>
-                <w:lang w:val="en-US"/>
-              </w:rPr>
-              <w:t>kapitan</w:t>
-            </w:r>
-            <w:proofErr w:type="spellEnd"/>
+              <w:t>PhD, professor, kapitan</w:t>
+            </w:r>
           </w:p>
         </w:tc>
         <w:tc>
@@ -26118,112 +21702,42 @@
               </w:rPr>
               <w:t xml:space="preserve">Axborot texnologiyalari va </w:t>
             </w:r>
-            <w:proofErr w:type="spellStart"/>
             <w:r>
               <w:rPr>
                 <w:bCs/>
                 <w:sz w:val="28"/>
                 <w:lang w:val="en-US"/>
               </w:rPr>
-              <w:t>sun’iy</w:t>
-            </w:r>
-            <w:proofErr w:type="spellEnd"/>
-            <w:r>
-              <w:rPr>
-                <w:bCs/>
+              <w:t>sun’iy intellekt</w:t>
+            </w:r>
+            <w:r>
+              <w:rPr>
                 <w:sz w:val="28"/>
-                <w:lang w:val="en-US"/>
-              </w:rPr>
-              <w:t xml:space="preserve"> </w:t>
-            </w:r>
-            <w:proofErr w:type="spellStart"/>
-            <w:r>
-              <w:rPr>
-                <w:bCs/>
+                <w:lang w:val="uz-Cyrl-UZ"/>
+              </w:rPr>
+              <w:t xml:space="preserve">” kafedrasi </w:t>
+            </w:r>
+            <w:r>
+              <w:rPr>
                 <w:sz w:val="28"/>
                 <w:lang w:val="en-US"/>
               </w:rPr>
-              <w:t>intellekt</w:t>
-            </w:r>
-            <w:proofErr w:type="spellEnd"/>
+              <w:t xml:space="preserve">“Sun’iy intellekt” sikli </w:t>
+            </w:r>
             <w:r>
               <w:rPr>
                 <w:sz w:val="28"/>
                 <w:lang w:val="uz-Cyrl-UZ"/>
               </w:rPr>
-              <w:t xml:space="preserve">” kafedrasi </w:t>
+              <w:t xml:space="preserve">boshlig‘i, </w:t>
             </w:r>
             <w:r>
               <w:rPr>
                 <w:sz w:val="28"/>
                 <w:lang w:val="en-US"/>
               </w:rPr>
-              <w:t>“</w:t>
-            </w:r>
-            <w:proofErr w:type="spellStart"/>
-            <w:r>
-              <w:rPr>
-                <w:sz w:val="28"/>
-                <w:lang w:val="en-US"/>
-              </w:rPr>
-              <w:t>Sun’iy</w:t>
-            </w:r>
-            <w:proofErr w:type="spellEnd"/>
-            <w:r>
-              <w:rPr>
-                <w:sz w:val="28"/>
-                <w:lang w:val="en-US"/>
-              </w:rPr>
-              <w:t xml:space="preserve"> </w:t>
-            </w:r>
-            <w:proofErr w:type="spellStart"/>
-            <w:r>
-              <w:rPr>
-                <w:sz w:val="28"/>
-                <w:lang w:val="en-US"/>
-              </w:rPr>
-              <w:t>intellekt</w:t>
-            </w:r>
-            <w:proofErr w:type="spellEnd"/>
-            <w:r>
-              <w:rPr>
-                <w:sz w:val="28"/>
-                <w:lang w:val="en-US"/>
-              </w:rPr>
-              <w:t xml:space="preserve">” </w:t>
-            </w:r>
-            <w:proofErr w:type="spellStart"/>
-            <w:r>
-              <w:rPr>
-                <w:sz w:val="28"/>
-                <w:lang w:val="en-US"/>
-              </w:rPr>
-              <w:t>sikli</w:t>
-            </w:r>
-            <w:proofErr w:type="spellEnd"/>
-            <w:r>
-              <w:rPr>
-                <w:sz w:val="28"/>
-                <w:lang w:val="en-US"/>
-              </w:rPr>
-              <w:t xml:space="preserve"> </w:t>
-            </w:r>
-            <w:r>
-              <w:rPr>
-                <w:sz w:val="28"/>
-                <w:lang w:val="uz-Cyrl-UZ"/>
-              </w:rPr>
-              <w:t xml:space="preserve">boshlig‘i, </w:t>
-            </w:r>
-            <w:proofErr w:type="spellStart"/>
-            <w:r>
-              <w:rPr>
-                <w:sz w:val="28"/>
-                <w:lang w:val="en-US"/>
-              </w:rPr>
               <w:t>kapitan</w:t>
             </w:r>
-            <w:proofErr w:type="spellEnd"/>
           </w:p>
         </w:tc>
         <w:tc>
@@ -26341,7 +21855,7 @@
 </file>
 
 <file path=word/numbering.xml><?xml version="1.0" encoding="utf-8"?>
-<w:numbering xmlns:wpc="http://schemas.microsoft.com/office/word/2010/wordprocessingCanvas" xmlns:cx="http://schemas.microsoft.com/office/drawing/2014/chartex" xmlns:cx1="http://schemas.microsoft.com/office/drawing/2015/9/8/chartex" xmlns:cx2="http://schemas.microsoft.com/office/drawing/2015/10/21/chartex" xmlns:cx3="http://schemas.microsoft.com/office/drawing/2016/5/9/chartex" xmlns:cx4="http://schemas.microsoft.com/office/drawing/2016/5/10/chartex" xmlns:cx5="http://schemas.microsoft.com/office/drawing/2016/5/11/chartex" xmlns:cx6="http://schemas.microsoft.com/office/drawing/2016/5/12/chartex" xmlns:cx7="http://schemas.microsoft.com/office/drawing/2016/5/13/chartex" xmlns:cx8="http://schemas.microsoft.com/office/drawing/2016/5/14/chartex" xmlns:mc="http://schemas.openxmlformats.org/markup-compatibility/2006" xmlns:aink="http://schemas.microsoft.com/office/drawing/2016/ink" xmlns:am3d="http://schemas.microsoft.com/office/drawing/2017/model3d" xmlns:o="urn:schemas-microsoft-com:office:office" xmlns:r="http://schemas.openxmlformats.org/officeDocument/2006/relationships" xmlns:m="http://schemas.openxmlformats.org/officeDocument/2006/math" xmlns:v="urn:schemas-microsoft-com:vml" xmlns:wp14="http://schemas.microsoft.com/office/word/2010/wordprocessingDrawing" xmlns:wp="http://schemas.openxmlformats.org/drawingml/2006/wordprocessingDrawing" xmlns:w10="urn:schemas-microsoft-com:office:word" xmlns:w="http://schemas.openxmlformats.org/wordprocessingml/2006/main" xmlns:w14="http://schemas.microsoft.com/office/word/2010/wordml" xmlns:w15="http://schemas.microsoft.com/office/word/2012/wordml" xmlns:w16cid="http://schemas.microsoft.com/office/word/2016/wordml/cid" xmlns:w16se="http://schemas.microsoft.com/office/word/2015/wordml/symex" xmlns:wpg="http://schemas.microsoft.com/office/word/2010/wordprocessingGroup" xmlns:wpi="http://schemas.microsoft.com/office/word/2010/wordprocessingInk" xmlns:wne="http://schemas.microsoft.com/office/word/2006/wordml" xmlns:wps="http://schemas.microsoft.com/office/word/2010/wordprocessingShape" mc:Ignorable="w14 w15 w16se w16cid wp14">
+<w:numbering xmlns:wpc="http://schemas.microsoft.com/office/word/2010/wordprocessingCanvas" xmlns:cx="http://schemas.microsoft.com/office/drawing/2014/chartex" xmlns:cx1="http://schemas.microsoft.com/office/drawing/2015/9/8/chartex" xmlns:cx2="http://schemas.microsoft.com/office/drawing/2015/10/21/chartex" xmlns:cx3="http://schemas.microsoft.com/office/drawing/2016/5/9/chartex" xmlns:cx4="http://schemas.microsoft.com/office/drawing/2016/5/10/chartex" xmlns:cx5="http://schemas.microsoft.com/office/drawing/2016/5/11/chartex" xmlns:cx6="http://schemas.microsoft.com/office/drawing/2016/5/12/chartex" xmlns:cx7="http://schemas.microsoft.com/office/drawing/2016/5/13/chartex" xmlns:cx8="http://schemas.microsoft.com/office/drawing/2016/5/14/chartex" xmlns:mc="http://schemas.openxmlformats.org/markup-compatibility/2006" xmlns:aink="http://schemas.microsoft.com/office/drawing/2016/ink" xmlns:am3d="http://schemas.microsoft.com/office/drawing/2017/model3d" xmlns:o="urn:schemas-microsoft-com:office:office" xmlns:r="http://schemas.openxmlformats.org/officeDocument/2006/relationships" xmlns:m="http://schemas.openxmlformats.org/officeDocument/2006/math" xmlns:v="urn:schemas-microsoft-com:vml" xmlns:wp14="http://schemas.microsoft.com/office/word/2010/wordprocessingDrawing" xmlns:wp="http://schemas.openxmlformats.org/drawingml/2006/wordprocessingDrawing" xmlns:w10="urn:schemas-microsoft-com:office:word" xmlns:w="http://schemas.openxmlformats.org/wordprocessingml/2006/main" xmlns:w14="http://schemas.microsoft.com/office/word/2010/wordml" xmlns:w15="http://schemas.microsoft.com/office/word/2012/wordml" xmlns:w16cex="http://schemas.microsoft.com/office/word/2018/wordml/cex" xmlns:w16cid="http://schemas.microsoft.com/office/word/2016/wordml/cid" xmlns:w16="http://schemas.microsoft.com/office/word/2018/wordml" xmlns:w16se="http://schemas.microsoft.com/office/word/2015/wordml/symex" xmlns:wpg="http://schemas.microsoft.com/office/word/2010/wordprocessingGroup" xmlns:wpi="http://schemas.microsoft.com/office/word/2010/wordprocessingInk" xmlns:wne="http://schemas.microsoft.com/office/word/2006/wordml" xmlns:wps="http://schemas.microsoft.com/office/word/2010/wordprocessingShape" mc:Ignorable="w14 w15 w16se w16cid w16 w16cex wp14">
   <w:abstractNum w:abstractNumId="0" w15:restartNumberingAfterBreak="0">
     <w:nsid w:val="019E39A5"/>
     <w:multiLevelType w:val="hybridMultilevel"/>
@@ -29652,7 +25166,7 @@
 </file>
 
 <file path=word/styles.xml><?xml version="1.0" encoding="utf-8"?>
-<w:styles xmlns:mc="http://schemas.openxmlformats.org/markup-compatibility/2006" xmlns:r="http://schemas.openxmlformats.org/officeDocument/2006/relationships" xmlns:w="http://schemas.openxmlformats.org/wordprocessingml/2006/main" xmlns:w14="http://schemas.microsoft.com/office/word/2010/wordml" xmlns:w15="http://schemas.microsoft.com/office/word/2012/wordml" xmlns:w16cid="http://schemas.microsoft.com/office/word/2016/wordml/cid" xmlns:w16se="http://schemas.microsoft.com/office/word/2015/wordml/symex" mc:Ignorable="w14 w15 w16se w16cid">
+<w:styles xmlns:mc="http://schemas.openxmlformats.org/markup-compatibility/2006" xmlns:r="http://schemas.openxmlformats.org/officeDocument/2006/relationships" xmlns:w="http://schemas.openxmlformats.org/wordprocessingml/2006/main" xmlns:w14="http://schemas.microsoft.com/office/word/2010/wordml" xmlns:w15="http://schemas.microsoft.com/office/word/2012/wordml" xmlns:w16cex="http://schemas.microsoft.com/office/word/2018/wordml/cex" xmlns:w16cid="http://schemas.microsoft.com/office/word/2016/wordml/cid" xmlns:w16="http://schemas.microsoft.com/office/word/2018/wordml" xmlns:w16se="http://schemas.microsoft.com/office/word/2015/wordml/symex" mc:Ignorable="w14 w15 w16se w16cid w16 w16cex">
   <w:docDefaults>
     <w:rPrDefault>
       <w:rPr>
@@ -29668,7 +25182,7 @@
       </w:pPr>
     </w:pPrDefault>
   </w:docDefaults>
-  <w:latentStyles w:defLockedState="0" w:defUIPriority="99" w:defSemiHidden="0" w:defUnhideWhenUsed="0" w:defQFormat="0" w:count="377">
+  <w:latentStyles w:defLockedState="0" w:defUIPriority="99" w:defSemiHidden="0" w:defUnhideWhenUsed="0" w:defQFormat="0" w:count="376">
     <w:lsdException w:name="Normal" w:uiPriority="0" w:qFormat="1"/>
     <w:lsdException w:name="heading 1" w:uiPriority="9" w:qFormat="1"/>
     <w:lsdException w:name="heading 2" w:semiHidden="1" w:uiPriority="9" w:unhideWhenUsed="1" w:qFormat="1"/>
@@ -30045,7 +25559,6 @@
     <w:lsdException w:name="Hashtag" w:semiHidden="1" w:unhideWhenUsed="1"/>
     <w:lsdException w:name="Unresolved Mention" w:semiHidden="1" w:unhideWhenUsed="1"/>
     <w:lsdException w:name="Smart Link" w:semiHidden="1" w:unhideWhenUsed="1"/>
-    <w:lsdException w:name="Smart Link Error" w:semiHidden="1" w:unhideWhenUsed="1"/>
   </w:latentStyles>
   <w:style w:type="paragraph" w:default="1" w:styleId="a">
     <w:name w:val="Normal"/>
@@ -30492,7 +26005,7 @@
 </file>
 
 <file path=customXml/itemProps1.xml><?xml version="1.0" encoding="utf-8"?>
-<ds:datastoreItem xmlns:ds="http://schemas.openxmlformats.org/officeDocument/2006/customXml" ds:itemID="{37C275F2-224C-48B4-872F-F564B353402A}">
+<ds:datastoreItem xmlns:ds="http://schemas.openxmlformats.org/officeDocument/2006/customXml" ds:itemID="{14D29367-0EEA-469E-AB6E-9A911F3315D3}">
   <ds:schemaRefs>
     <ds:schemaRef ds:uri="http://schemas.openxmlformats.org/officeDocument/2006/bibliography"/>
   </ds:schemaRefs>
